--- a/KAZ Project Risk Analysis 313 (Updated Rev 1).docx
+++ b/KAZ Project Risk Analysis 313 (Updated Rev 1).docx
@@ -2,26 +2,91 @@
 <file path=word/document.xml><?xml version="1.0" encoding="utf-8"?>
 <w:document xmlns:wpc="http://schemas.microsoft.com/office/word/2010/wordprocessingCanvas" xmlns:mo="http://schemas.microsoft.com/office/mac/office/2008/main" xmlns:mc="http://schemas.openxmlformats.org/markup-compatibility/2006" xmlns:mv="urn:schemas-microsoft-com:mac:vml" xmlns:o="urn:schemas-microsoft-com:office:office" xmlns:r="http://schemas.openxmlformats.org/officeDocument/2006/relationships" xmlns:m="http://schemas.openxmlformats.org/officeDocument/2006/math" xmlns:v="urn:schemas-microsoft-com:vml" xmlns:wp14="http://schemas.microsoft.com/office/word/2010/wordprocessingDrawing" xmlns:wp="http://schemas.openxmlformats.org/drawingml/2006/wordprocessingDrawing" xmlns:w10="urn:schemas-microsoft-com:office:word" xmlns:w="http://schemas.openxmlformats.org/wordprocessingml/2006/main" xmlns:w14="http://schemas.microsoft.com/office/word/2010/wordml" xmlns:wpg="http://schemas.microsoft.com/office/word/2010/wordprocessingGroup" xmlns:wpi="http://schemas.microsoft.com/office/word/2010/wordprocessingInk" xmlns:wne="http://schemas.microsoft.com/office/word/2006/wordml" xmlns:wps="http://schemas.microsoft.com/office/word/2010/wordprocessingShape" mc:Ignorable="w14 wp14">
   <w:body>
-    <w:p>
-      <w:r>
-        <w:rPr>
-          <w:b/>
-          <w:i w:val="0"/>
-          <w:sz w:val="22"/>
-        </w:rPr>
-        <w:t>SE GT SU</w:t>
-      </w:r>
-    </w:p>
-    <w:p>
-      <w:r>
-        <w:rPr>
-          <w:b/>
-          <w:i w:val="0"/>
-          <w:sz w:val="28"/>
-        </w:rPr>
-        <w:t>Kaz Power Plant Upgrade Project Risk Analysis</w:t>
-      </w:r>
-    </w:p>
+    <w:tbl>
+      <w:tblPr>
+        <w:tblStyle w:val="TableGrid"/>
+        <w:tblW w:type="auto" w:w="0"/>
+        <w:tblLook w:firstColumn="1" w:firstRow="1" w:lastColumn="0" w:lastRow="0" w:noHBand="0" w:noVBand="1" w:val="04A0"/>
+      </w:tblPr>
+      <w:tblGrid>
+        <w:gridCol w:w="4320"/>
+        <w:gridCol w:w="4320"/>
+      </w:tblGrid>
+      <w:tr>
+        <w:tc>
+          <w:tcPr>
+            <w:tcW w:type="dxa" w:w="2551"/>
+          </w:tcPr>
+          <w:p>
+            <w:r>
+              <w:drawing>
+                <wp:inline xmlns:a="http://schemas.openxmlformats.org/drawingml/2006/main" xmlns:pic="http://schemas.openxmlformats.org/drawingml/2006/picture">
+                  <wp:extent cx="1152000" cy="515721"/>
+                  <wp:docPr id="1" name="Picture 1"/>
+                  <wp:cNvGraphicFramePr>
+                    <a:graphicFrameLocks noChangeAspect="1"/>
+                  </wp:cNvGraphicFramePr>
+                  <a:graphic>
+                    <a:graphicData uri="http://schemas.openxmlformats.org/drawingml/2006/picture">
+                      <pic:pic>
+                        <pic:nvPicPr>
+                          <pic:cNvPr id="0" name="se_logo.png"/>
+                          <pic:cNvPicPr/>
+                        </pic:nvPicPr>
+                        <pic:blipFill>
+                          <a:blip r:embed="rId10"/>
+                          <a:stretch>
+                            <a:fillRect/>
+                          </a:stretch>
+                        </pic:blipFill>
+                        <pic:spPr>
+                          <a:xfrm>
+                            <a:off x="0" y="0"/>
+                            <a:ext cx="1152000" cy="515721"/>
+                          </a:xfrm>
+                          <a:prstGeom prst="rect"/>
+                        </pic:spPr>
+                      </pic:pic>
+                    </a:graphicData>
+                  </a:graphic>
+                </wp:inline>
+              </w:drawing>
+            </w:r>
+          </w:p>
+        </w:tc>
+        <w:tc>
+          <w:tcPr>
+            <w:tcW w:type="dxa" w:w="7937"/>
+          </w:tcPr>
+          <w:p>
+            <w:pPr>
+              <w:jc w:val="center"/>
+            </w:pPr>
+            <w:r>
+              <w:rPr>
+                <w:b/>
+                <w:color w:val="682898"/>
+                <w:sz w:val="26"/>
+              </w:rPr>
+              <w:t>SE GT SU</w:t>
+            </w:r>
+          </w:p>
+          <w:p>
+            <w:pPr>
+              <w:jc w:val="center"/>
+            </w:pPr>
+            <w:r>
+              <w:rPr>
+                <w:b/>
+                <w:color w:val="682898"/>
+                <w:sz w:val="26"/>
+              </w:rPr>
+              <w:t>Kaz Power Plant Upgrade Project Risk Analysis</w:t>
+            </w:r>
+          </w:p>
+        </w:tc>
+      </w:tr>
+    </w:tbl>
     <w:p>
       <w:r>
         <w:rPr>
@@ -30,7 +95,7 @@
           <w:color w:val="C00000"/>
           <w:sz w:val="18"/>
         </w:rPr>
-        <w:t>Khor Al-Zubair Power Plant Upgrade / Extension Project (KAZPP) — Basrah, Iraq  |  Doc No: 1  |  Rev: 1  |  Date: 14.09.2026</w:t>
+        <w:t>Khor Al-Zubair Power Plant Upgrade / Extension Project (KAZPP) — Basrah, Iraq   |   Doc No: 1   |   Rev: 1   |   Date: 14.09.2026</w:t>
       </w:r>
     </w:p>
     <w:p>
@@ -53,19 +118,36 @@
         <w:t>Job-based hazard analysis and the work permit consist of 5 steps: Steps 1, 2, 3, 4 and 5.</w:t>
       </w:r>
     </w:p>
-    <w:p>
-      <w:pPr>
-        <w:spacing w:before="80"/>
-      </w:pPr>
-      <w:r>
-        <w:rPr>
-          <w:b/>
-          <w:i w:val="0"/>
-          <w:sz w:val="20"/>
-        </w:rPr>
-        <w:t>Step 1</w:t>
-      </w:r>
-    </w:p>
+    <w:tbl>
+      <w:tblPr>
+        <w:tblStyle w:val="TableGrid"/>
+        <w:tblW w:type="auto" w:w="0"/>
+        <w:tblLook w:firstColumn="1" w:firstRow="1" w:lastColumn="0" w:lastRow="0" w:noHBand="0" w:noVBand="1" w:val="04A0"/>
+      </w:tblPr>
+      <w:tblGrid>
+        <w:gridCol w:w="8640"/>
+      </w:tblGrid>
+      <w:tr>
+        <w:tc>
+          <w:tcPr>
+            <w:tcW w:type="dxa" w:w="8640"/>
+            <w:shd w:val="clear" w:fill="CCC0DA"/>
+          </w:tcPr>
+          <w:p>
+            <w:pPr>
+              <w:jc w:val="center"/>
+            </w:pPr>
+            <w:r>
+              <w:rPr>
+                <w:b/>
+                <w:sz w:val="22"/>
+              </w:rPr>
+              <w:t>Step 1</w:t>
+            </w:r>
+          </w:p>
+        </w:tc>
+      </w:tr>
+    </w:tbl>
     <w:p>
       <w:r>
         <w:rPr>
@@ -83,42 +165,188 @@
         <w:tblLook w:firstColumn="1" w:firstRow="1" w:lastColumn="0" w:lastRow="0" w:noHBand="0" w:noVBand="1" w:val="04A0"/>
       </w:tblPr>
       <w:tblGrid>
-        <w:gridCol w:w="6520"/>
-        <w:gridCol w:w="3969"/>
+        <w:gridCol w:w="6009"/>
+        <w:gridCol w:w="680"/>
+        <w:gridCol w:w="3798"/>
       </w:tblGrid>
       <w:tr>
         <w:tc>
           <w:tcPr>
-            <w:tcW w:type="dxa" w:w="4320"/>
-            <w:shd w:val="clear" w:fill="1F4E79"/>
-          </w:tcPr>
-          <w:p>
-            <w:pPr>
-              <w:jc w:val="center"/>
-            </w:pPr>
+            <w:tcW w:type="dxa" w:w="2880"/>
+          </w:tcPr>
+          <w:p>
+            <w:r>
+              <w:rPr>
+                <w:b/>
+                <w:sz w:val="18"/>
+              </w:rPr>
+              <w:t>Risk Groups</w:t>
+            </w:r>
+          </w:p>
+        </w:tc>
+        <w:tc>
+          <w:tcPr>
+            <w:tcW w:type="dxa" w:w="2880"/>
+            <w:vMerge w:val="restart"/>
+            <w:shd w:val="clear" w:fill="A264D1"/>
+            <w:shd w:val="clear" w:fill="A264D1"/>
+            <w:textDirection w:val="btLr"/>
+          </w:tcPr>
+          <w:p>
+            <w:pPr>
+              <w:jc w:val="center"/>
+            </w:pPr>
+            <w:r>
+              <w:t xml:space="preserve"> </w:t>
+            </w:r>
             <w:r>
               <w:rPr>
                 <w:b/>
                 <w:color w:val="FFFFFF"/>
                 <w:sz w:val="18"/>
               </w:rPr>
-              <w:t>Risk Groups</w:t>
-            </w:r>
-          </w:p>
-        </w:tc>
-        <w:tc>
-          <w:tcPr>
-            <w:tcW w:type="dxa" w:w="4320"/>
-            <w:shd w:val="clear" w:fill="1F4E79"/>
-          </w:tcPr>
-          <w:p>
-            <w:pPr>
-              <w:jc w:val="center"/>
-            </w:pPr>
+              <w:t>Relevant Work Permits</w:t>
+            </w:r>
+          </w:p>
+          <w:p>
+            <w:r>
+              <w:t xml:space="preserve"> </w:t>
+            </w:r>
+          </w:p>
+          <w:p>
+            <w:r>
+              <w:t xml:space="preserve"> </w:t>
+            </w:r>
+          </w:p>
+          <w:p>
+            <w:r>
+              <w:t xml:space="preserve"> </w:t>
+            </w:r>
+          </w:p>
+          <w:p>
+            <w:r>
+              <w:t xml:space="preserve"> </w:t>
+            </w:r>
+          </w:p>
+          <w:p>
+            <w:r>
+              <w:t xml:space="preserve"> </w:t>
+            </w:r>
+          </w:p>
+          <w:p>
+            <w:r>
+              <w:t xml:space="preserve"> </w:t>
+            </w:r>
+          </w:p>
+          <w:p>
+            <w:r>
+              <w:t xml:space="preserve"> </w:t>
+            </w:r>
+          </w:p>
+          <w:p>
+            <w:r>
+              <w:t xml:space="preserve"> </w:t>
+            </w:r>
+          </w:p>
+          <w:p>
+            <w:r>
+              <w:t xml:space="preserve"> </w:t>
+            </w:r>
+          </w:p>
+          <w:p>
+            <w:r>
+              <w:t xml:space="preserve"> </w:t>
+            </w:r>
+          </w:p>
+          <w:p>
+            <w:r>
+              <w:t xml:space="preserve"> </w:t>
+            </w:r>
+          </w:p>
+          <w:p>
+            <w:r>
+              <w:t xml:space="preserve"> </w:t>
+            </w:r>
+          </w:p>
+          <w:p>
+            <w:r>
+              <w:t xml:space="preserve"> </w:t>
+            </w:r>
+          </w:p>
+          <w:p>
+            <w:r>
+              <w:t xml:space="preserve"> </w:t>
+            </w:r>
+          </w:p>
+          <w:p>
+            <w:r>
+              <w:t xml:space="preserve"> </w:t>
+            </w:r>
+          </w:p>
+          <w:p>
+            <w:r>
+              <w:t xml:space="preserve"> </w:t>
+            </w:r>
+          </w:p>
+          <w:p>
+            <w:r>
+              <w:t xml:space="preserve"> </w:t>
+            </w:r>
+          </w:p>
+          <w:p>
+            <w:r>
+              <w:t xml:space="preserve"> </w:t>
+            </w:r>
+          </w:p>
+          <w:p>
+            <w:r>
+              <w:t xml:space="preserve"> </w:t>
+            </w:r>
+          </w:p>
+          <w:p>
+            <w:r>
+              <w:t xml:space="preserve"> </w:t>
+            </w:r>
+          </w:p>
+          <w:p>
+            <w:r>
+              <w:t xml:space="preserve"> </w:t>
+            </w:r>
+          </w:p>
+          <w:p>
+            <w:r>
+              <w:t xml:space="preserve"> </w:t>
+            </w:r>
+          </w:p>
+          <w:p>
+            <w:r>
+              <w:t xml:space="preserve"> </w:t>
+            </w:r>
+          </w:p>
+          <w:p>
+            <w:r>
+              <w:t xml:space="preserve"> </w:t>
+            </w:r>
+          </w:p>
+          <w:p>
+            <w:r>
+              <w:t xml:space="preserve"> </w:t>
+            </w:r>
+          </w:p>
+          <w:p>
+            <w:r>
+              <w:t xml:space="preserve"> </w:t>
+            </w:r>
+          </w:p>
+        </w:tc>
+        <w:tc>
+          <w:tcPr>
+            <w:tcW w:type="dxa" w:w="2880"/>
+          </w:tcPr>
+          <w:p>
             <w:r>
               <w:rPr>
                 <w:b/>
-                <w:color w:val="FFFFFF"/>
                 <w:sz w:val="18"/>
               </w:rPr>
               <w:t>Work permits related to the risk groups in Step 3</w:t>
@@ -129,7 +357,7 @@
       <w:tr>
         <w:tc>
           <w:tcPr>
-            <w:tcW w:type="dxa" w:w="4320"/>
+            <w:tcW w:type="dxa" w:w="2880"/>
           </w:tcPr>
           <w:p>
             <w:r>
@@ -142,7 +370,14 @@
         </w:tc>
         <w:tc>
           <w:tcPr>
-            <w:tcW w:type="dxa" w:w="4320"/>
+            <w:tcW w:type="dxa" w:w="2880"/>
+            <w:vMerge/>
+          </w:tcPr>
+          <w:p/>
+        </w:tc>
+        <w:tc>
+          <w:tcPr>
+            <w:tcW w:type="dxa" w:w="2880"/>
           </w:tcPr>
           <w:p>
             <w:r>
@@ -157,7 +392,7 @@
       <w:tr>
         <w:tc>
           <w:tcPr>
-            <w:tcW w:type="dxa" w:w="4320"/>
+            <w:tcW w:type="dxa" w:w="2880"/>
           </w:tcPr>
           <w:p>
             <w:r>
@@ -170,7 +405,14 @@
         </w:tc>
         <w:tc>
           <w:tcPr>
-            <w:tcW w:type="dxa" w:w="4320"/>
+            <w:tcW w:type="dxa" w:w="2880"/>
+            <w:vMerge/>
+          </w:tcPr>
+          <w:p/>
+        </w:tc>
+        <w:tc>
+          <w:tcPr>
+            <w:tcW w:type="dxa" w:w="2880"/>
           </w:tcPr>
           <w:p>
             <w:r>
@@ -185,7 +427,7 @@
       <w:tr>
         <w:tc>
           <w:tcPr>
-            <w:tcW w:type="dxa" w:w="4320"/>
+            <w:tcW w:type="dxa" w:w="2880"/>
           </w:tcPr>
           <w:p>
             <w:r>
@@ -198,7 +440,14 @@
         </w:tc>
         <w:tc>
           <w:tcPr>
-            <w:tcW w:type="dxa" w:w="4320"/>
+            <w:tcW w:type="dxa" w:w="2880"/>
+            <w:vMerge/>
+          </w:tcPr>
+          <w:p/>
+        </w:tc>
+        <w:tc>
+          <w:tcPr>
+            <w:tcW w:type="dxa" w:w="2880"/>
           </w:tcPr>
           <w:p>
             <w:r>
@@ -213,7 +462,7 @@
       <w:tr>
         <w:tc>
           <w:tcPr>
-            <w:tcW w:type="dxa" w:w="4320"/>
+            <w:tcW w:type="dxa" w:w="2880"/>
           </w:tcPr>
           <w:p>
             <w:r>
@@ -226,7 +475,14 @@
         </w:tc>
         <w:tc>
           <w:tcPr>
-            <w:tcW w:type="dxa" w:w="4320"/>
+            <w:tcW w:type="dxa" w:w="2880"/>
+            <w:vMerge/>
+          </w:tcPr>
+          <w:p/>
+        </w:tc>
+        <w:tc>
+          <w:tcPr>
+            <w:tcW w:type="dxa" w:w="2880"/>
           </w:tcPr>
           <w:p>
             <w:r>
@@ -241,7 +497,7 @@
       <w:tr>
         <w:tc>
           <w:tcPr>
-            <w:tcW w:type="dxa" w:w="4320"/>
+            <w:tcW w:type="dxa" w:w="2880"/>
           </w:tcPr>
           <w:p>
             <w:r>
@@ -254,7 +510,14 @@
         </w:tc>
         <w:tc>
           <w:tcPr>
-            <w:tcW w:type="dxa" w:w="4320"/>
+            <w:tcW w:type="dxa" w:w="2880"/>
+            <w:vMerge/>
+          </w:tcPr>
+          <w:p/>
+        </w:tc>
+        <w:tc>
+          <w:tcPr>
+            <w:tcW w:type="dxa" w:w="2880"/>
           </w:tcPr>
           <w:p>
             <w:r>
@@ -269,7 +532,7 @@
       <w:tr>
         <w:tc>
           <w:tcPr>
-            <w:tcW w:type="dxa" w:w="4320"/>
+            <w:tcW w:type="dxa" w:w="2880"/>
           </w:tcPr>
           <w:p>
             <w:r>
@@ -282,7 +545,14 @@
         </w:tc>
         <w:tc>
           <w:tcPr>
-            <w:tcW w:type="dxa" w:w="4320"/>
+            <w:tcW w:type="dxa" w:w="2880"/>
+            <w:vMerge/>
+          </w:tcPr>
+          <w:p/>
+        </w:tc>
+        <w:tc>
+          <w:tcPr>
+            <w:tcW w:type="dxa" w:w="2880"/>
           </w:tcPr>
           <w:p>
             <w:r>
@@ -297,7 +567,7 @@
       <w:tr>
         <w:tc>
           <w:tcPr>
-            <w:tcW w:type="dxa" w:w="4320"/>
+            <w:tcW w:type="dxa" w:w="2880"/>
           </w:tcPr>
           <w:p>
             <w:r>
@@ -310,7 +580,14 @@
         </w:tc>
         <w:tc>
           <w:tcPr>
-            <w:tcW w:type="dxa" w:w="4320"/>
+            <w:tcW w:type="dxa" w:w="2880"/>
+            <w:vMerge/>
+          </w:tcPr>
+          <w:p/>
+        </w:tc>
+        <w:tc>
+          <w:tcPr>
+            <w:tcW w:type="dxa" w:w="2880"/>
           </w:tcPr>
           <w:p>
             <w:r>
@@ -325,7 +602,7 @@
       <w:tr>
         <w:tc>
           <w:tcPr>
-            <w:tcW w:type="dxa" w:w="4320"/>
+            <w:tcW w:type="dxa" w:w="2880"/>
           </w:tcPr>
           <w:p>
             <w:r>
@@ -338,7 +615,14 @@
         </w:tc>
         <w:tc>
           <w:tcPr>
-            <w:tcW w:type="dxa" w:w="4320"/>
+            <w:tcW w:type="dxa" w:w="2880"/>
+            <w:vMerge/>
+          </w:tcPr>
+          <w:p/>
+        </w:tc>
+        <w:tc>
+          <w:tcPr>
+            <w:tcW w:type="dxa" w:w="2880"/>
           </w:tcPr>
           <w:p>
             <w:r>
@@ -353,7 +637,7 @@
       <w:tr>
         <w:tc>
           <w:tcPr>
-            <w:tcW w:type="dxa" w:w="4320"/>
+            <w:tcW w:type="dxa" w:w="2880"/>
           </w:tcPr>
           <w:p>
             <w:r>
@@ -366,7 +650,14 @@
         </w:tc>
         <w:tc>
           <w:tcPr>
-            <w:tcW w:type="dxa" w:w="4320"/>
+            <w:tcW w:type="dxa" w:w="2880"/>
+            <w:vMerge/>
+          </w:tcPr>
+          <w:p/>
+        </w:tc>
+        <w:tc>
+          <w:tcPr>
+            <w:tcW w:type="dxa" w:w="2880"/>
           </w:tcPr>
           <w:p>
             <w:r>
@@ -381,7 +672,7 @@
       <w:tr>
         <w:tc>
           <w:tcPr>
-            <w:tcW w:type="dxa" w:w="4320"/>
+            <w:tcW w:type="dxa" w:w="2880"/>
           </w:tcPr>
           <w:p>
             <w:r>
@@ -394,7 +685,14 @@
         </w:tc>
         <w:tc>
           <w:tcPr>
-            <w:tcW w:type="dxa" w:w="4320"/>
+            <w:tcW w:type="dxa" w:w="2880"/>
+            <w:vMerge/>
+          </w:tcPr>
+          <w:p/>
+        </w:tc>
+        <w:tc>
+          <w:tcPr>
+            <w:tcW w:type="dxa" w:w="2880"/>
           </w:tcPr>
           <w:p>
             <w:r>
@@ -409,7 +707,7 @@
       <w:tr>
         <w:tc>
           <w:tcPr>
-            <w:tcW w:type="dxa" w:w="4320"/>
+            <w:tcW w:type="dxa" w:w="2880"/>
           </w:tcPr>
           <w:p>
             <w:r>
@@ -422,7 +720,14 @@
         </w:tc>
         <w:tc>
           <w:tcPr>
-            <w:tcW w:type="dxa" w:w="4320"/>
+            <w:tcW w:type="dxa" w:w="2880"/>
+            <w:vMerge/>
+          </w:tcPr>
+          <w:p/>
+        </w:tc>
+        <w:tc>
+          <w:tcPr>
+            <w:tcW w:type="dxa" w:w="2880"/>
           </w:tcPr>
           <w:p>
             <w:r>
@@ -437,7 +742,7 @@
       <w:tr>
         <w:tc>
           <w:tcPr>
-            <w:tcW w:type="dxa" w:w="4320"/>
+            <w:tcW w:type="dxa" w:w="2880"/>
           </w:tcPr>
           <w:p>
             <w:r>
@@ -450,7 +755,14 @@
         </w:tc>
         <w:tc>
           <w:tcPr>
-            <w:tcW w:type="dxa" w:w="4320"/>
+            <w:tcW w:type="dxa" w:w="2880"/>
+            <w:vMerge/>
+          </w:tcPr>
+          <w:p/>
+        </w:tc>
+        <w:tc>
+          <w:tcPr>
+            <w:tcW w:type="dxa" w:w="2880"/>
           </w:tcPr>
           <w:p>
             <w:r>
@@ -465,7 +777,7 @@
       <w:tr>
         <w:tc>
           <w:tcPr>
-            <w:tcW w:type="dxa" w:w="4320"/>
+            <w:tcW w:type="dxa" w:w="2880"/>
           </w:tcPr>
           <w:p>
             <w:r>
@@ -478,7 +790,14 @@
         </w:tc>
         <w:tc>
           <w:tcPr>
-            <w:tcW w:type="dxa" w:w="4320"/>
+            <w:tcW w:type="dxa" w:w="2880"/>
+            <w:vMerge/>
+          </w:tcPr>
+          <w:p/>
+        </w:tc>
+        <w:tc>
+          <w:tcPr>
+            <w:tcW w:type="dxa" w:w="2880"/>
           </w:tcPr>
           <w:p>
             <w:r>
@@ -493,7 +812,7 @@
       <w:tr>
         <w:tc>
           <w:tcPr>
-            <w:tcW w:type="dxa" w:w="4320"/>
+            <w:tcW w:type="dxa" w:w="2880"/>
           </w:tcPr>
           <w:p>
             <w:r>
@@ -506,7 +825,14 @@
         </w:tc>
         <w:tc>
           <w:tcPr>
-            <w:tcW w:type="dxa" w:w="4320"/>
+            <w:tcW w:type="dxa" w:w="2880"/>
+            <w:vMerge/>
+          </w:tcPr>
+          <w:p/>
+        </w:tc>
+        <w:tc>
+          <w:tcPr>
+            <w:tcW w:type="dxa" w:w="2880"/>
           </w:tcPr>
           <w:p>
             <w:r>
@@ -521,7 +847,7 @@
       <w:tr>
         <w:tc>
           <w:tcPr>
-            <w:tcW w:type="dxa" w:w="4320"/>
+            <w:tcW w:type="dxa" w:w="2880"/>
           </w:tcPr>
           <w:p>
             <w:r>
@@ -534,7 +860,14 @@
         </w:tc>
         <w:tc>
           <w:tcPr>
-            <w:tcW w:type="dxa" w:w="4320"/>
+            <w:tcW w:type="dxa" w:w="2880"/>
+            <w:vMerge/>
+          </w:tcPr>
+          <w:p/>
+        </w:tc>
+        <w:tc>
+          <w:tcPr>
+            <w:tcW w:type="dxa" w:w="2880"/>
           </w:tcPr>
           <w:p>
             <w:r>
@@ -549,7 +882,7 @@
       <w:tr>
         <w:tc>
           <w:tcPr>
-            <w:tcW w:type="dxa" w:w="4320"/>
+            <w:tcW w:type="dxa" w:w="2880"/>
           </w:tcPr>
           <w:p>
             <w:r>
@@ -562,7 +895,14 @@
         </w:tc>
         <w:tc>
           <w:tcPr>
-            <w:tcW w:type="dxa" w:w="4320"/>
+            <w:tcW w:type="dxa" w:w="2880"/>
+            <w:vMerge/>
+          </w:tcPr>
+          <w:p/>
+        </w:tc>
+        <w:tc>
+          <w:tcPr>
+            <w:tcW w:type="dxa" w:w="2880"/>
           </w:tcPr>
           <w:p>
             <w:r>
@@ -577,7 +917,7 @@
       <w:tr>
         <w:tc>
           <w:tcPr>
-            <w:tcW w:type="dxa" w:w="4320"/>
+            <w:tcW w:type="dxa" w:w="2880"/>
           </w:tcPr>
           <w:p>
             <w:r>
@@ -590,7 +930,14 @@
         </w:tc>
         <w:tc>
           <w:tcPr>
-            <w:tcW w:type="dxa" w:w="4320"/>
+            <w:tcW w:type="dxa" w:w="2880"/>
+            <w:vMerge/>
+          </w:tcPr>
+          <w:p/>
+        </w:tc>
+        <w:tc>
+          <w:tcPr>
+            <w:tcW w:type="dxa" w:w="2880"/>
           </w:tcPr>
           <w:p>
             <w:r>
@@ -605,7 +952,7 @@
       <w:tr>
         <w:tc>
           <w:tcPr>
-            <w:tcW w:type="dxa" w:w="4320"/>
+            <w:tcW w:type="dxa" w:w="2880"/>
           </w:tcPr>
           <w:p>
             <w:r>
@@ -618,7 +965,14 @@
         </w:tc>
         <w:tc>
           <w:tcPr>
-            <w:tcW w:type="dxa" w:w="4320"/>
+            <w:tcW w:type="dxa" w:w="2880"/>
+            <w:vMerge/>
+          </w:tcPr>
+          <w:p/>
+        </w:tc>
+        <w:tc>
+          <w:tcPr>
+            <w:tcW w:type="dxa" w:w="2880"/>
           </w:tcPr>
           <w:p>
             <w:r>
@@ -633,7 +987,7 @@
       <w:tr>
         <w:tc>
           <w:tcPr>
-            <w:tcW w:type="dxa" w:w="4320"/>
+            <w:tcW w:type="dxa" w:w="2880"/>
           </w:tcPr>
           <w:p>
             <w:r>
@@ -646,7 +1000,14 @@
         </w:tc>
         <w:tc>
           <w:tcPr>
-            <w:tcW w:type="dxa" w:w="4320"/>
+            <w:tcW w:type="dxa" w:w="2880"/>
+            <w:vMerge/>
+          </w:tcPr>
+          <w:p/>
+        </w:tc>
+        <w:tc>
+          <w:tcPr>
+            <w:tcW w:type="dxa" w:w="2880"/>
           </w:tcPr>
           <w:p>
             <w:r>
@@ -661,7 +1022,7 @@
       <w:tr>
         <w:tc>
           <w:tcPr>
-            <w:tcW w:type="dxa" w:w="4320"/>
+            <w:tcW w:type="dxa" w:w="2880"/>
           </w:tcPr>
           <w:p>
             <w:r>
@@ -674,7 +1035,14 @@
         </w:tc>
         <w:tc>
           <w:tcPr>
-            <w:tcW w:type="dxa" w:w="4320"/>
+            <w:tcW w:type="dxa" w:w="2880"/>
+            <w:vMerge/>
+          </w:tcPr>
+          <w:p/>
+        </w:tc>
+        <w:tc>
+          <w:tcPr>
+            <w:tcW w:type="dxa" w:w="2880"/>
           </w:tcPr>
           <w:p>
             <w:r>
@@ -689,7 +1057,7 @@
       <w:tr>
         <w:tc>
           <w:tcPr>
-            <w:tcW w:type="dxa" w:w="4320"/>
+            <w:tcW w:type="dxa" w:w="2880"/>
           </w:tcPr>
           <w:p>
             <w:r>
@@ -702,7 +1070,14 @@
         </w:tc>
         <w:tc>
           <w:tcPr>
-            <w:tcW w:type="dxa" w:w="4320"/>
+            <w:tcW w:type="dxa" w:w="2880"/>
+            <w:vMerge/>
+          </w:tcPr>
+          <w:p/>
+        </w:tc>
+        <w:tc>
+          <w:tcPr>
+            <w:tcW w:type="dxa" w:w="2880"/>
           </w:tcPr>
           <w:p>
             <w:r>
@@ -717,7 +1092,7 @@
       <w:tr>
         <w:tc>
           <w:tcPr>
-            <w:tcW w:type="dxa" w:w="4320"/>
+            <w:tcW w:type="dxa" w:w="2880"/>
           </w:tcPr>
           <w:p>
             <w:r>
@@ -730,7 +1105,14 @@
         </w:tc>
         <w:tc>
           <w:tcPr>
-            <w:tcW w:type="dxa" w:w="4320"/>
+            <w:tcW w:type="dxa" w:w="2880"/>
+            <w:vMerge/>
+          </w:tcPr>
+          <w:p/>
+        </w:tc>
+        <w:tc>
+          <w:tcPr>
+            <w:tcW w:type="dxa" w:w="2880"/>
           </w:tcPr>
           <w:p>
             <w:r>
@@ -745,7 +1127,7 @@
       <w:tr>
         <w:tc>
           <w:tcPr>
-            <w:tcW w:type="dxa" w:w="4320"/>
+            <w:tcW w:type="dxa" w:w="2880"/>
           </w:tcPr>
           <w:p>
             <w:r>
@@ -758,7 +1140,14 @@
         </w:tc>
         <w:tc>
           <w:tcPr>
-            <w:tcW w:type="dxa" w:w="4320"/>
+            <w:tcW w:type="dxa" w:w="2880"/>
+            <w:vMerge/>
+          </w:tcPr>
+          <w:p/>
+        </w:tc>
+        <w:tc>
+          <w:tcPr>
+            <w:tcW w:type="dxa" w:w="2880"/>
           </w:tcPr>
           <w:p>
             <w:r>
@@ -773,7 +1162,7 @@
       <w:tr>
         <w:tc>
           <w:tcPr>
-            <w:tcW w:type="dxa" w:w="4320"/>
+            <w:tcW w:type="dxa" w:w="2880"/>
           </w:tcPr>
           <w:p>
             <w:r>
@@ -786,7 +1175,14 @@
         </w:tc>
         <w:tc>
           <w:tcPr>
-            <w:tcW w:type="dxa" w:w="4320"/>
+            <w:tcW w:type="dxa" w:w="2880"/>
+            <w:vMerge/>
+          </w:tcPr>
+          <w:p/>
+        </w:tc>
+        <w:tc>
+          <w:tcPr>
+            <w:tcW w:type="dxa" w:w="2880"/>
           </w:tcPr>
           <w:p>
             <w:r>
@@ -801,7 +1197,7 @@
       <w:tr>
         <w:tc>
           <w:tcPr>
-            <w:tcW w:type="dxa" w:w="4320"/>
+            <w:tcW w:type="dxa" w:w="2880"/>
           </w:tcPr>
           <w:p>
             <w:r>
@@ -814,7 +1210,14 @@
         </w:tc>
         <w:tc>
           <w:tcPr>
-            <w:tcW w:type="dxa" w:w="4320"/>
+            <w:tcW w:type="dxa" w:w="2880"/>
+            <w:vMerge/>
+          </w:tcPr>
+          <w:p/>
+        </w:tc>
+        <w:tc>
+          <w:tcPr>
+            <w:tcW w:type="dxa" w:w="2880"/>
           </w:tcPr>
           <w:p>
             <w:r>
@@ -829,7 +1232,7 @@
       <w:tr>
         <w:tc>
           <w:tcPr>
-            <w:tcW w:type="dxa" w:w="4320"/>
+            <w:tcW w:type="dxa" w:w="2880"/>
           </w:tcPr>
           <w:p>
             <w:r>
@@ -842,7 +1245,14 @@
         </w:tc>
         <w:tc>
           <w:tcPr>
-            <w:tcW w:type="dxa" w:w="4320"/>
+            <w:tcW w:type="dxa" w:w="2880"/>
+            <w:vMerge/>
+          </w:tcPr>
+          <w:p/>
+        </w:tc>
+        <w:tc>
+          <w:tcPr>
+            <w:tcW w:type="dxa" w:w="2880"/>
           </w:tcPr>
           <w:p>
             <w:r>
@@ -855,19 +1265,36 @@
         </w:tc>
       </w:tr>
     </w:tbl>
-    <w:p>
-      <w:pPr>
-        <w:spacing w:before="80"/>
-      </w:pPr>
-      <w:r>
-        <w:rPr>
-          <w:b/>
-          <w:i w:val="0"/>
-          <w:sz w:val="20"/>
-        </w:rPr>
-        <w:t>Step 2</w:t>
-      </w:r>
-    </w:p>
+    <w:tbl>
+      <w:tblPr>
+        <w:tblStyle w:val="TableGrid"/>
+        <w:tblW w:type="auto" w:w="0"/>
+        <w:tblLook w:firstColumn="1" w:firstRow="1" w:lastColumn="0" w:lastRow="0" w:noHBand="0" w:noVBand="1" w:val="04A0"/>
+      </w:tblPr>
+      <w:tblGrid>
+        <w:gridCol w:w="8640"/>
+      </w:tblGrid>
+      <w:tr>
+        <w:tc>
+          <w:tcPr>
+            <w:tcW w:type="dxa" w:w="8640"/>
+            <w:shd w:val="clear" w:fill="CCC0DA"/>
+          </w:tcPr>
+          <w:p>
+            <w:pPr>
+              <w:jc w:val="center"/>
+            </w:pPr>
+            <w:r>
+              <w:rPr>
+                <w:b/>
+                <w:sz w:val="22"/>
+              </w:rPr>
+              <w:t>Step 2</w:t>
+            </w:r>
+          </w:p>
+        </w:tc>
+      </w:tr>
+    </w:tbl>
     <w:p>
       <w:r>
         <w:rPr>
@@ -908,19 +1335,36 @@
         <w:t>Control measures for each written step must be evaluated, and the risk score should decrease in line with the measures taken/to be taken.</w:t>
       </w:r>
     </w:p>
-    <w:p>
-      <w:pPr>
-        <w:spacing w:before="80"/>
-      </w:pPr>
-      <w:r>
-        <w:rPr>
-          <w:b/>
-          <w:i w:val="0"/>
-          <w:sz w:val="20"/>
-        </w:rPr>
-        <w:t>Step 3</w:t>
-      </w:r>
-    </w:p>
+    <w:tbl>
+      <w:tblPr>
+        <w:tblStyle w:val="TableGrid"/>
+        <w:tblW w:type="auto" w:w="0"/>
+        <w:tblLook w:firstColumn="1" w:firstRow="1" w:lastColumn="0" w:lastRow="0" w:noHBand="0" w:noVBand="1" w:val="04A0"/>
+      </w:tblPr>
+      <w:tblGrid>
+        <w:gridCol w:w="8640"/>
+      </w:tblGrid>
+      <w:tr>
+        <w:tc>
+          <w:tcPr>
+            <w:tcW w:type="dxa" w:w="8640"/>
+            <w:shd w:val="clear" w:fill="CCC0DA"/>
+          </w:tcPr>
+          <w:p>
+            <w:pPr>
+              <w:jc w:val="center"/>
+            </w:pPr>
+            <w:r>
+              <w:rPr>
+                <w:b/>
+                <w:sz w:val="22"/>
+              </w:rPr>
+              <w:t>Step 3</w:t>
+            </w:r>
+          </w:p>
+        </w:tc>
+      </w:tr>
+    </w:tbl>
     <w:p>
       <w:r>
         <w:rPr>
@@ -941,19 +1385,36 @@
         <w:t>Under each PPE in Step 3, the related risk number from Step 2 is referenced to confirm.</w:t>
       </w:r>
     </w:p>
-    <w:p>
-      <w:pPr>
-        <w:spacing w:before="80"/>
-      </w:pPr>
-      <w:r>
-        <w:rPr>
-          <w:b/>
-          <w:i w:val="0"/>
-          <w:sz w:val="20"/>
-        </w:rPr>
-        <w:t>Step 4</w:t>
-      </w:r>
-    </w:p>
+    <w:tbl>
+      <w:tblPr>
+        <w:tblStyle w:val="TableGrid"/>
+        <w:tblW w:type="auto" w:w="0"/>
+        <w:tblLook w:firstColumn="1" w:firstRow="1" w:lastColumn="0" w:lastRow="0" w:noHBand="0" w:noVBand="1" w:val="04A0"/>
+      </w:tblPr>
+      <w:tblGrid>
+        <w:gridCol w:w="8640"/>
+      </w:tblGrid>
+      <w:tr>
+        <w:tc>
+          <w:tcPr>
+            <w:tcW w:type="dxa" w:w="8640"/>
+            <w:shd w:val="clear" w:fill="CCC0DA"/>
+          </w:tcPr>
+          <w:p>
+            <w:pPr>
+              <w:jc w:val="center"/>
+            </w:pPr>
+            <w:r>
+              <w:rPr>
+                <w:b/>
+                <w:sz w:val="22"/>
+              </w:rPr>
+              <w:t>Step 4</w:t>
+            </w:r>
+          </w:p>
+        </w:tc>
+      </w:tr>
+    </w:tbl>
     <w:p>
       <w:r>
         <w:rPr>
@@ -994,19 +1455,36 @@
         <w:t>If 'Not Suitable' is indicated, this hazard assessment must be redone. Work cannot start during this time.</w:t>
       </w:r>
     </w:p>
-    <w:p>
-      <w:pPr>
-        <w:spacing w:before="80"/>
-      </w:pPr>
-      <w:r>
-        <w:rPr>
-          <w:b/>
-          <w:i w:val="0"/>
-          <w:sz w:val="20"/>
-        </w:rPr>
-        <w:t>Step 5</w:t>
-      </w:r>
-    </w:p>
+    <w:tbl>
+      <w:tblPr>
+        <w:tblStyle w:val="TableGrid"/>
+        <w:tblW w:type="auto" w:w="0"/>
+        <w:tblLook w:firstColumn="1" w:firstRow="1" w:lastColumn="0" w:lastRow="0" w:noHBand="0" w:noVBand="1" w:val="04A0"/>
+      </w:tblPr>
+      <w:tblGrid>
+        <w:gridCol w:w="8640"/>
+      </w:tblGrid>
+      <w:tr>
+        <w:tc>
+          <w:tcPr>
+            <w:tcW w:type="dxa" w:w="8640"/>
+            <w:shd w:val="clear" w:fill="CCC0DA"/>
+          </w:tcPr>
+          <w:p>
+            <w:pPr>
+              <w:jc w:val="center"/>
+            </w:pPr>
+            <w:r>
+              <w:rPr>
+                <w:b/>
+                <w:sz w:val="22"/>
+              </w:rPr>
+              <w:t>Step 5</w:t>
+            </w:r>
+          </w:p>
+        </w:tc>
+      </w:tr>
+    </w:tbl>
     <w:p>
       <w:r>
         <w:rPr>
@@ -1027,16 +1505,36 @@
         <w:t>Employees acknowledge by writing their name, surname and signature in the spaces provided to confirm they accept the items in Steps 2 and 3.</w:t>
       </w:r>
     </w:p>
-    <w:p>
-      <w:r>
-        <w:rPr>
-          <w:b/>
-          <w:i w:val="0"/>
-          <w:sz w:val="18"/>
-        </w:rPr>
-        <w:t>Work starts after Step 5 is completed.</w:t>
-      </w:r>
-    </w:p>
+    <w:tbl>
+      <w:tblPr>
+        <w:tblStyle w:val="TableGrid"/>
+        <w:tblW w:type="auto" w:w="0"/>
+        <w:tblLook w:firstColumn="1" w:firstRow="1" w:lastColumn="0" w:lastRow="0" w:noHBand="0" w:noVBand="1" w:val="04A0"/>
+      </w:tblPr>
+      <w:tblGrid>
+        <w:gridCol w:w="8640"/>
+      </w:tblGrid>
+      <w:tr>
+        <w:tc>
+          <w:tcPr>
+            <w:tcW w:type="dxa" w:w="8640"/>
+            <w:shd w:val="clear" w:fill="65FD65"/>
+          </w:tcPr>
+          <w:p>
+            <w:pPr>
+              <w:jc w:val="center"/>
+            </w:pPr>
+            <w:r>
+              <w:rPr>
+                <w:b/>
+                <w:sz w:val="18"/>
+              </w:rPr>
+              <w:t>Work starts after Step 5 is completed.</w:t>
+            </w:r>
+          </w:p>
+        </w:tc>
+      </w:tr>
+    </w:tbl>
     <w:p>
       <w:pPr>
         <w:spacing w:before="120"/>
@@ -1048,7 +1546,7 @@
           <w:color w:val="C00000"/>
           <w:sz w:val="16"/>
         </w:rPr>
-        <w:t>REV 1 CHANGE SUMMARY (information update only — form design unchanged):</w:t>
+        <w:t>REV 1 CHANGE SUMMARY (information update only — form design, colors and layout preserved):</w:t>
       </w:r>
     </w:p>
     <w:p>
@@ -1078,7 +1576,7 @@
           <w:i w:val="0"/>
           <w:sz w:val="16"/>
         </w:rPr>
-        <w:t>• Matrix corrected: Severity level 4 defined (Major Injury / Permanent Disability); bands 1–7 Low / 8–12 Medium / 13–25 High; residual scores corrected (controls reduce likelihood; severity only where justified) — all 41 scored rows re-checked (R = L×S).</w:t>
+        <w:t>• Matrix corrected: Severity level 4 defined (Major Injury / Permanent Disability); bands 1–7 Low / 8–12 Medium / 13–25 High; residual scores corrected (controls reduce likelihood; severity only where justified) — all scored rows re-checked (R = L×S).</w:t>
       </w:r>
     </w:p>
     <w:p>
@@ -1099,6 +1597,16 @@
           <w:sz w:val="16"/>
         </w:rPr>
         <w:t>• Technical limits inserted: crane wind limit 9.5 m/s; manual lifting OSHA standard 23 kg (51 lb); Heat Stress Protocol activated for summer operations (Basra).</w:t>
+      </w:r>
+    </w:p>
+    <w:p>
+      <w:r>
+        <w:rPr>
+          <w:b w:val="0"/>
+          <w:i w:val="0"/>
+          <w:sz w:val="16"/>
+        </w:rPr>
+        <w:t>• MISSING RISKS MERGED INTO EXISTING ROWS (data only — no rows added/removed): Heat Stress &amp; Noise → row 6; ATEX hot work → row 11; Pressure vessels → row 15; Critical/Heavy lifting &amp; ATEX lifting → row 29; Falling objects &amp; hot work on supports → row 35; Live-plant interface → rows 40/42; Medical evacuation &amp; Security → row 41; Oil/chemical spill &amp; dust/fumes → row 43.</w:t>
       </w:r>
     </w:p>
     <w:p>
@@ -1131,14 +1639,58 @@
       <w:tr>
         <w:tc>
           <w:tcPr>
-            <w:tcW w:type="dxa" w:w="4320"/>
-            <w:gridSpan w:val="2"/>
-            <w:shd w:val="clear" w:fill="DCE6F1"/>
-          </w:tcPr>
-          <w:p>
-            <w:r>
-              <w:rPr>
-                <w:sz w:val="16"/>
+            <w:tcW w:type="dxa" w:w="2160"/>
+          </w:tcPr>
+          <w:p>
+            <w:r>
+              <w:drawing>
+                <wp:inline xmlns:a="http://schemas.openxmlformats.org/drawingml/2006/main" xmlns:pic="http://schemas.openxmlformats.org/drawingml/2006/picture">
+                  <wp:extent cx="936000" cy="419023"/>
+                  <wp:docPr id="2" name="Picture 2"/>
+                  <wp:cNvGraphicFramePr>
+                    <a:graphicFrameLocks noChangeAspect="1"/>
+                  </wp:cNvGraphicFramePr>
+                  <a:graphic>
+                    <a:graphicData uri="http://schemas.openxmlformats.org/drawingml/2006/picture">
+                      <pic:pic>
+                        <pic:nvPicPr>
+                          <pic:cNvPr id="0" name="se_logo.png"/>
+                          <pic:cNvPicPr/>
+                        </pic:nvPicPr>
+                        <pic:blipFill>
+                          <a:blip r:embed="rId10"/>
+                          <a:stretch>
+                            <a:fillRect/>
+                          </a:stretch>
+                        </pic:blipFill>
+                        <pic:spPr>
+                          <a:xfrm>
+                            <a:off x="0" y="0"/>
+                            <a:ext cx="936000" cy="419023"/>
+                          </a:xfrm>
+                          <a:prstGeom prst="rect"/>
+                        </pic:spPr>
+                      </pic:pic>
+                    </a:graphicData>
+                  </a:graphic>
+                </wp:inline>
+              </w:drawing>
+            </w:r>
+          </w:p>
+        </w:tc>
+        <w:tc>
+          <w:tcPr>
+            <w:tcW w:type="dxa" w:w="2160"/>
+          </w:tcPr>
+          <w:p>
+            <w:pPr>
+              <w:jc w:val="center"/>
+            </w:pPr>
+            <w:r>
+              <w:rPr>
+                <w:b/>
+                <w:color w:val="682898"/>
+                <w:sz w:val="24"/>
               </w:rPr>
               <w:t>Job Hazard Assessment (JHA)</w:t>
             </w:r>
@@ -1148,7 +1700,14 @@
           <w:tcPr>
             <w:tcW w:type="dxa" w:w="2160"/>
           </w:tcPr>
-          <w:p/>
+          <w:p>
+            <w:r>
+              <w:rPr>
+                <w:sz w:val="16"/>
+              </w:rPr>
+              <w:t>Document No: 1</w:t>
+            </w:r>
+          </w:p>
         </w:tc>
         <w:tc>
           <w:tcPr>
@@ -1159,7 +1718,7 @@
               <w:rPr>
                 <w:sz w:val="16"/>
               </w:rPr>
-              <w:t>Document No: 1    Date: 14.09.2026</w:t>
+              <w:t>Date: 14.09.2026</w:t>
             </w:r>
           </w:p>
         </w:tc>
@@ -1172,6 +1731,8 @@
           <w:p>
             <w:r>
               <w:rPr>
+                <w:b/>
+                <w:color w:val="682898"/>
                 <w:sz w:val="16"/>
               </w:rPr>
               <w:t>Subcontractor</w:t>
@@ -1198,6 +1759,8 @@
           <w:p>
             <w:r>
               <w:rPr>
+                <w:b/>
+                <w:color w:val="682898"/>
                 <w:sz w:val="16"/>
               </w:rPr>
               <w:t>Personnel Tot.:</w:t>
@@ -1222,11 +1785,12 @@
         <w:tc>
           <w:tcPr>
             <w:tcW w:type="dxa" w:w="2160"/>
-            <w:shd w:val="clear" w:fill="DCE6F1"/>
-          </w:tcPr>
-          <w:p>
-            <w:r>
-              <w:rPr>
+          </w:tcPr>
+          <w:p>
+            <w:r>
+              <w:rPr>
+                <w:b/>
+                <w:color w:val="682898"/>
                 <w:sz w:val="16"/>
               </w:rPr>
               <w:t>Activity :</w:t>
@@ -1246,22 +1810,6 @@
               <w:t>Kaz Power Plant Upgrade Project (KAZPP) — Construction, Installation, Test &amp; Commissioning of the Khor Al-Zubair Power Plant Upgrade/Extension (incl. hot work, natural gas system operations, critical lifting per Lifting Plan, pressure vessels, ATEX hazardous areas)</w:t>
             </w:r>
           </w:p>
-          <w:p>
-            <w:r>
-              <w:rPr>
-                <w:sz w:val="16"/>
-              </w:rPr>
-              <w:t>Used Vehicles :</w:t>
-            </w:r>
-          </w:p>
-          <w:p>
-            <w:r>
-              <w:rPr>
-                <w:sz w:val="16"/>
-              </w:rPr>
-              <w:t>Truck, Excavator</w:t>
-            </w:r>
-          </w:p>
         </w:tc>
       </w:tr>
       <w:tr>
@@ -1272,6 +1820,8 @@
           <w:p>
             <w:r>
               <w:rPr>
+                <w:b/>
+                <w:color w:val="682898"/>
                 <w:sz w:val="16"/>
               </w:rPr>
               <w:t>Location :</w:t>
@@ -1298,6 +1848,8 @@
           <w:p>
             <w:r>
               <w:rPr>
+                <w:b/>
+                <w:color w:val="682898"/>
                 <w:sz w:val="16"/>
               </w:rPr>
               <w:t>Work Area :</w:t>
@@ -1322,11 +1874,12 @@
         <w:tc>
           <w:tcPr>
             <w:tcW w:type="dxa" w:w="2160"/>
-            <w:shd w:val="clear" w:fill="DCE6F1"/>
-          </w:tcPr>
-          <w:p>
-            <w:r>
-              <w:rPr>
+          </w:tcPr>
+          <w:p>
+            <w:r>
+              <w:rPr>
+                <w:b/>
+                <w:color w:val="682898"/>
                 <w:sz w:val="16"/>
               </w:rPr>
               <w:t>Team Member</w:t>
@@ -1346,22 +1899,6 @@
               <w:t>AL-MIAL Company field team (60+ personnel — sign-off in Step 5). Key SE site personnel: Site Manager — Raed Al-Nidawi; EHS Manager — Ahmed Mansour.</w:t>
             </w:r>
           </w:p>
-          <w:p>
-            <w:r>
-              <w:rPr>
-                <w:sz w:val="16"/>
-              </w:rPr>
-              <w:t>Used Equipments :</w:t>
-            </w:r>
-          </w:p>
-          <w:p>
-            <w:r>
-              <w:rPr>
-                <w:sz w:val="16"/>
-              </w:rPr>
-              <w:t>Hand Tools, Power Tools, Lifting Equipments, Test Equipments, Manlift, Crane</w:t>
-            </w:r>
-          </w:p>
         </w:tc>
       </w:tr>
       <w:tr>
@@ -1369,7 +1906,6 @@
           <w:tcPr>
             <w:tcW w:type="dxa" w:w="8640"/>
             <w:gridSpan w:val="4"/>
-            <w:shd w:val="clear" w:fill="DCE6F1"/>
           </w:tcPr>
           <w:p>
             <w:r>
@@ -1377,27 +1913,6 @@
                 <w:sz w:val="16"/>
               </w:rPr>
               <w:t>NOTE: If after risk evaluation and with all the necessary controls in place; the risk rating (R) is HIGH (13–25), the EHS department are to be contacted for guidance on the task/process. Work permits are issued exclusively by SIEMENS ENERGY (sole PTW authority).</w:t>
-            </w:r>
-          </w:p>
-          <w:p>
-            <w:r>
-              <w:rPr>
-                <w:sz w:val="16"/>
-              </w:rPr>
-            </w:r>
-          </w:p>
-          <w:p>
-            <w:r>
-              <w:rPr>
-                <w:sz w:val="16"/>
-              </w:rPr>
-            </w:r>
-          </w:p>
-          <w:p>
-            <w:r>
-              <w:rPr>
-                <w:sz w:val="16"/>
-              </w:rPr>
             </w:r>
           </w:p>
         </w:tc>
@@ -1407,35 +1922,14 @@
           <w:tcPr>
             <w:tcW w:type="dxa" w:w="8640"/>
             <w:gridSpan w:val="4"/>
-            <w:shd w:val="clear" w:fill="DCE6F1"/>
-          </w:tcPr>
-          <w:p>
-            <w:r>
-              <w:rPr>
+          </w:tcPr>
+          <w:p>
+            <w:r>
+              <w:rPr>
+                <w:b/>
                 <w:sz w:val="16"/>
               </w:rPr>
               <w:t>EMERGENCY — Unified Emergency Hotline: 911  |  Site First Aider: Haider +964 770 731 3604  |  Nearest Hospital: Al-Zubair General Hospital (~45 min)</w:t>
-            </w:r>
-          </w:p>
-          <w:p>
-            <w:r>
-              <w:rPr>
-                <w:sz w:val="16"/>
-              </w:rPr>
-            </w:r>
-          </w:p>
-          <w:p>
-            <w:r>
-              <w:rPr>
-                <w:sz w:val="16"/>
-              </w:rPr>
-            </w:r>
-          </w:p>
-          <w:p>
-            <w:r>
-              <w:rPr>
-                <w:sz w:val="16"/>
-              </w:rPr>
             </w:r>
           </w:p>
         </w:tc>
@@ -1448,6 +1942,8 @@
           <w:p>
             <w:r>
               <w:rPr>
+                <w:b/>
+                <w:color w:val="682898"/>
                 <w:sz w:val="16"/>
               </w:rPr>
               <w:t>POLICE</w:t>
@@ -1474,6 +1970,8 @@
           <w:p>
             <w:r>
               <w:rPr>
+                <w:b/>
+                <w:color w:val="682898"/>
                 <w:sz w:val="16"/>
               </w:rPr>
               <w:t>FIRE STATION (Civil Defense) / AMBULANCE</w:t>
@@ -1492,30 +1990,1189 @@
               <w:t>115 / 122</w:t>
             </w:r>
           </w:p>
+        </w:tc>
+      </w:tr>
+    </w:tbl>
+    <w:tbl>
+      <w:tblPr>
+        <w:tblStyle w:val="TableGrid"/>
+        <w:tblW w:type="auto" w:w="0"/>
+        <w:tblLook w:firstColumn="1" w:firstRow="1" w:lastColumn="0" w:lastRow="0" w:noHBand="0" w:noVBand="1" w:val="04A0"/>
+      </w:tblPr>
+      <w:tblGrid>
+        <w:gridCol w:w="4320"/>
+        <w:gridCol w:w="4320"/>
+      </w:tblGrid>
+      <w:tr>
+        <w:tc>
+          <w:tcPr>
+            <w:tcW w:type="dxa" w:w="1361"/>
+            <w:shd w:val="clear" w:fill="A264D1"/>
+          </w:tcPr>
+          <w:p>
+            <w:pPr>
+              <w:jc w:val="center"/>
+            </w:pPr>
+            <w:r>
+              <w:rPr>
+                <w:b/>
+                <w:color w:val="FFFFFF"/>
+                <w:sz w:val="18"/>
+              </w:rPr>
+              <w:t>STEP 1 / ADIM 1</w:t>
+            </w:r>
+          </w:p>
+        </w:tc>
+        <w:tc>
+          <w:tcPr>
+            <w:tcW w:type="dxa" w:w="9184"/>
+            <w:shd w:val="clear" w:fill="CCC0DA"/>
+          </w:tcPr>
+          <w:p>
+            <w:pPr>
+              <w:jc w:val="center"/>
+            </w:pPr>
+            <w:r>
+              <w:rPr>
+                <w:b/>
+                <w:sz w:val="20"/>
+              </w:rPr>
+              <w:t>HAZARD / POTENTIAL RISK GUIDE (verified ticks)</w:t>
+            </w:r>
+          </w:p>
+        </w:tc>
+      </w:tr>
+    </w:tbl>
+    <w:tbl>
+      <w:tblPr>
+        <w:tblStyle w:val="TableGrid"/>
+        <w:tblW w:type="auto" w:w="0"/>
+        <w:tblLook w:firstColumn="1" w:firstRow="1" w:lastColumn="0" w:lastRow="0" w:noHBand="0" w:noVBand="1" w:val="04A0"/>
+      </w:tblPr>
+      <w:tblGrid>
+        <w:gridCol w:w="1728"/>
+        <w:gridCol w:w="1728"/>
+        <w:gridCol w:w="1728"/>
+        <w:gridCol w:w="1728"/>
+        <w:gridCol w:w="1728"/>
+      </w:tblGrid>
+      <w:tr>
+        <w:tc>
+          <w:tcPr>
+            <w:tcW w:type="dxa" w:w="680"/>
+            <w:vMerge w:val="restart"/>
+            <w:shd w:val="clear" w:fill="A264D1"/>
+            <w:shd w:val="clear" w:fill="A264D1"/>
+            <w:textDirection w:val="btLr"/>
+          </w:tcPr>
+          <w:p>
+            <w:pPr>
+              <w:jc w:val="center"/>
+            </w:pPr>
+            <w:r>
+              <w:t xml:space="preserve"> </w:t>
+            </w:r>
+            <w:r>
+              <w:rPr>
+                <w:b/>
+                <w:color w:val="FFFFFF"/>
+                <w:sz w:val="18"/>
+              </w:rPr>
+              <w:t>HAZARD / POTENTIAL RISK GUIDE</w:t>
+            </w:r>
+          </w:p>
+          <w:p>
+            <w:r>
+              <w:t xml:space="preserve"> </w:t>
+            </w:r>
+          </w:p>
+          <w:p>
+            <w:r>
+              <w:t xml:space="preserve"> </w:t>
+            </w:r>
+          </w:p>
+          <w:p>
+            <w:r>
+              <w:t xml:space="preserve"> </w:t>
+            </w:r>
+          </w:p>
+          <w:p>
+            <w:r>
+              <w:t xml:space="preserve"> </w:t>
+            </w:r>
+          </w:p>
+          <w:p>
+            <w:r>
+              <w:t xml:space="preserve"> </w:t>
+            </w:r>
+          </w:p>
+          <w:p>
+            <w:r>
+              <w:t xml:space="preserve"> </w:t>
+            </w:r>
+          </w:p>
+          <w:p>
+            <w:r>
+              <w:t xml:space="preserve"> </w:t>
+            </w:r>
+          </w:p>
+          <w:p>
+            <w:r>
+              <w:t xml:space="preserve"> </w:t>
+            </w:r>
+          </w:p>
+          <w:p>
+            <w:r>
+              <w:t xml:space="preserve"> </w:t>
+            </w:r>
+          </w:p>
+          <w:p>
+            <w:r>
+              <w:t xml:space="preserve"> </w:t>
+            </w:r>
+          </w:p>
+          <w:p>
+            <w:r>
+              <w:t xml:space="preserve"> </w:t>
+            </w:r>
+          </w:p>
+          <w:p>
+            <w:r>
+              <w:t xml:space="preserve"> </w:t>
+            </w:r>
+          </w:p>
+          <w:p>
+            <w:r>
+              <w:t xml:space="preserve"> </w:t>
+            </w:r>
+          </w:p>
+          <w:p>
+            <w:r>
+              <w:t xml:space="preserve"> </w:t>
+            </w:r>
+          </w:p>
+        </w:tc>
+        <w:tc>
+          <w:tcPr>
+            <w:tcW w:type="dxa" w:w="3685"/>
+          </w:tcPr>
+          <w:p>
+            <w:pPr>
+              <w:jc w:val="center"/>
+            </w:pPr>
+            <w:r>
+              <w:rPr>
+                <w:b/>
+                <w:sz w:val="16"/>
+              </w:rPr>
+              <w:t>Hazard / Risk</w:t>
+            </w:r>
+            <w:r/>
+          </w:p>
+        </w:tc>
+        <w:tc>
+          <w:tcPr>
+            <w:tcW w:type="dxa" w:w="794"/>
+            <w:shd w:val="clear" w:fill="CCC0DA"/>
+          </w:tcPr>
+          <w:p>
+            <w:pPr>
+              <w:jc w:val="center"/>
+            </w:pPr>
+            <w:r>
+              <w:rPr>
+                <w:b/>
+                <w:sz w:val="16"/>
+              </w:rPr>
+              <w:t>✓</w:t>
+            </w:r>
+          </w:p>
+        </w:tc>
+        <w:tc>
+          <w:tcPr>
+            <w:tcW w:type="dxa" w:w="3685"/>
+          </w:tcPr>
+          <w:p>
+            <w:pPr>
+              <w:jc w:val="center"/>
+            </w:pPr>
+            <w:r>
+              <w:rPr>
+                <w:b/>
+                <w:sz w:val="16"/>
+              </w:rPr>
+              <w:t>Hazard / Risk</w:t>
+            </w:r>
+            <w:r/>
+          </w:p>
+        </w:tc>
+        <w:tc>
+          <w:tcPr>
+            <w:tcW w:type="dxa" w:w="794"/>
+            <w:shd w:val="clear" w:fill="CCC0DA"/>
+          </w:tcPr>
+          <w:p>
+            <w:pPr>
+              <w:jc w:val="center"/>
+            </w:pPr>
+            <w:r>
+              <w:rPr>
+                <w:b/>
+                <w:sz w:val="16"/>
+              </w:rPr>
+              <w:t>✓</w:t>
+            </w:r>
+          </w:p>
+        </w:tc>
+      </w:tr>
+      <w:tr>
+        <w:tc>
+          <w:tcPr>
+            <w:tcW w:type="dxa" w:w="1728"/>
+            <w:vMerge/>
+          </w:tcPr>
+          <w:p/>
+        </w:tc>
+        <w:tc>
+          <w:tcPr>
+            <w:tcW w:type="dxa" w:w="3685"/>
+          </w:tcPr>
+          <w:p>
+            <w:r>
+              <w:rPr>
+                <w:sz w:val="15"/>
+              </w:rPr>
+              <w:t>Contact with electric shock or arc electric / Elektrik çarpması veya elektrik arkına maruziyet</w:t>
+            </w:r>
+          </w:p>
+        </w:tc>
+        <w:tc>
+          <w:tcPr>
+            <w:tcW w:type="dxa" w:w="794"/>
+            <w:shd w:val="clear" w:fill="CCC0DA"/>
+          </w:tcPr>
+          <w:p>
+            <w:pPr>
+              <w:jc w:val="center"/>
+            </w:pPr>
+            <w:r>
+              <w:rPr>
+                <w:sz w:val="16"/>
+              </w:rPr>
+              <w:t>x</w:t>
+            </w:r>
+          </w:p>
+        </w:tc>
+        <w:tc>
+          <w:tcPr>
+            <w:tcW w:type="dxa" w:w="3685"/>
+          </w:tcPr>
+          <w:p>
+            <w:r>
+              <w:rPr>
+                <w:sz w:val="15"/>
+              </w:rPr>
+              <w:t>The use of electrical panel and electrical cable / Seyyar elektrik panosu ve elektrik uzatması kullanımı</w:t>
+            </w:r>
+          </w:p>
+        </w:tc>
+        <w:tc>
+          <w:tcPr>
+            <w:tcW w:type="dxa" w:w="794"/>
+            <w:shd w:val="clear" w:fill="CCC0DA"/>
+          </w:tcPr>
+          <w:p>
+            <w:pPr>
+              <w:jc w:val="center"/>
+            </w:pPr>
+            <w:r>
+              <w:rPr>
+                <w:sz w:val="16"/>
+              </w:rPr>
+              <w:t>x</w:t>
+            </w:r>
+          </w:p>
+        </w:tc>
+      </w:tr>
+      <w:tr>
+        <w:tc>
+          <w:tcPr>
+            <w:tcW w:type="dxa" w:w="1728"/>
+            <w:vMerge/>
+          </w:tcPr>
+          <w:p/>
+        </w:tc>
+        <w:tc>
+          <w:tcPr>
+            <w:tcW w:type="dxa" w:w="3685"/>
+          </w:tcPr>
+          <w:p>
+            <w:r>
+              <w:rPr>
+                <w:sz w:val="15"/>
+              </w:rPr>
+              <w:t>Falling from height / Yüksekten düşme</w:t>
+            </w:r>
+          </w:p>
+        </w:tc>
+        <w:tc>
+          <w:tcPr>
+            <w:tcW w:type="dxa" w:w="794"/>
+            <w:shd w:val="clear" w:fill="CCC0DA"/>
+          </w:tcPr>
+          <w:p>
+            <w:pPr>
+              <w:jc w:val="center"/>
+            </w:pPr>
+            <w:r>
+              <w:rPr>
+                <w:sz w:val="16"/>
+              </w:rPr>
+              <w:t>x</w:t>
+            </w:r>
+          </w:p>
+        </w:tc>
+        <w:tc>
+          <w:tcPr>
+            <w:tcW w:type="dxa" w:w="3685"/>
+          </w:tcPr>
+          <w:p>
+            <w:r>
+              <w:rPr>
+                <w:sz w:val="15"/>
+              </w:rPr>
+              <w:t>The use of cranes, chain hoist, forklift, compressors, personal lift, etc. / Vinç, ceraskal, forklift, kompresör, kişilik taşıcı v.b. kullanımı</w:t>
+            </w:r>
+          </w:p>
+        </w:tc>
+        <w:tc>
+          <w:tcPr>
+            <w:tcW w:type="dxa" w:w="794"/>
+            <w:shd w:val="clear" w:fill="CCC0DA"/>
+          </w:tcPr>
+          <w:p>
+            <w:pPr>
+              <w:jc w:val="center"/>
+            </w:pPr>
+            <w:r>
+              <w:rPr>
+                <w:sz w:val="16"/>
+              </w:rPr>
+              <w:t>x</w:t>
+            </w:r>
+          </w:p>
+        </w:tc>
+      </w:tr>
+      <w:tr>
+        <w:tc>
+          <w:tcPr>
+            <w:tcW w:type="dxa" w:w="1728"/>
+            <w:vMerge/>
+          </w:tcPr>
+          <w:p/>
+        </w:tc>
+        <w:tc>
+          <w:tcPr>
+            <w:tcW w:type="dxa" w:w="3685"/>
+          </w:tcPr>
+          <w:p>
+            <w:r>
+              <w:rPr>
+                <w:sz w:val="15"/>
+              </w:rPr>
+              <w:t>Piece falling from height / Yüksekten parça düşmesi</w:t>
+            </w:r>
+          </w:p>
+        </w:tc>
+        <w:tc>
+          <w:tcPr>
+            <w:tcW w:type="dxa" w:w="794"/>
+            <w:shd w:val="clear" w:fill="CCC0DA"/>
+          </w:tcPr>
+          <w:p>
+            <w:pPr>
+              <w:jc w:val="center"/>
+            </w:pPr>
+            <w:r>
+              <w:rPr>
+                <w:sz w:val="16"/>
+              </w:rPr>
+              <w:t>x</w:t>
+            </w:r>
+          </w:p>
+        </w:tc>
+        <w:tc>
+          <w:tcPr>
+            <w:tcW w:type="dxa" w:w="3685"/>
+          </w:tcPr>
+          <w:p>
+            <w:r>
+              <w:rPr>
+                <w:sz w:val="15"/>
+              </w:rPr>
+              <w:t>The use of construction equipment (scoop, truck) / İş makinası kullanımı (kepçe, kamyon)</w:t>
+            </w:r>
+          </w:p>
+        </w:tc>
+        <w:tc>
+          <w:tcPr>
+            <w:tcW w:type="dxa" w:w="794"/>
+            <w:shd w:val="clear" w:fill="CCC0DA"/>
+          </w:tcPr>
+          <w:p>
+            <w:pPr>
+              <w:jc w:val="center"/>
+            </w:pPr>
+            <w:r>
+              <w:rPr>
+                <w:sz w:val="16"/>
+              </w:rPr>
+              <w:t>x</w:t>
+            </w:r>
+          </w:p>
+        </w:tc>
+      </w:tr>
+      <w:tr>
+        <w:tc>
+          <w:tcPr>
+            <w:tcW w:type="dxa" w:w="1728"/>
+            <w:vMerge/>
+          </w:tcPr>
+          <w:p/>
+        </w:tc>
+        <w:tc>
+          <w:tcPr>
+            <w:tcW w:type="dxa" w:w="3685"/>
+          </w:tcPr>
+          <w:p>
+            <w:r>
+              <w:rPr>
+                <w:sz w:val="15"/>
+              </w:rPr>
+              <w:t>Thermal cutting (oxy lpg, oxy acetylene, LPG, torch) / Isıl işlem</w:t>
+            </w:r>
+          </w:p>
+        </w:tc>
+        <w:tc>
+          <w:tcPr>
+            <w:tcW w:type="dxa" w:w="794"/>
+            <w:shd w:val="clear" w:fill="CCC0DA"/>
+          </w:tcPr>
+          <w:p>
+            <w:pPr>
+              <w:jc w:val="center"/>
+            </w:pPr>
+            <w:r>
+              <w:rPr>
+                <w:sz w:val="16"/>
+              </w:rPr>
+              <w:t>x (in scope)</w:t>
+            </w:r>
+          </w:p>
+        </w:tc>
+        <w:tc>
+          <w:tcPr>
+            <w:tcW w:type="dxa" w:w="3685"/>
+          </w:tcPr>
+          <w:p>
+            <w:r>
+              <w:rPr>
+                <w:sz w:val="15"/>
+              </w:rPr>
+              <w:t>The use of spiral grinding engine / Spiral taş motoru kullanımı</w:t>
+            </w:r>
+          </w:p>
+        </w:tc>
+        <w:tc>
+          <w:tcPr>
+            <w:tcW w:type="dxa" w:w="794"/>
+            <w:shd w:val="clear" w:fill="CCC0DA"/>
+          </w:tcPr>
+          <w:p>
+            <w:pPr>
+              <w:jc w:val="center"/>
+            </w:pPr>
+            <w:r>
+              <w:rPr>
+                <w:sz w:val="16"/>
+              </w:rPr>
+              <w:t>x</w:t>
+            </w:r>
+          </w:p>
+        </w:tc>
+      </w:tr>
+      <w:tr>
+        <w:tc>
+          <w:tcPr>
+            <w:tcW w:type="dxa" w:w="1728"/>
+            <w:vMerge/>
+          </w:tcPr>
+          <w:p/>
+        </w:tc>
+        <w:tc>
+          <w:tcPr>
+            <w:tcW w:type="dxa" w:w="3685"/>
+          </w:tcPr>
+          <w:p>
+            <w:r>
+              <w:rPr>
+                <w:sz w:val="15"/>
+              </w:rPr>
+              <w:t>Welding (Electrodes, aluminium) / Kaynak yapılması</w:t>
+            </w:r>
+          </w:p>
+        </w:tc>
+        <w:tc>
+          <w:tcPr>
+            <w:tcW w:type="dxa" w:w="794"/>
+            <w:shd w:val="clear" w:fill="CCC0DA"/>
+          </w:tcPr>
+          <w:p>
+            <w:pPr>
+              <w:jc w:val="center"/>
+            </w:pPr>
+            <w:r>
+              <w:rPr>
+                <w:sz w:val="16"/>
+              </w:rPr>
+              <w:t>x (in scope)</w:t>
+            </w:r>
+          </w:p>
+        </w:tc>
+        <w:tc>
+          <w:tcPr>
+            <w:tcW w:type="dxa" w:w="3685"/>
+          </w:tcPr>
+          <w:p>
+            <w:r>
+              <w:rPr>
+                <w:sz w:val="15"/>
+              </w:rPr>
+              <w:t>The use of chemical substances (ethyl alcohol, acid, base, epoxy etc.) / Kimsayal madde kullanımı</w:t>
+            </w:r>
+          </w:p>
+        </w:tc>
+        <w:tc>
+          <w:tcPr>
+            <w:tcW w:type="dxa" w:w="794"/>
+            <w:shd w:val="clear" w:fill="CCC0DA"/>
+          </w:tcPr>
+          <w:p>
+            <w:pPr>
+              <w:jc w:val="center"/>
+            </w:pPr>
+            <w:r>
+              <w:rPr>
+                <w:sz w:val="16"/>
+              </w:rPr>
+              <w:t>x</w:t>
+            </w:r>
+          </w:p>
+        </w:tc>
+      </w:tr>
+      <w:tr>
+        <w:tc>
+          <w:tcPr>
+            <w:tcW w:type="dxa" w:w="1728"/>
+            <w:vMerge/>
+          </w:tcPr>
+          <w:p/>
+        </w:tc>
+        <w:tc>
+          <w:tcPr>
+            <w:tcW w:type="dxa" w:w="3685"/>
+          </w:tcPr>
+          <w:p>
+            <w:r>
+              <w:rPr>
+                <w:sz w:val="15"/>
+              </w:rPr>
+              <w:t>Ergonomic strain / lifting heavy / Ergonomik zorlanma / ağır taşıma</w:t>
+            </w:r>
+          </w:p>
+        </w:tc>
+        <w:tc>
+          <w:tcPr>
+            <w:tcW w:type="dxa" w:w="794"/>
+            <w:shd w:val="clear" w:fill="CCC0DA"/>
+          </w:tcPr>
+          <w:p>
+            <w:pPr>
+              <w:jc w:val="center"/>
+            </w:pPr>
+            <w:r>
+              <w:rPr>
+                <w:sz w:val="16"/>
+              </w:rPr>
+              <w:t>x</w:t>
+            </w:r>
+          </w:p>
+        </w:tc>
+        <w:tc>
+          <w:tcPr>
+            <w:tcW w:type="dxa" w:w="3685"/>
+          </w:tcPr>
+          <w:p>
+            <w:r>
+              <w:rPr>
+                <w:sz w:val="15"/>
+              </w:rPr>
+              <w:t>Produced waste as a result of activity (cable, metal, paper, hydrocarbons.etc) / Faaliyet sonucu atık oluşum</w:t>
+            </w:r>
+          </w:p>
+        </w:tc>
+        <w:tc>
+          <w:tcPr>
+            <w:tcW w:type="dxa" w:w="794"/>
+            <w:shd w:val="clear" w:fill="CCC0DA"/>
+          </w:tcPr>
+          <w:p>
+            <w:pPr>
+              <w:jc w:val="center"/>
+            </w:pPr>
+            <w:r>
+              <w:rPr>
+                <w:sz w:val="16"/>
+              </w:rPr>
+              <w:t>x</w:t>
+            </w:r>
+          </w:p>
+        </w:tc>
+      </w:tr>
+      <w:tr>
+        <w:tc>
+          <w:tcPr>
+            <w:tcW w:type="dxa" w:w="1728"/>
+            <w:vMerge/>
+          </w:tcPr>
+          <w:p/>
+        </w:tc>
+        <w:tc>
+          <w:tcPr>
+            <w:tcW w:type="dxa" w:w="3685"/>
+          </w:tcPr>
+          <w:p>
+            <w:r>
+              <w:rPr>
+                <w:sz w:val="15"/>
+              </w:rPr>
+              <w:t>Hazardous Waste / Tehlikeli Atıklar</w:t>
+            </w:r>
+          </w:p>
+        </w:tc>
+        <w:tc>
+          <w:tcPr>
+            <w:tcW w:type="dxa" w:w="794"/>
+            <w:shd w:val="clear" w:fill="CCC0DA"/>
+          </w:tcPr>
+          <w:p>
+            <w:pPr>
+              <w:jc w:val="center"/>
+            </w:pPr>
+            <w:r>
+              <w:rPr>
+                <w:sz w:val="16"/>
+              </w:rPr>
+              <w:t>x</w:t>
+            </w:r>
+          </w:p>
+        </w:tc>
+        <w:tc>
+          <w:tcPr>
+            <w:tcW w:type="dxa" w:w="3685"/>
+          </w:tcPr>
+          <w:p>
+            <w:r>
+              <w:rPr>
+                <w:sz w:val="15"/>
+              </w:rPr>
+              <w:t>Explosive Area / Patlayıcı Alanlar (ATEX)</w:t>
+            </w:r>
+          </w:p>
+        </w:tc>
+        <w:tc>
+          <w:tcPr>
+            <w:tcW w:type="dxa" w:w="794"/>
+            <w:shd w:val="clear" w:fill="CCC0DA"/>
+          </w:tcPr>
+          <w:p>
+            <w:pPr>
+              <w:jc w:val="center"/>
+            </w:pPr>
+            <w:r>
+              <w:rPr>
+                <w:sz w:val="16"/>
+              </w:rPr>
+              <w:t>x (in scope)</w:t>
+            </w:r>
+          </w:p>
+        </w:tc>
+      </w:tr>
+      <w:tr>
+        <w:tc>
+          <w:tcPr>
+            <w:tcW w:type="dxa" w:w="1728"/>
+            <w:vMerge/>
+          </w:tcPr>
+          <w:p/>
+        </w:tc>
+        <w:tc>
+          <w:tcPr>
+            <w:tcW w:type="dxa" w:w="3685"/>
+          </w:tcPr>
+          <w:p>
+            <w:r>
+              <w:rPr>
+                <w:sz w:val="15"/>
+              </w:rPr>
+              <w:t>Contact with dust, steam, gas, welding smoke, biological &amp; chemical substances / Toz, buhar, gaz, kaynak dumanına maruziyet</w:t>
+            </w:r>
+          </w:p>
+        </w:tc>
+        <w:tc>
+          <w:tcPr>
+            <w:tcW w:type="dxa" w:w="794"/>
+            <w:shd w:val="clear" w:fill="CCC0DA"/>
+          </w:tcPr>
+          <w:p>
+            <w:pPr>
+              <w:jc w:val="center"/>
+            </w:pPr>
+            <w:r>
+              <w:rPr>
+                <w:sz w:val="16"/>
+              </w:rPr>
+              <w:t>x</w:t>
+            </w:r>
+          </w:p>
+        </w:tc>
+        <w:tc>
+          <w:tcPr>
+            <w:tcW w:type="dxa" w:w="3685"/>
+          </w:tcPr>
+          <w:p>
+            <w:r>
+              <w:rPr>
+                <w:sz w:val="15"/>
+              </w:rPr>
+              <w:t>Moving part of the machines or work equipment / Hareketli makina parçaları</w:t>
+            </w:r>
+          </w:p>
+        </w:tc>
+        <w:tc>
+          <w:tcPr>
+            <w:tcW w:type="dxa" w:w="794"/>
+            <w:shd w:val="clear" w:fill="CCC0DA"/>
+          </w:tcPr>
+          <w:p>
+            <w:pPr>
+              <w:jc w:val="center"/>
+            </w:pPr>
+            <w:r>
+              <w:rPr>
+                <w:sz w:val="16"/>
+              </w:rPr>
+              <w:t>x</w:t>
+            </w:r>
+          </w:p>
+        </w:tc>
+      </w:tr>
+      <w:tr>
+        <w:tc>
+          <w:tcPr>
+            <w:tcW w:type="dxa" w:w="1728"/>
+            <w:vMerge/>
+          </w:tcPr>
+          <w:p/>
+        </w:tc>
+        <w:tc>
+          <w:tcPr>
+            <w:tcW w:type="dxa" w:w="3685"/>
+          </w:tcPr>
+          <w:p>
+            <w:r>
+              <w:rPr>
+                <w:sz w:val="15"/>
+              </w:rPr>
+              <w:t>Slipping points on the ground / Zeminde kayma takılma noktaları</w:t>
+            </w:r>
+          </w:p>
+        </w:tc>
+        <w:tc>
+          <w:tcPr>
+            <w:tcW w:type="dxa" w:w="794"/>
+            <w:shd w:val="clear" w:fill="CCC0DA"/>
+          </w:tcPr>
+          <w:p>
+            <w:pPr>
+              <w:jc w:val="center"/>
+            </w:pPr>
+            <w:r>
+              <w:rPr>
+                <w:sz w:val="16"/>
+              </w:rPr>
+              <w:t>x</w:t>
+            </w:r>
+          </w:p>
+        </w:tc>
+        <w:tc>
+          <w:tcPr>
+            <w:tcW w:type="dxa" w:w="3685"/>
+          </w:tcPr>
+          <w:p>
+            <w:r>
+              <w:rPr>
+                <w:sz w:val="15"/>
+              </w:rPr>
+              <w:t>Contact with extremely cold or hot surfaces / Aşırı soğuğ veya sıcak yüzeylere temas</w:t>
+            </w:r>
+          </w:p>
+        </w:tc>
+        <w:tc>
+          <w:tcPr>
+            <w:tcW w:type="dxa" w:w="794"/>
+            <w:shd w:val="clear" w:fill="CCC0DA"/>
+          </w:tcPr>
+          <w:p>
+            <w:pPr>
+              <w:jc w:val="center"/>
+            </w:pPr>
+            <w:r>
+              <w:rPr>
+                <w:sz w:val="16"/>
+              </w:rPr>
+              <w:t>x (added — commissioning)</w:t>
+            </w:r>
+          </w:p>
+        </w:tc>
+      </w:tr>
+      <w:tr>
+        <w:tc>
+          <w:tcPr>
+            <w:tcW w:type="dxa" w:w="1728"/>
+            <w:vMerge/>
+          </w:tcPr>
+          <w:p/>
+        </w:tc>
+        <w:tc>
+          <w:tcPr>
+            <w:tcW w:type="dxa" w:w="3685"/>
+          </w:tcPr>
+          <w:p>
+            <w:r>
+              <w:rPr>
+                <w:sz w:val="15"/>
+              </w:rPr>
+              <w:t>Near working around low voltage conductives and energized opened bare / Alçak gerilim sisteminde enerjili açık bara ve iletkenlere yakın çalışma</w:t>
+            </w:r>
+          </w:p>
+        </w:tc>
+        <w:tc>
+          <w:tcPr>
+            <w:tcW w:type="dxa" w:w="794"/>
+            <w:shd w:val="clear" w:fill="CCC0DA"/>
+          </w:tcPr>
+          <w:p>
+            <w:pPr>
+              <w:jc w:val="center"/>
+            </w:pPr>
+            <w:r>
+              <w:rPr>
+                <w:sz w:val="16"/>
+              </w:rPr>
+              <w:t>x</w:t>
+            </w:r>
+          </w:p>
+        </w:tc>
+        <w:tc>
+          <w:tcPr>
+            <w:tcW w:type="dxa" w:w="3685"/>
+          </w:tcPr>
+          <w:p>
+            <w:r>
+              <w:rPr>
+                <w:sz w:val="15"/>
+              </w:rPr>
+              <w:t>Working with high voltage (≥1000 V) / Yüksek gerilim sisteminde (≥1000 V) çalışma</w:t>
+            </w:r>
+          </w:p>
+        </w:tc>
+        <w:tc>
+          <w:tcPr>
+            <w:tcW w:type="dxa" w:w="794"/>
+            <w:shd w:val="clear" w:fill="CCC0DA"/>
+          </w:tcPr>
+          <w:p>
+            <w:pPr>
+              <w:jc w:val="center"/>
+            </w:pPr>
+            <w:r>
+              <w:rPr>
+                <w:sz w:val="16"/>
+              </w:rPr>
+              <w:t>x</w:t>
+            </w:r>
+          </w:p>
+        </w:tc>
+      </w:tr>
+      <w:tr>
+        <w:tc>
+          <w:tcPr>
+            <w:tcW w:type="dxa" w:w="1728"/>
+            <w:vMerge/>
+          </w:tcPr>
+          <w:p/>
+        </w:tc>
+        <w:tc>
+          <w:tcPr>
+            <w:tcW w:type="dxa" w:w="3685"/>
+          </w:tcPr>
+          <w:p>
+            <w:r>
+              <w:rPr>
+                <w:sz w:val="15"/>
+              </w:rPr>
+              <w:t>Working with overtemp &amp; extreme cold, environmental factors / Aşırı sıcak &amp; soğuğ iklim şartlarında çalışma</w:t>
+            </w:r>
+          </w:p>
+        </w:tc>
+        <w:tc>
+          <w:tcPr>
+            <w:tcW w:type="dxa" w:w="794"/>
+            <w:shd w:val="clear" w:fill="CCC0DA"/>
+          </w:tcPr>
+          <w:p>
+            <w:pPr>
+              <w:jc w:val="center"/>
+            </w:pPr>
+            <w:r>
+              <w:rPr>
+                <w:sz w:val="16"/>
+              </w:rPr>
+              <w:t>x (added — Heat Stress Protocol active)</w:t>
+            </w:r>
+          </w:p>
+        </w:tc>
+        <w:tc>
+          <w:tcPr>
+            <w:tcW w:type="dxa" w:w="3685"/>
+          </w:tcPr>
+          <w:p>
+            <w:r>
+              <w:rPr>
+                <w:sz w:val="15"/>
+              </w:rPr>
+              <w:t>The use of hand tools / El aletleri kullanımı</w:t>
+            </w:r>
+          </w:p>
+        </w:tc>
+        <w:tc>
+          <w:tcPr>
+            <w:tcW w:type="dxa" w:w="794"/>
+            <w:shd w:val="clear" w:fill="CCC0DA"/>
+          </w:tcPr>
+          <w:p>
+            <w:pPr>
+              <w:jc w:val="center"/>
+            </w:pPr>
+            <w:r>
+              <w:rPr>
+                <w:sz w:val="16"/>
+              </w:rPr>
+              <w:t>x</w:t>
+            </w:r>
+          </w:p>
+        </w:tc>
+      </w:tr>
+      <w:tr>
+        <w:tc>
+          <w:tcPr>
+            <w:tcW w:type="dxa" w:w="1728"/>
+            <w:vMerge/>
+          </w:tcPr>
+          <w:p/>
+        </w:tc>
+        <w:tc>
+          <w:tcPr>
+            <w:tcW w:type="dxa" w:w="3685"/>
+          </w:tcPr>
+          <w:p>
+            <w:r>
+              <w:rPr>
+                <w:sz w:val="15"/>
+              </w:rPr>
+              <w:t>The use of scaffolding, stairs, platform / İskele, merdiven ve platform kullanımı</w:t>
+            </w:r>
+          </w:p>
+        </w:tc>
+        <w:tc>
+          <w:tcPr>
+            <w:tcW w:type="dxa" w:w="794"/>
+            <w:shd w:val="clear" w:fill="CCC0DA"/>
+          </w:tcPr>
+          <w:p>
+            <w:pPr>
+              <w:jc w:val="center"/>
+            </w:pPr>
+            <w:r>
+              <w:rPr>
+                <w:sz w:val="16"/>
+              </w:rPr>
+              <w:t>x</w:t>
+            </w:r>
+          </w:p>
+        </w:tc>
+        <w:tc>
+          <w:tcPr>
+            <w:tcW w:type="dxa" w:w="3685"/>
+          </w:tcPr>
+          <w:p>
+            <w:r>
+              <w:rPr>
+                <w:sz w:val="15"/>
+              </w:rPr>
+              <w:t>Inadequate lighting and ventilation / Yetersiz aydınlatma ve havalandırma</w:t>
+            </w:r>
+          </w:p>
+        </w:tc>
+        <w:tc>
+          <w:tcPr>
+            <w:tcW w:type="dxa" w:w="794"/>
+            <w:shd w:val="clear" w:fill="CCC0DA"/>
+          </w:tcPr>
+          <w:p>
+            <w:pPr>
+              <w:jc w:val="center"/>
+            </w:pPr>
+            <w:r>
+              <w:rPr>
+                <w:sz w:val="16"/>
+              </w:rPr>
+              <w:t>x</w:t>
+            </w:r>
+          </w:p>
+        </w:tc>
+      </w:tr>
+      <w:tr>
+        <w:tc>
+          <w:tcPr>
+            <w:tcW w:type="dxa" w:w="1728"/>
+            <w:vMerge/>
+          </w:tcPr>
+          <w:p/>
+        </w:tc>
+        <w:tc>
+          <w:tcPr>
+            <w:tcW w:type="dxa" w:w="3685"/>
+          </w:tcPr>
+          <w:p>
+            <w:r>
+              <w:rPr>
+                <w:sz w:val="15"/>
+              </w:rPr>
+              <w:t>Working with closed and circumscribed area / Kapalı ve sınırlandrılmış alanda çalışma</w:t>
+            </w:r>
+          </w:p>
+        </w:tc>
+        <w:tc>
+          <w:tcPr>
+            <w:tcW w:type="dxa" w:w="794"/>
+            <w:shd w:val="clear" w:fill="CCC0DA"/>
+          </w:tcPr>
+          <w:p>
+            <w:pPr>
+              <w:jc w:val="center"/>
+            </w:pPr>
+            <w:r>
+              <w:rPr>
+                <w:sz w:val="16"/>
+              </w:rPr>
+              <w:t>x</w:t>
+            </w:r>
+          </w:p>
+        </w:tc>
+        <w:tc>
+          <w:tcPr>
+            <w:tcW w:type="dxa" w:w="3685"/>
+          </w:tcPr>
+          <w:p>
+            <w:r>
+              <w:rPr>
+                <w:sz w:val="15"/>
+              </w:rPr>
+              <w:t>The use of pressure vessel / Basınçlı kap kullanımı</w:t>
+            </w:r>
+          </w:p>
+        </w:tc>
+        <w:tc>
+          <w:tcPr>
+            <w:tcW w:type="dxa" w:w="794"/>
+            <w:shd w:val="clear" w:fill="CCC0DA"/>
+          </w:tcPr>
+          <w:p>
+            <w:pPr>
+              <w:jc w:val="center"/>
+            </w:pPr>
+            <w:r>
+              <w:rPr>
+                <w:sz w:val="16"/>
+              </w:rPr>
+              <w:t>x (in scope)</w:t>
+            </w:r>
+          </w:p>
+        </w:tc>
+      </w:tr>
+      <w:tr>
+        <w:tc>
+          <w:tcPr>
+            <w:tcW w:type="dxa" w:w="1728"/>
+            <w:vMerge/>
+          </w:tcPr>
+          <w:p/>
+        </w:tc>
+        <w:tc>
+          <w:tcPr>
+            <w:tcW w:type="dxa" w:w="3685"/>
+          </w:tcPr>
+          <w:p>
+            <w:r>
+              <w:rPr>
+                <w:sz w:val="15"/>
+              </w:rPr>
+              <w:t>Others / Diğer Çalışmalar: ..................................................................</w:t>
+            </w:r>
+          </w:p>
+        </w:tc>
+        <w:tc>
+          <w:tcPr>
+            <w:tcW w:type="dxa" w:w="794"/>
+          </w:tcPr>
+          <w:p/>
+        </w:tc>
+        <w:tc>
+          <w:tcPr>
+            <w:tcW w:type="dxa" w:w="3685"/>
+          </w:tcPr>
+          <w:p>
+            <w:r>
+              <w:rPr>
+                <w:sz w:val="15"/>
+              </w:rPr>
+              <w:t>Others / Diğer Çalışmalar: ..................................................................</w:t>
+            </w:r>
+          </w:p>
+        </w:tc>
+        <w:tc>
+          <w:tcPr>
+            <w:tcW w:type="dxa" w:w="794"/>
+          </w:tcPr>
+          <w:p/>
         </w:tc>
       </w:tr>
     </w:tbl>
     <w:p>
-      <w:pPr>
-        <w:spacing w:before="120"/>
-      </w:pPr>
       <w:r>
-        <w:rPr>
-          <w:b/>
-          <w:i w:val="0"/>
-          <w:sz w:val="20"/>
-        </w:rPr>
-        <w:t>STEP 1 / ADIM 1</w:t>
-      </w:r>
-    </w:p>
-    <w:p>
-      <w:r>
-        <w:rPr>
-          <w:b/>
-          <w:i w:val="0"/>
-          <w:sz w:val="18"/>
-        </w:rPr>
-        <w:t>HAZARD / POTENTIAL RISK GUIDE (verified ticks)</w:t>
+        <w:br w:type="page"/>
       </w:r>
     </w:p>
     <w:tbl>
@@ -1525,923 +3182,48 @@
         <w:tblLook w:firstColumn="1" w:firstRow="1" w:lastColumn="0" w:lastRow="0" w:noHBand="0" w:noVBand="1" w:val="04A0"/>
       </w:tblPr>
       <w:tblGrid>
-        <w:gridCol w:w="2160"/>
-        <w:gridCol w:w="2160"/>
-        <w:gridCol w:w="2160"/>
-        <w:gridCol w:w="2160"/>
+        <w:gridCol w:w="4320"/>
+        <w:gridCol w:w="4320"/>
       </w:tblGrid>
       <w:tr>
         <w:tc>
           <w:tcPr>
-            <w:tcW w:type="dxa" w:w="3855"/>
-            <w:shd w:val="clear" w:fill="1F4E79"/>
-          </w:tcPr>
-          <w:p>
+            <w:tcW w:type="dxa" w:w="1361"/>
+            <w:shd w:val="clear" w:fill="CCC0DA"/>
+          </w:tcPr>
+          <w:p>
+            <w:pPr>
+              <w:jc w:val="center"/>
+            </w:pPr>
             <w:r>
               <w:rPr>
                 <w:b/>
-                <w:color w:val="FFFFFF"/>
-                <w:sz w:val="16"/>
-              </w:rPr>
-              <w:t>Hazard / Risk</w:t>
-            </w:r>
-          </w:p>
-        </w:tc>
-        <w:tc>
-          <w:tcPr>
-            <w:tcW w:type="dxa" w:w="964"/>
-            <w:shd w:val="clear" w:fill="1F4E79"/>
-          </w:tcPr>
-          <w:p>
+                <w:sz w:val="20"/>
+              </w:rPr>
+              <w:t>STEP 2</w:t>
+            </w:r>
+          </w:p>
+        </w:tc>
+        <w:tc>
+          <w:tcPr>
+            <w:tcW w:type="dxa" w:w="9184"/>
+            <w:shd w:val="clear" w:fill="CCC0DA"/>
+          </w:tcPr>
+          <w:p>
+            <w:pPr>
+              <w:jc w:val="center"/>
+            </w:pPr>
             <w:r>
               <w:rPr>
                 <w:b/>
-                <w:color w:val="FFFFFF"/>
-                <w:sz w:val="16"/>
-              </w:rPr>
-              <w:t>✓?</w:t>
-            </w:r>
-          </w:p>
-        </w:tc>
-        <w:tc>
-          <w:tcPr>
-            <w:tcW w:type="dxa" w:w="3855"/>
-            <w:shd w:val="clear" w:fill="1F4E79"/>
-          </w:tcPr>
-          <w:p>
-            <w:r>
-              <w:rPr>
-                <w:b/>
-                <w:color w:val="FFFFFF"/>
-                <w:sz w:val="16"/>
-              </w:rPr>
-              <w:t>Hazard / Risk</w:t>
-            </w:r>
-          </w:p>
-        </w:tc>
-        <w:tc>
-          <w:tcPr>
-            <w:tcW w:type="dxa" w:w="964"/>
-            <w:shd w:val="clear" w:fill="1F4E79"/>
-          </w:tcPr>
-          <w:p>
-            <w:r>
-              <w:rPr>
-                <w:b/>
-                <w:color w:val="FFFFFF"/>
-                <w:sz w:val="16"/>
-              </w:rPr>
-              <w:t>✓?</w:t>
-            </w:r>
-          </w:p>
-        </w:tc>
-      </w:tr>
-      <w:tr>
-        <w:tc>
-          <w:tcPr>
-            <w:tcW w:type="dxa" w:w="3855"/>
-          </w:tcPr>
-          <w:p>
-            <w:r>
-              <w:rPr>
-                <w:sz w:val="15"/>
-              </w:rPr>
-              <w:t>Contact with electric shock or arc electric / Elektrik çarpması veya elektrik arkına maruziyet</w:t>
-            </w:r>
-          </w:p>
-        </w:tc>
-        <w:tc>
-          <w:tcPr>
-            <w:tcW w:type="dxa" w:w="964"/>
-          </w:tcPr>
-          <w:p>
-            <w:pPr>
-              <w:jc w:val="center"/>
-            </w:pPr>
-            <w:r>
-              <w:rPr>
-                <w:sz w:val="16"/>
-              </w:rPr>
-              <w:t>x</w:t>
-            </w:r>
-          </w:p>
-        </w:tc>
-        <w:tc>
-          <w:tcPr>
-            <w:tcW w:type="dxa" w:w="3855"/>
-          </w:tcPr>
-          <w:p>
-            <w:r>
-              <w:rPr>
-                <w:sz w:val="15"/>
-              </w:rPr>
-              <w:t>The use of electrical panel and electrical cable / Seyyar elektrik panosu ve elektrik uzatması kullanımı</w:t>
-            </w:r>
-          </w:p>
-        </w:tc>
-        <w:tc>
-          <w:tcPr>
-            <w:tcW w:type="dxa" w:w="964"/>
-          </w:tcPr>
-          <w:p>
-            <w:pPr>
-              <w:jc w:val="center"/>
-            </w:pPr>
-            <w:r>
-              <w:rPr>
-                <w:sz w:val="16"/>
-              </w:rPr>
-              <w:t>x</w:t>
-            </w:r>
-          </w:p>
-        </w:tc>
-      </w:tr>
-      <w:tr>
-        <w:tc>
-          <w:tcPr>
-            <w:tcW w:type="dxa" w:w="3855"/>
-          </w:tcPr>
-          <w:p>
-            <w:r>
-              <w:rPr>
-                <w:sz w:val="15"/>
-              </w:rPr>
-              <w:t>Falling from height / Yüksekten düşme</w:t>
-            </w:r>
-          </w:p>
-        </w:tc>
-        <w:tc>
-          <w:tcPr>
-            <w:tcW w:type="dxa" w:w="964"/>
-          </w:tcPr>
-          <w:p>
-            <w:pPr>
-              <w:jc w:val="center"/>
-            </w:pPr>
-            <w:r>
-              <w:rPr>
-                <w:sz w:val="16"/>
-              </w:rPr>
-              <w:t>x</w:t>
-            </w:r>
-          </w:p>
-        </w:tc>
-        <w:tc>
-          <w:tcPr>
-            <w:tcW w:type="dxa" w:w="3855"/>
-          </w:tcPr>
-          <w:p>
-            <w:r>
-              <w:rPr>
-                <w:sz w:val="15"/>
-              </w:rPr>
-              <w:t>The use of cranes, chain hoist, forklift, compressors, personal lift, etc. / Vinç, ceraskal, forklift, kompresör, kişilik taşıcı v.b. kullanımı</w:t>
-            </w:r>
-          </w:p>
-        </w:tc>
-        <w:tc>
-          <w:tcPr>
-            <w:tcW w:type="dxa" w:w="964"/>
-          </w:tcPr>
-          <w:p>
-            <w:pPr>
-              <w:jc w:val="center"/>
-            </w:pPr>
-            <w:r>
-              <w:rPr>
-                <w:sz w:val="16"/>
-              </w:rPr>
-              <w:t>x</w:t>
-            </w:r>
-          </w:p>
-        </w:tc>
-      </w:tr>
-      <w:tr>
-        <w:tc>
-          <w:tcPr>
-            <w:tcW w:type="dxa" w:w="3855"/>
-          </w:tcPr>
-          <w:p>
-            <w:r>
-              <w:rPr>
-                <w:sz w:val="15"/>
-              </w:rPr>
-              <w:t>Piece falling from height / Yüksekten parça düşmesi</w:t>
-            </w:r>
-          </w:p>
-        </w:tc>
-        <w:tc>
-          <w:tcPr>
-            <w:tcW w:type="dxa" w:w="964"/>
-          </w:tcPr>
-          <w:p>
-            <w:pPr>
-              <w:jc w:val="center"/>
-            </w:pPr>
-            <w:r>
-              <w:rPr>
-                <w:sz w:val="16"/>
-              </w:rPr>
-              <w:t>x</w:t>
-            </w:r>
-          </w:p>
-        </w:tc>
-        <w:tc>
-          <w:tcPr>
-            <w:tcW w:type="dxa" w:w="3855"/>
-          </w:tcPr>
-          <w:p>
-            <w:r>
-              <w:rPr>
-                <w:sz w:val="15"/>
-              </w:rPr>
-              <w:t>The use of construction equipment (scoop, truck) / İş makinası kullanımı (kepçe, kamyon)</w:t>
-            </w:r>
-          </w:p>
-        </w:tc>
-        <w:tc>
-          <w:tcPr>
-            <w:tcW w:type="dxa" w:w="964"/>
-          </w:tcPr>
-          <w:p>
-            <w:pPr>
-              <w:jc w:val="center"/>
-            </w:pPr>
-            <w:r>
-              <w:rPr>
-                <w:sz w:val="16"/>
-              </w:rPr>
-              <w:t>x</w:t>
-            </w:r>
-          </w:p>
-        </w:tc>
-      </w:tr>
-      <w:tr>
-        <w:tc>
-          <w:tcPr>
-            <w:tcW w:type="dxa" w:w="3855"/>
-          </w:tcPr>
-          <w:p>
-            <w:r>
-              <w:rPr>
-                <w:sz w:val="15"/>
-              </w:rPr>
-              <w:t>Thermal cutting (oxy lpg, oxy acetylene, LPG, torch) / Isıl işlem</w:t>
-            </w:r>
-          </w:p>
-        </w:tc>
-        <w:tc>
-          <w:tcPr>
-            <w:tcW w:type="dxa" w:w="964"/>
-          </w:tcPr>
-          <w:p>
-            <w:pPr>
-              <w:jc w:val="center"/>
-            </w:pPr>
-            <w:r>
-              <w:rPr>
-                <w:sz w:val="16"/>
-              </w:rPr>
-              <w:t>x (in scope)</w:t>
-            </w:r>
-          </w:p>
-        </w:tc>
-        <w:tc>
-          <w:tcPr>
-            <w:tcW w:type="dxa" w:w="3855"/>
-          </w:tcPr>
-          <w:p>
-            <w:r>
-              <w:rPr>
-                <w:sz w:val="15"/>
-              </w:rPr>
-              <w:t>The use of spiral grinding engine / Spiral taş motoru kullanımı</w:t>
-            </w:r>
-          </w:p>
-        </w:tc>
-        <w:tc>
-          <w:tcPr>
-            <w:tcW w:type="dxa" w:w="964"/>
-          </w:tcPr>
-          <w:p>
-            <w:pPr>
-              <w:jc w:val="center"/>
-            </w:pPr>
-            <w:r>
-              <w:rPr>
-                <w:sz w:val="16"/>
-              </w:rPr>
-              <w:t>x</w:t>
-            </w:r>
-          </w:p>
-        </w:tc>
-      </w:tr>
-      <w:tr>
-        <w:tc>
-          <w:tcPr>
-            <w:tcW w:type="dxa" w:w="3855"/>
-          </w:tcPr>
-          <w:p>
-            <w:r>
-              <w:rPr>
-                <w:sz w:val="15"/>
-              </w:rPr>
-              <w:t>Welding (Electrodes, aluminium) / Kaynak yapılması</w:t>
-            </w:r>
-          </w:p>
-        </w:tc>
-        <w:tc>
-          <w:tcPr>
-            <w:tcW w:type="dxa" w:w="964"/>
-          </w:tcPr>
-          <w:p>
-            <w:pPr>
-              <w:jc w:val="center"/>
-            </w:pPr>
-            <w:r>
-              <w:rPr>
-                <w:sz w:val="16"/>
-              </w:rPr>
-              <w:t>x (in scope)</w:t>
-            </w:r>
-          </w:p>
-        </w:tc>
-        <w:tc>
-          <w:tcPr>
-            <w:tcW w:type="dxa" w:w="3855"/>
-          </w:tcPr>
-          <w:p>
-            <w:r>
-              <w:rPr>
-                <w:sz w:val="15"/>
-              </w:rPr>
-              <w:t>The use of chemical substances (ethyl alcohol, acid, base, epoxy etc.) / Kimsayal madde kullanımı</w:t>
-            </w:r>
-          </w:p>
-        </w:tc>
-        <w:tc>
-          <w:tcPr>
-            <w:tcW w:type="dxa" w:w="964"/>
-          </w:tcPr>
-          <w:p>
-            <w:pPr>
-              <w:jc w:val="center"/>
-            </w:pPr>
-            <w:r>
-              <w:rPr>
-                <w:sz w:val="16"/>
-              </w:rPr>
-              <w:t>x</w:t>
-            </w:r>
-          </w:p>
-        </w:tc>
-      </w:tr>
-      <w:tr>
-        <w:tc>
-          <w:tcPr>
-            <w:tcW w:type="dxa" w:w="3855"/>
-          </w:tcPr>
-          <w:p>
-            <w:r>
-              <w:rPr>
-                <w:sz w:val="15"/>
-              </w:rPr>
-              <w:t>Ergonomic strain / lifting heavy / Ergonomik zorlanma / ağır taşıma</w:t>
-            </w:r>
-          </w:p>
-        </w:tc>
-        <w:tc>
-          <w:tcPr>
-            <w:tcW w:type="dxa" w:w="964"/>
-          </w:tcPr>
-          <w:p>
-            <w:pPr>
-              <w:jc w:val="center"/>
-            </w:pPr>
-            <w:r>
-              <w:rPr>
-                <w:sz w:val="16"/>
-              </w:rPr>
-              <w:t>x</w:t>
-            </w:r>
-          </w:p>
-        </w:tc>
-        <w:tc>
-          <w:tcPr>
-            <w:tcW w:type="dxa" w:w="3855"/>
-          </w:tcPr>
-          <w:p>
-            <w:r>
-              <w:rPr>
-                <w:sz w:val="15"/>
-              </w:rPr>
-              <w:t>Produced waste as a result of activity (cable, metal, paper, hydrocarbons.etc) / Faaliyet sonucu atık oluşum</w:t>
-            </w:r>
-          </w:p>
-        </w:tc>
-        <w:tc>
-          <w:tcPr>
-            <w:tcW w:type="dxa" w:w="964"/>
-          </w:tcPr>
-          <w:p>
-            <w:pPr>
-              <w:jc w:val="center"/>
-            </w:pPr>
-            <w:r>
-              <w:rPr>
-                <w:sz w:val="16"/>
-              </w:rPr>
-              <w:t>x</w:t>
-            </w:r>
-          </w:p>
-        </w:tc>
-      </w:tr>
-      <w:tr>
-        <w:tc>
-          <w:tcPr>
-            <w:tcW w:type="dxa" w:w="3855"/>
-          </w:tcPr>
-          <w:p>
-            <w:r>
-              <w:rPr>
-                <w:sz w:val="15"/>
-              </w:rPr>
-              <w:t>Hazardous Waste / Tehlikeli Atıklar</w:t>
-            </w:r>
-          </w:p>
-        </w:tc>
-        <w:tc>
-          <w:tcPr>
-            <w:tcW w:type="dxa" w:w="964"/>
-          </w:tcPr>
-          <w:p>
-            <w:pPr>
-              <w:jc w:val="center"/>
-            </w:pPr>
-            <w:r>
-              <w:rPr>
-                <w:sz w:val="16"/>
-              </w:rPr>
-              <w:t>x</w:t>
-            </w:r>
-          </w:p>
-        </w:tc>
-        <w:tc>
-          <w:tcPr>
-            <w:tcW w:type="dxa" w:w="3855"/>
-          </w:tcPr>
-          <w:p>
-            <w:r>
-              <w:rPr>
-                <w:sz w:val="15"/>
-              </w:rPr>
-              <w:t>Explosive Area / Patlayıcı Alanlar (ATEX)</w:t>
-            </w:r>
-          </w:p>
-        </w:tc>
-        <w:tc>
-          <w:tcPr>
-            <w:tcW w:type="dxa" w:w="964"/>
-          </w:tcPr>
-          <w:p>
-            <w:pPr>
-              <w:jc w:val="center"/>
-            </w:pPr>
-            <w:r>
-              <w:rPr>
-                <w:sz w:val="16"/>
-              </w:rPr>
-              <w:t>x (in scope)</w:t>
-            </w:r>
-          </w:p>
-        </w:tc>
-      </w:tr>
-      <w:tr>
-        <w:tc>
-          <w:tcPr>
-            <w:tcW w:type="dxa" w:w="3855"/>
-          </w:tcPr>
-          <w:p>
-            <w:r>
-              <w:rPr>
-                <w:sz w:val="15"/>
-              </w:rPr>
-              <w:t>Contact with dust, steam, gas, welding smoke, biological &amp; chemical substances / Toz, buhar, gaz, kaynak dumanına maruziyet</w:t>
-            </w:r>
-          </w:p>
-        </w:tc>
-        <w:tc>
-          <w:tcPr>
-            <w:tcW w:type="dxa" w:w="964"/>
-          </w:tcPr>
-          <w:p>
-            <w:pPr>
-              <w:jc w:val="center"/>
-            </w:pPr>
-            <w:r>
-              <w:rPr>
-                <w:sz w:val="16"/>
-              </w:rPr>
-              <w:t>x</w:t>
-            </w:r>
-          </w:p>
-        </w:tc>
-        <w:tc>
-          <w:tcPr>
-            <w:tcW w:type="dxa" w:w="3855"/>
-          </w:tcPr>
-          <w:p>
-            <w:r>
-              <w:rPr>
-                <w:sz w:val="15"/>
-              </w:rPr>
-              <w:t>Moving part of the machines or work equipment / Hareketli makina parçaları</w:t>
-            </w:r>
-          </w:p>
-        </w:tc>
-        <w:tc>
-          <w:tcPr>
-            <w:tcW w:type="dxa" w:w="964"/>
-          </w:tcPr>
-          <w:p>
-            <w:pPr>
-              <w:jc w:val="center"/>
-            </w:pPr>
-            <w:r>
-              <w:rPr>
-                <w:sz w:val="16"/>
-              </w:rPr>
-              <w:t>x</w:t>
-            </w:r>
-          </w:p>
-        </w:tc>
-      </w:tr>
-      <w:tr>
-        <w:tc>
-          <w:tcPr>
-            <w:tcW w:type="dxa" w:w="3855"/>
-          </w:tcPr>
-          <w:p>
-            <w:r>
-              <w:rPr>
-                <w:sz w:val="15"/>
-              </w:rPr>
-              <w:t>Slipping points on the ground / Zeminde kayma takılma noktaları</w:t>
-            </w:r>
-          </w:p>
-        </w:tc>
-        <w:tc>
-          <w:tcPr>
-            <w:tcW w:type="dxa" w:w="964"/>
-          </w:tcPr>
-          <w:p>
-            <w:pPr>
-              <w:jc w:val="center"/>
-            </w:pPr>
-            <w:r>
-              <w:rPr>
-                <w:sz w:val="16"/>
-              </w:rPr>
-              <w:t>x</w:t>
-            </w:r>
-          </w:p>
-        </w:tc>
-        <w:tc>
-          <w:tcPr>
-            <w:tcW w:type="dxa" w:w="3855"/>
-          </w:tcPr>
-          <w:p>
-            <w:r>
-              <w:rPr>
-                <w:sz w:val="15"/>
-              </w:rPr>
-              <w:t>Contact with extremely cold or hot surfaces / Aşırı soğuğ veya sıcak yüzeylere temas</w:t>
-            </w:r>
-          </w:p>
-        </w:tc>
-        <w:tc>
-          <w:tcPr>
-            <w:tcW w:type="dxa" w:w="964"/>
-          </w:tcPr>
-          <w:p>
-            <w:pPr>
-              <w:jc w:val="center"/>
-            </w:pPr>
-            <w:r>
-              <w:rPr>
-                <w:sz w:val="16"/>
-              </w:rPr>
-              <w:t>x (added — commissioning)</w:t>
-            </w:r>
-          </w:p>
-        </w:tc>
-      </w:tr>
-      <w:tr>
-        <w:tc>
-          <w:tcPr>
-            <w:tcW w:type="dxa" w:w="3855"/>
-          </w:tcPr>
-          <w:p>
-            <w:r>
-              <w:rPr>
-                <w:sz w:val="15"/>
-              </w:rPr>
-              <w:t>Near working around low voltage conductives and energized opened bare / Alçak gerilim sisteminde enerjili açık bara ve iletkenlere yakın çalışma</w:t>
-            </w:r>
-          </w:p>
-        </w:tc>
-        <w:tc>
-          <w:tcPr>
-            <w:tcW w:type="dxa" w:w="964"/>
-          </w:tcPr>
-          <w:p>
-            <w:pPr>
-              <w:jc w:val="center"/>
-            </w:pPr>
-            <w:r>
-              <w:rPr>
-                <w:sz w:val="16"/>
-              </w:rPr>
-              <w:t>x</w:t>
-            </w:r>
-          </w:p>
-        </w:tc>
-        <w:tc>
-          <w:tcPr>
-            <w:tcW w:type="dxa" w:w="3855"/>
-          </w:tcPr>
-          <w:p>
-            <w:r>
-              <w:rPr>
-                <w:sz w:val="15"/>
-              </w:rPr>
-              <w:t>Working with high voltage (≥1000 V) / Yüksek gerilim sisteminde (≥1000 V) çalışma</w:t>
-            </w:r>
-          </w:p>
-        </w:tc>
-        <w:tc>
-          <w:tcPr>
-            <w:tcW w:type="dxa" w:w="964"/>
-          </w:tcPr>
-          <w:p>
-            <w:pPr>
-              <w:jc w:val="center"/>
-            </w:pPr>
-            <w:r>
-              <w:rPr>
-                <w:sz w:val="16"/>
-              </w:rPr>
-              <w:t>x</w:t>
-            </w:r>
-          </w:p>
-        </w:tc>
-      </w:tr>
-      <w:tr>
-        <w:tc>
-          <w:tcPr>
-            <w:tcW w:type="dxa" w:w="3855"/>
-          </w:tcPr>
-          <w:p>
-            <w:r>
-              <w:rPr>
-                <w:sz w:val="15"/>
-              </w:rPr>
-              <w:t>Working with overtemp &amp; extreme cold, environmental factors / Aşırı sıcak &amp; soğuğ iklim şartlarında çalışma</w:t>
-            </w:r>
-          </w:p>
-        </w:tc>
-        <w:tc>
-          <w:tcPr>
-            <w:tcW w:type="dxa" w:w="964"/>
-          </w:tcPr>
-          <w:p>
-            <w:pPr>
-              <w:jc w:val="center"/>
-            </w:pPr>
-            <w:r>
-              <w:rPr>
-                <w:sz w:val="16"/>
-              </w:rPr>
-              <w:t>x (added — Heat Stress Protocol active)</w:t>
-            </w:r>
-          </w:p>
-        </w:tc>
-        <w:tc>
-          <w:tcPr>
-            <w:tcW w:type="dxa" w:w="3855"/>
-          </w:tcPr>
-          <w:p>
-            <w:r>
-              <w:rPr>
-                <w:sz w:val="15"/>
-              </w:rPr>
-              <w:t>The use of hand tools / El aletleri kullanımı</w:t>
-            </w:r>
-          </w:p>
-        </w:tc>
-        <w:tc>
-          <w:tcPr>
-            <w:tcW w:type="dxa" w:w="964"/>
-          </w:tcPr>
-          <w:p>
-            <w:pPr>
-              <w:jc w:val="center"/>
-            </w:pPr>
-            <w:r>
-              <w:rPr>
-                <w:sz w:val="16"/>
-              </w:rPr>
-              <w:t>x</w:t>
-            </w:r>
-          </w:p>
-        </w:tc>
-      </w:tr>
-      <w:tr>
-        <w:tc>
-          <w:tcPr>
-            <w:tcW w:type="dxa" w:w="3855"/>
-          </w:tcPr>
-          <w:p>
-            <w:r>
-              <w:rPr>
-                <w:sz w:val="15"/>
-              </w:rPr>
-              <w:t>The use of scaffolding, stairs, platform / İskele, merdiven ve platform kullanımı</w:t>
-            </w:r>
-          </w:p>
-        </w:tc>
-        <w:tc>
-          <w:tcPr>
-            <w:tcW w:type="dxa" w:w="964"/>
-          </w:tcPr>
-          <w:p>
-            <w:pPr>
-              <w:jc w:val="center"/>
-            </w:pPr>
-            <w:r>
-              <w:rPr>
-                <w:sz w:val="16"/>
-              </w:rPr>
-              <w:t>x</w:t>
-            </w:r>
-          </w:p>
-        </w:tc>
-        <w:tc>
-          <w:tcPr>
-            <w:tcW w:type="dxa" w:w="3855"/>
-          </w:tcPr>
-          <w:p>
-            <w:r>
-              <w:rPr>
-                <w:sz w:val="15"/>
-              </w:rPr>
-              <w:t>Inadequate lighting and ventilation / Yetersiz aydınlatma ve havalandırma</w:t>
-            </w:r>
-          </w:p>
-        </w:tc>
-        <w:tc>
-          <w:tcPr>
-            <w:tcW w:type="dxa" w:w="964"/>
-          </w:tcPr>
-          <w:p>
-            <w:pPr>
-              <w:jc w:val="center"/>
-            </w:pPr>
-            <w:r>
-              <w:rPr>
-                <w:sz w:val="16"/>
-              </w:rPr>
-              <w:t>x</w:t>
-            </w:r>
-          </w:p>
-        </w:tc>
-      </w:tr>
-      <w:tr>
-        <w:tc>
-          <w:tcPr>
-            <w:tcW w:type="dxa" w:w="3855"/>
-          </w:tcPr>
-          <w:p>
-            <w:r>
-              <w:rPr>
-                <w:sz w:val="15"/>
-              </w:rPr>
-              <w:t>Working with closed and circumscribed area / Kapalı ve sınırlandrılmış alanda çalışma</w:t>
-            </w:r>
-          </w:p>
-        </w:tc>
-        <w:tc>
-          <w:tcPr>
-            <w:tcW w:type="dxa" w:w="964"/>
-          </w:tcPr>
-          <w:p>
-            <w:pPr>
-              <w:jc w:val="center"/>
-            </w:pPr>
-            <w:r>
-              <w:rPr>
-                <w:sz w:val="16"/>
-              </w:rPr>
-              <w:t>x</w:t>
-            </w:r>
-          </w:p>
-        </w:tc>
-        <w:tc>
-          <w:tcPr>
-            <w:tcW w:type="dxa" w:w="3855"/>
-          </w:tcPr>
-          <w:p>
-            <w:r>
-              <w:rPr>
-                <w:sz w:val="15"/>
-              </w:rPr>
-              <w:t>The use of pressure vessel / Basınçlı kap kullanımı</w:t>
-            </w:r>
-          </w:p>
-        </w:tc>
-        <w:tc>
-          <w:tcPr>
-            <w:tcW w:type="dxa" w:w="964"/>
-          </w:tcPr>
-          <w:p>
-            <w:pPr>
-              <w:jc w:val="center"/>
-            </w:pPr>
-            <w:r>
-              <w:rPr>
-                <w:sz w:val="16"/>
-              </w:rPr>
-              <w:t>x (in scope)</w:t>
-            </w:r>
-          </w:p>
-        </w:tc>
-      </w:tr>
-      <w:tr>
-        <w:tc>
-          <w:tcPr>
-            <w:tcW w:type="dxa" w:w="3855"/>
-          </w:tcPr>
-          <w:p>
-            <w:r>
-              <w:rPr>
-                <w:sz w:val="15"/>
-              </w:rPr>
-              <w:t>Others / Diğer Çalışmalar: ..................................................................</w:t>
-            </w:r>
-          </w:p>
-        </w:tc>
-        <w:tc>
-          <w:tcPr>
-            <w:tcW w:type="dxa" w:w="964"/>
-          </w:tcPr>
-          <w:p/>
-        </w:tc>
-        <w:tc>
-          <w:tcPr>
-            <w:tcW w:type="dxa" w:w="3855"/>
-          </w:tcPr>
-          <w:p>
-            <w:r>
-              <w:rPr>
-                <w:sz w:val="15"/>
-              </w:rPr>
-              <w:t>Others / Diğer Çalışmalar: ..................................................................</w:t>
-            </w:r>
-          </w:p>
-        </w:tc>
-        <w:tc>
-          <w:tcPr>
-            <w:tcW w:type="dxa" w:w="964"/>
-          </w:tcPr>
-          <w:p/>
+                <w:sz w:val="20"/>
+              </w:rPr>
+              <w:t>THIS DOCUMENT IS RECORDED AND STORED BY THE DOING THE JOB</w:t>
+            </w:r>
+          </w:p>
         </w:tc>
       </w:tr>
     </w:tbl>
-    <w:p>
-      <w:r>
-        <w:br w:type="page"/>
-      </w:r>
-    </w:p>
-    <w:p>
-      <w:r>
-        <w:rPr>
-          <w:b/>
-          <w:i w:val="0"/>
-          <w:sz w:val="24"/>
-        </w:rPr>
-        <w:t>STEP 2</w:t>
-      </w:r>
-    </w:p>
-    <w:p>
-      <w:r>
-        <w:rPr>
-          <w:b w:val="0"/>
-          <w:i/>
-          <w:sz w:val="16"/>
-        </w:rPr>
-        <w:t>THIS DOCUMENT IS RECORDED AND STORED BY THE DOING THE JOB</w:t>
-      </w:r>
-    </w:p>
     <w:tbl>
       <w:tblPr>
         <w:tblStyle w:val="TableGrid"/>
@@ -2475,9 +3257,7 @@
               <w:rPr>
                 <w:sz w:val="16"/>
               </w:rPr>
-              <w:t>Handling: For Siemens Energy internal and subcontractor use only.</w:t>
-              <w:br/>
-              <w:t>Review: If there is a change in working methods and conditions, the form must be renewed.</w:t>
+              <w:t>Handling: For Siemens Energy internal and subcontractor use only.  Review: If there is a change in working methods and conditions, the form must be renewed.</w:t>
             </w:r>
           </w:p>
         </w:tc>
@@ -2523,18 +3303,17 @@
         <w:tblLook w:firstColumn="1" w:firstRow="1" w:lastColumn="0" w:lastRow="0" w:noHBand="0" w:noVBand="1" w:val="04A0"/>
       </w:tblPr>
       <w:tblGrid>
-        <w:gridCol w:w="1247"/>
-        <w:gridCol w:w="1247"/>
-        <w:gridCol w:w="1247"/>
-        <w:gridCol w:w="1247"/>
-        <w:gridCol w:w="1247"/>
-        <w:gridCol w:w="1247"/>
+        <w:gridCol w:w="850"/>
+        <w:gridCol w:w="850"/>
+        <w:gridCol w:w="850"/>
+        <w:gridCol w:w="850"/>
+        <w:gridCol w:w="850"/>
+        <w:gridCol w:w="850"/>
       </w:tblGrid>
       <w:tr>
         <w:tc>
           <w:tcPr>
             <w:tcW w:type="dxa" w:w="1440"/>
-            <w:shd w:val="clear" w:fill="1F4E79"/>
           </w:tcPr>
           <w:p>
             <w:pPr>
@@ -2543,17 +3322,15 @@
             <w:r>
               <w:rPr>
                 <w:b/>
-                <w:color w:val="FFFFFF"/>
-                <w:sz w:val="16"/>
-              </w:rPr>
-              <w:t>Severity \ Likelihood</w:t>
+                <w:sz w:val="16"/>
+              </w:rPr>
+              <w:t>Likelihood</w:t>
             </w:r>
           </w:p>
         </w:tc>
         <w:tc>
           <w:tcPr>
             <w:tcW w:type="dxa" w:w="1440"/>
-            <w:shd w:val="clear" w:fill="1F4E79"/>
           </w:tcPr>
           <w:p>
             <w:pPr>
@@ -2562,17 +3339,15 @@
             <w:r>
               <w:rPr>
                 <w:b/>
-                <w:color w:val="FFFFFF"/>
-                <w:sz w:val="16"/>
-              </w:rPr>
-              <w:t>1</w:t>
+                <w:sz w:val="16"/>
+              </w:rPr>
+              <w:t>Likelihood</w:t>
             </w:r>
           </w:p>
         </w:tc>
         <w:tc>
           <w:tcPr>
             <w:tcW w:type="dxa" w:w="1440"/>
-            <w:shd w:val="clear" w:fill="1F4E79"/>
           </w:tcPr>
           <w:p>
             <w:pPr>
@@ -2581,17 +3356,15 @@
             <w:r>
               <w:rPr>
                 <w:b/>
-                <w:color w:val="FFFFFF"/>
-                <w:sz w:val="16"/>
-              </w:rPr>
-              <w:t>2</w:t>
+                <w:sz w:val="16"/>
+              </w:rPr>
+              <w:t>Likelihood</w:t>
             </w:r>
           </w:p>
         </w:tc>
         <w:tc>
           <w:tcPr>
             <w:tcW w:type="dxa" w:w="1440"/>
-            <w:shd w:val="clear" w:fill="1F4E79"/>
           </w:tcPr>
           <w:p>
             <w:pPr>
@@ -2600,17 +3373,15 @@
             <w:r>
               <w:rPr>
                 <w:b/>
-                <w:color w:val="FFFFFF"/>
-                <w:sz w:val="16"/>
-              </w:rPr>
-              <w:t>3</w:t>
+                <w:sz w:val="16"/>
+              </w:rPr>
+              <w:t>Likelihood</w:t>
             </w:r>
           </w:p>
         </w:tc>
         <w:tc>
           <w:tcPr>
             <w:tcW w:type="dxa" w:w="1440"/>
-            <w:shd w:val="clear" w:fill="1F4E79"/>
           </w:tcPr>
           <w:p>
             <w:pPr>
@@ -2619,17 +3390,15 @@
             <w:r>
               <w:rPr>
                 <w:b/>
-                <w:color w:val="FFFFFF"/>
-                <w:sz w:val="16"/>
-              </w:rPr>
-              <w:t>4</w:t>
+                <w:sz w:val="16"/>
+              </w:rPr>
+              <w:t>Likelihood</w:t>
             </w:r>
           </w:p>
         </w:tc>
         <w:tc>
           <w:tcPr>
             <w:tcW w:type="dxa" w:w="1440"/>
-            <w:shd w:val="clear" w:fill="1F4E79"/>
           </w:tcPr>
           <w:p>
             <w:pPr>
@@ -2638,10 +3407,9 @@
             <w:r>
               <w:rPr>
                 <w:b/>
-                <w:color w:val="FFFFFF"/>
-                <w:sz w:val="16"/>
-              </w:rPr>
-              <w:t>5</w:t>
+                <w:sz w:val="16"/>
+              </w:rPr>
+              <w:t>Likelihood</w:t>
             </w:r>
           </w:p>
         </w:tc>
@@ -2650,7 +3418,6 @@
         <w:tc>
           <w:tcPr>
             <w:tcW w:type="dxa" w:w="1440"/>
-            <w:shd w:val="clear" w:fill="1F4E79"/>
           </w:tcPr>
           <w:p>
             <w:pPr>
@@ -2659,7 +3426,23 @@
             <w:r>
               <w:rPr>
                 <w:b/>
-                <w:color w:val="FFFFFF"/>
+                <w:sz w:val="16"/>
+              </w:rPr>
+              <w:t>Severity</w:t>
+            </w:r>
+          </w:p>
+        </w:tc>
+        <w:tc>
+          <w:tcPr>
+            <w:tcW w:type="dxa" w:w="1440"/>
+            <w:shd w:val="clear" w:fill="99CCFF"/>
+          </w:tcPr>
+          <w:p>
+            <w:pPr>
+              <w:jc w:val="center"/>
+            </w:pPr>
+            <w:r>
+              <w:rPr>
                 <w:sz w:val="16"/>
               </w:rPr>
               <w:t>1</w:t>
@@ -2669,70 +3452,58 @@
         <w:tc>
           <w:tcPr>
             <w:tcW w:type="dxa" w:w="1440"/>
-          </w:tcPr>
-          <w:p>
-            <w:pPr>
-              <w:jc w:val="center"/>
-            </w:pPr>
-            <w:r>
-              <w:rPr>
-                <w:sz w:val="16"/>
-              </w:rPr>
-              <w:t>1</w:t>
+            <w:shd w:val="clear" w:fill="99CCFF"/>
+          </w:tcPr>
+          <w:p>
+            <w:pPr>
+              <w:jc w:val="center"/>
+            </w:pPr>
+            <w:r>
+              <w:rPr>
+                <w:sz w:val="16"/>
+              </w:rPr>
+              <w:t>2</w:t>
             </w:r>
           </w:p>
         </w:tc>
         <w:tc>
           <w:tcPr>
             <w:tcW w:type="dxa" w:w="1440"/>
-          </w:tcPr>
-          <w:p>
-            <w:pPr>
-              <w:jc w:val="center"/>
-            </w:pPr>
-            <w:r>
-              <w:rPr>
-                <w:sz w:val="16"/>
-              </w:rPr>
-              <w:t>2</w:t>
+            <w:shd w:val="clear" w:fill="99CCFF"/>
+          </w:tcPr>
+          <w:p>
+            <w:pPr>
+              <w:jc w:val="center"/>
+            </w:pPr>
+            <w:r>
+              <w:rPr>
+                <w:sz w:val="16"/>
+              </w:rPr>
+              <w:t>3</w:t>
             </w:r>
           </w:p>
         </w:tc>
         <w:tc>
           <w:tcPr>
             <w:tcW w:type="dxa" w:w="1440"/>
-          </w:tcPr>
-          <w:p>
-            <w:pPr>
-              <w:jc w:val="center"/>
-            </w:pPr>
-            <w:r>
-              <w:rPr>
-                <w:sz w:val="16"/>
-              </w:rPr>
-              <w:t>3</w:t>
+            <w:shd w:val="clear" w:fill="99CCFF"/>
+          </w:tcPr>
+          <w:p>
+            <w:pPr>
+              <w:jc w:val="center"/>
+            </w:pPr>
+            <w:r>
+              <w:rPr>
+                <w:sz w:val="16"/>
+              </w:rPr>
+              <w:t>4</w:t>
             </w:r>
           </w:p>
         </w:tc>
         <w:tc>
           <w:tcPr>
             <w:tcW w:type="dxa" w:w="1440"/>
-          </w:tcPr>
-          <w:p>
-            <w:pPr>
-              <w:jc w:val="center"/>
-            </w:pPr>
-            <w:r>
-              <w:rPr>
-                <w:sz w:val="16"/>
-              </w:rPr>
-              <w:t>4</w:t>
-            </w:r>
-          </w:p>
-        </w:tc>
-        <w:tc>
-          <w:tcPr>
-            <w:tcW w:type="dxa" w:w="1440"/>
+            <w:shd w:val="clear" w:fill="99CCFF"/>
           </w:tcPr>
           <w:p>
             <w:pPr>
@@ -2751,7 +3522,6 @@
         <w:tc>
           <w:tcPr>
             <w:tcW w:type="dxa" w:w="1440"/>
-            <w:shd w:val="clear" w:fill="1F4E79"/>
           </w:tcPr>
           <w:p>
             <w:pPr>
@@ -2760,7 +3530,23 @@
             <w:r>
               <w:rPr>
                 <w:b/>
-                <w:color w:val="FFFFFF"/>
+                <w:sz w:val="16"/>
+              </w:rPr>
+              <w:t>Severity</w:t>
+            </w:r>
+          </w:p>
+        </w:tc>
+        <w:tc>
+          <w:tcPr>
+            <w:tcW w:type="dxa" w:w="1440"/>
+            <w:shd w:val="clear" w:fill="99CCFF"/>
+          </w:tcPr>
+          <w:p>
+            <w:pPr>
+              <w:jc w:val="center"/>
+            </w:pPr>
+            <w:r>
+              <w:rPr>
                 <w:sz w:val="16"/>
               </w:rPr>
               <w:t>2</w:t>
@@ -2770,80 +3556,68 @@
         <w:tc>
           <w:tcPr>
             <w:tcW w:type="dxa" w:w="1440"/>
-          </w:tcPr>
-          <w:p>
-            <w:pPr>
-              <w:jc w:val="center"/>
-            </w:pPr>
-            <w:r>
-              <w:rPr>
-                <w:sz w:val="16"/>
-              </w:rPr>
-              <w:t>2</w:t>
+            <w:shd w:val="clear" w:fill="99CCFF"/>
+          </w:tcPr>
+          <w:p>
+            <w:pPr>
+              <w:jc w:val="center"/>
+            </w:pPr>
+            <w:r>
+              <w:rPr>
+                <w:sz w:val="16"/>
+              </w:rPr>
+              <w:t>4</w:t>
             </w:r>
           </w:p>
         </w:tc>
         <w:tc>
           <w:tcPr>
             <w:tcW w:type="dxa" w:w="1440"/>
-          </w:tcPr>
-          <w:p>
-            <w:pPr>
-              <w:jc w:val="center"/>
-            </w:pPr>
-            <w:r>
-              <w:rPr>
-                <w:sz w:val="16"/>
-              </w:rPr>
-              <w:t>4</w:t>
+            <w:shd w:val="clear" w:fill="99CCFF"/>
+          </w:tcPr>
+          <w:p>
+            <w:pPr>
+              <w:jc w:val="center"/>
+            </w:pPr>
+            <w:r>
+              <w:rPr>
+                <w:sz w:val="16"/>
+              </w:rPr>
+              <w:t>6</w:t>
             </w:r>
           </w:p>
         </w:tc>
         <w:tc>
           <w:tcPr>
             <w:tcW w:type="dxa" w:w="1440"/>
-          </w:tcPr>
-          <w:p>
-            <w:pPr>
-              <w:jc w:val="center"/>
-            </w:pPr>
-            <w:r>
-              <w:rPr>
-                <w:sz w:val="16"/>
-              </w:rPr>
-              <w:t>6</w:t>
+            <w:shd w:val="clear" w:fill="FFCC00"/>
+          </w:tcPr>
+          <w:p>
+            <w:pPr>
+              <w:jc w:val="center"/>
+            </w:pPr>
+            <w:r>
+              <w:rPr>
+                <w:sz w:val="16"/>
+              </w:rPr>
+              <w:t>8</w:t>
             </w:r>
           </w:p>
         </w:tc>
         <w:tc>
           <w:tcPr>
             <w:tcW w:type="dxa" w:w="1440"/>
-          </w:tcPr>
-          <w:p>
-            <w:pPr>
-              <w:jc w:val="center"/>
-            </w:pPr>
-            <w:r>
-              <w:rPr>
-                <w:sz w:val="16"/>
-              </w:rPr>
-              <w:t>8</w:t>
-            </w:r>
-          </w:p>
-        </w:tc>
-        <w:tc>
-          <w:tcPr>
-            <w:tcW w:type="dxa" w:w="1440"/>
-          </w:tcPr>
-          <w:p>
-            <w:pPr>
-              <w:jc w:val="center"/>
-            </w:pPr>
-            <w:r>
-              <w:rPr>
-                <w:sz w:val="16"/>
-              </w:rPr>
-              <w:t>12</w:t>
+            <w:shd w:val="clear" w:fill="FFCC00"/>
+          </w:tcPr>
+          <w:p>
+            <w:pPr>
+              <w:jc w:val="center"/>
+            </w:pPr>
+            <w:r>
+              <w:rPr>
+                <w:sz w:val="16"/>
+              </w:rPr>
+              <w:t>10</w:t>
             </w:r>
           </w:p>
         </w:tc>
@@ -2852,7 +3626,6 @@
         <w:tc>
           <w:tcPr>
             <w:tcW w:type="dxa" w:w="1440"/>
-            <w:shd w:val="clear" w:fill="1F4E79"/>
           </w:tcPr>
           <w:p>
             <w:pPr>
@@ -2861,7 +3634,23 @@
             <w:r>
               <w:rPr>
                 <w:b/>
-                <w:color w:val="FFFFFF"/>
+                <w:sz w:val="16"/>
+              </w:rPr>
+              <w:t>Severity</w:t>
+            </w:r>
+          </w:p>
+        </w:tc>
+        <w:tc>
+          <w:tcPr>
+            <w:tcW w:type="dxa" w:w="1440"/>
+            <w:shd w:val="clear" w:fill="99CCFF"/>
+          </w:tcPr>
+          <w:p>
+            <w:pPr>
+              <w:jc w:val="center"/>
+            </w:pPr>
+            <w:r>
+              <w:rPr>
                 <w:sz w:val="16"/>
               </w:rPr>
               <w:t>3</w:t>
@@ -2871,70 +3660,58 @@
         <w:tc>
           <w:tcPr>
             <w:tcW w:type="dxa" w:w="1440"/>
-          </w:tcPr>
-          <w:p>
-            <w:pPr>
-              <w:jc w:val="center"/>
-            </w:pPr>
-            <w:r>
-              <w:rPr>
-                <w:sz w:val="16"/>
-              </w:rPr>
-              <w:t>3</w:t>
+            <w:shd w:val="clear" w:fill="99CCFF"/>
+          </w:tcPr>
+          <w:p>
+            <w:pPr>
+              <w:jc w:val="center"/>
+            </w:pPr>
+            <w:r>
+              <w:rPr>
+                <w:sz w:val="16"/>
+              </w:rPr>
+              <w:t>6</w:t>
             </w:r>
           </w:p>
         </w:tc>
         <w:tc>
           <w:tcPr>
             <w:tcW w:type="dxa" w:w="1440"/>
-          </w:tcPr>
-          <w:p>
-            <w:pPr>
-              <w:jc w:val="center"/>
-            </w:pPr>
-            <w:r>
-              <w:rPr>
-                <w:sz w:val="16"/>
-              </w:rPr>
-              <w:t>6</w:t>
+            <w:shd w:val="clear" w:fill="FFCC00"/>
+          </w:tcPr>
+          <w:p>
+            <w:pPr>
+              <w:jc w:val="center"/>
+            </w:pPr>
+            <w:r>
+              <w:rPr>
+                <w:sz w:val="16"/>
+              </w:rPr>
+              <w:t>9</w:t>
             </w:r>
           </w:p>
         </w:tc>
         <w:tc>
           <w:tcPr>
             <w:tcW w:type="dxa" w:w="1440"/>
-          </w:tcPr>
-          <w:p>
-            <w:pPr>
-              <w:jc w:val="center"/>
-            </w:pPr>
-            <w:r>
-              <w:rPr>
-                <w:sz w:val="16"/>
-              </w:rPr>
-              <w:t>9</w:t>
+            <w:shd w:val="clear" w:fill="FFCC00"/>
+          </w:tcPr>
+          <w:p>
+            <w:pPr>
+              <w:jc w:val="center"/>
+            </w:pPr>
+            <w:r>
+              <w:rPr>
+                <w:sz w:val="16"/>
+              </w:rPr>
+              <w:t>12</w:t>
             </w:r>
           </w:p>
         </w:tc>
         <w:tc>
           <w:tcPr>
             <w:tcW w:type="dxa" w:w="1440"/>
-          </w:tcPr>
-          <w:p>
-            <w:pPr>
-              <w:jc w:val="center"/>
-            </w:pPr>
-            <w:r>
-              <w:rPr>
-                <w:sz w:val="16"/>
-              </w:rPr>
-              <w:t>12</w:t>
-            </w:r>
-          </w:p>
-        </w:tc>
-        <w:tc>
-          <w:tcPr>
-            <w:tcW w:type="dxa" w:w="1440"/>
+            <w:shd w:val="clear" w:fill="FF0000"/>
           </w:tcPr>
           <w:p>
             <w:pPr>
@@ -2953,7 +3730,6 @@
         <w:tc>
           <w:tcPr>
             <w:tcW w:type="dxa" w:w="1440"/>
-            <w:shd w:val="clear" w:fill="1F4E79"/>
           </w:tcPr>
           <w:p>
             <w:pPr>
@@ -2962,7 +3738,23 @@
             <w:r>
               <w:rPr>
                 <w:b/>
-                <w:color w:val="FFFFFF"/>
+                <w:sz w:val="16"/>
+              </w:rPr>
+              <w:t>Severity</w:t>
+            </w:r>
+          </w:p>
+        </w:tc>
+        <w:tc>
+          <w:tcPr>
+            <w:tcW w:type="dxa" w:w="1440"/>
+            <w:shd w:val="clear" w:fill="99CCFF"/>
+          </w:tcPr>
+          <w:p>
+            <w:pPr>
+              <w:jc w:val="center"/>
+            </w:pPr>
+            <w:r>
+              <w:rPr>
                 <w:sz w:val="16"/>
               </w:rPr>
               <w:t>4</w:t>
@@ -2972,70 +3764,58 @@
         <w:tc>
           <w:tcPr>
             <w:tcW w:type="dxa" w:w="1440"/>
-          </w:tcPr>
-          <w:p>
-            <w:pPr>
-              <w:jc w:val="center"/>
-            </w:pPr>
-            <w:r>
-              <w:rPr>
-                <w:sz w:val="16"/>
-              </w:rPr>
-              <w:t>4</w:t>
+            <w:shd w:val="clear" w:fill="FFCC00"/>
+          </w:tcPr>
+          <w:p>
+            <w:pPr>
+              <w:jc w:val="center"/>
+            </w:pPr>
+            <w:r>
+              <w:rPr>
+                <w:sz w:val="16"/>
+              </w:rPr>
+              <w:t>8</w:t>
             </w:r>
           </w:p>
         </w:tc>
         <w:tc>
           <w:tcPr>
             <w:tcW w:type="dxa" w:w="1440"/>
-          </w:tcPr>
-          <w:p>
-            <w:pPr>
-              <w:jc w:val="center"/>
-            </w:pPr>
-            <w:r>
-              <w:rPr>
-                <w:sz w:val="16"/>
-              </w:rPr>
-              <w:t>8</w:t>
+            <w:shd w:val="clear" w:fill="FFCC00"/>
+          </w:tcPr>
+          <w:p>
+            <w:pPr>
+              <w:jc w:val="center"/>
+            </w:pPr>
+            <w:r>
+              <w:rPr>
+                <w:sz w:val="16"/>
+              </w:rPr>
+              <w:t>12</w:t>
             </w:r>
           </w:p>
         </w:tc>
         <w:tc>
           <w:tcPr>
             <w:tcW w:type="dxa" w:w="1440"/>
-          </w:tcPr>
-          <w:p>
-            <w:pPr>
-              <w:jc w:val="center"/>
-            </w:pPr>
-            <w:r>
-              <w:rPr>
-                <w:sz w:val="16"/>
-              </w:rPr>
-              <w:t>12</w:t>
+            <w:shd w:val="clear" w:fill="FF0000"/>
+          </w:tcPr>
+          <w:p>
+            <w:pPr>
+              <w:jc w:val="center"/>
+            </w:pPr>
+            <w:r>
+              <w:rPr>
+                <w:sz w:val="16"/>
+              </w:rPr>
+              <w:t>16</w:t>
             </w:r>
           </w:p>
         </w:tc>
         <w:tc>
           <w:tcPr>
             <w:tcW w:type="dxa" w:w="1440"/>
-          </w:tcPr>
-          <w:p>
-            <w:pPr>
-              <w:jc w:val="center"/>
-            </w:pPr>
-            <w:r>
-              <w:rPr>
-                <w:sz w:val="16"/>
-              </w:rPr>
-              <w:t>16</w:t>
-            </w:r>
-          </w:p>
-        </w:tc>
-        <w:tc>
-          <w:tcPr>
-            <w:tcW w:type="dxa" w:w="1440"/>
+            <w:shd w:val="clear" w:fill="FF0000"/>
           </w:tcPr>
           <w:p>
             <w:pPr>
@@ -3054,7 +3834,6 @@
         <w:tc>
           <w:tcPr>
             <w:tcW w:type="dxa" w:w="1440"/>
-            <w:shd w:val="clear" w:fill="1F4E79"/>
           </w:tcPr>
           <w:p>
             <w:pPr>
@@ -3063,7 +3842,23 @@
             <w:r>
               <w:rPr>
                 <w:b/>
-                <w:color w:val="FFFFFF"/>
+                <w:sz w:val="16"/>
+              </w:rPr>
+              <w:t>Severity</w:t>
+            </w:r>
+          </w:p>
+        </w:tc>
+        <w:tc>
+          <w:tcPr>
+            <w:tcW w:type="dxa" w:w="1440"/>
+            <w:shd w:val="clear" w:fill="99CCFF"/>
+          </w:tcPr>
+          <w:p>
+            <w:pPr>
+              <w:jc w:val="center"/>
+            </w:pPr>
+            <w:r>
+              <w:rPr>
                 <w:sz w:val="16"/>
               </w:rPr>
               <w:t>5</w:t>
@@ -3073,70 +3868,58 @@
         <w:tc>
           <w:tcPr>
             <w:tcW w:type="dxa" w:w="1440"/>
-          </w:tcPr>
-          <w:p>
-            <w:pPr>
-              <w:jc w:val="center"/>
-            </w:pPr>
-            <w:r>
-              <w:rPr>
-                <w:sz w:val="16"/>
-              </w:rPr>
-              <w:t>5</w:t>
+            <w:shd w:val="clear" w:fill="FFCC00"/>
+          </w:tcPr>
+          <w:p>
+            <w:pPr>
+              <w:jc w:val="center"/>
+            </w:pPr>
+            <w:r>
+              <w:rPr>
+                <w:sz w:val="16"/>
+              </w:rPr>
+              <w:t>10</w:t>
             </w:r>
           </w:p>
         </w:tc>
         <w:tc>
           <w:tcPr>
             <w:tcW w:type="dxa" w:w="1440"/>
-          </w:tcPr>
-          <w:p>
-            <w:pPr>
-              <w:jc w:val="center"/>
-            </w:pPr>
-            <w:r>
-              <w:rPr>
-                <w:sz w:val="16"/>
-              </w:rPr>
-              <w:t>10</w:t>
+            <w:shd w:val="clear" w:fill="FF0000"/>
+          </w:tcPr>
+          <w:p>
+            <w:pPr>
+              <w:jc w:val="center"/>
+            </w:pPr>
+            <w:r>
+              <w:rPr>
+                <w:sz w:val="16"/>
+              </w:rPr>
+              <w:t>15</w:t>
             </w:r>
           </w:p>
         </w:tc>
         <w:tc>
           <w:tcPr>
             <w:tcW w:type="dxa" w:w="1440"/>
-          </w:tcPr>
-          <w:p>
-            <w:pPr>
-              <w:jc w:val="center"/>
-            </w:pPr>
-            <w:r>
-              <w:rPr>
-                <w:sz w:val="16"/>
-              </w:rPr>
-              <w:t>15</w:t>
+            <w:shd w:val="clear" w:fill="FF0000"/>
+          </w:tcPr>
+          <w:p>
+            <w:pPr>
+              <w:jc w:val="center"/>
+            </w:pPr>
+            <w:r>
+              <w:rPr>
+                <w:sz w:val="16"/>
+              </w:rPr>
+              <w:t>20</w:t>
             </w:r>
           </w:p>
         </w:tc>
         <w:tc>
           <w:tcPr>
             <w:tcW w:type="dxa" w:w="1440"/>
-          </w:tcPr>
-          <w:p>
-            <w:pPr>
-              <w:jc w:val="center"/>
-            </w:pPr>
-            <w:r>
-              <w:rPr>
-                <w:sz w:val="16"/>
-              </w:rPr>
-              <w:t>20</w:t>
-            </w:r>
-          </w:p>
-        </w:tc>
-        <w:tc>
-          <w:tcPr>
-            <w:tcW w:type="dxa" w:w="1440"/>
+            <w:shd w:val="clear" w:fill="FF0000"/>
           </w:tcPr>
           <w:p>
             <w:pPr>
@@ -3204,7 +3987,7 @@
         <w:tc>
           <w:tcPr>
             <w:tcW w:type="dxa" w:w="454"/>
-            <w:shd w:val="clear" w:fill="1F4E79"/>
+            <w:shd w:val="clear" w:fill="CCC0DA"/>
           </w:tcPr>
           <w:p>
             <w:pPr>
@@ -3213,7 +3996,6 @@
             <w:r>
               <w:rPr>
                 <w:b/>
-                <w:color w:val="FFFFFF"/>
                 <w:sz w:val="15"/>
               </w:rPr>
               <w:t>No</w:t>
@@ -3223,7 +4005,7 @@
         <w:tc>
           <w:tcPr>
             <w:tcW w:type="dxa" w:w="1928"/>
-            <w:shd w:val="clear" w:fill="1F4E79"/>
+            <w:shd w:val="clear" w:fill="CCC0DA"/>
           </w:tcPr>
           <w:p>
             <w:pPr>
@@ -3232,7 +4014,6 @@
             <w:r>
               <w:rPr>
                 <w:b/>
-                <w:color w:val="FFFFFF"/>
                 <w:sz w:val="15"/>
               </w:rPr>
               <w:t>Pathway of activity /</w:t>
@@ -3243,9 +4024,7 @@
           <w:tcPr>
             <w:tcW w:type="dxa" w:w="624"/>
             <w:gridSpan w:val="3"/>
-            <w:shd w:val="clear" w:fill="1F4E79"/>
-            <w:shd w:val="clear" w:fill="1F4E79"/>
-            <w:shd w:val="clear" w:fill="1F4E79"/>
+            <w:shd w:val="clear" w:fill="CCC0DA"/>
           </w:tcPr>
           <w:p>
             <w:pPr>
@@ -3254,7 +4033,6 @@
             <w:r>
               <w:rPr>
                 <w:b/>
-                <w:color w:val="FFFFFF"/>
                 <w:sz w:val="15"/>
               </w:rPr>
               <w:t>Assessment / Değerlendirme — High (H) / Yüksek (Y)  Medium (M) / Orta (O)  Low (L) / Düşük (D)</w:t>
@@ -3267,7 +4045,6 @@
             <w:r>
               <w:rPr>
                 <w:b/>
-                <w:color w:val="FFFFFF"/>
                 <w:sz w:val="15"/>
               </w:rPr>
             </w:r>
@@ -3279,7 +4056,6 @@
             <w:r>
               <w:rPr>
                 <w:b/>
-                <w:color w:val="FFFFFF"/>
                 <w:sz w:val="15"/>
               </w:rPr>
             </w:r>
@@ -3288,7 +4064,7 @@
         <w:tc>
           <w:tcPr>
             <w:tcW w:type="dxa" w:w="4309"/>
-            <w:shd w:val="clear" w:fill="1F4E79"/>
+            <w:shd w:val="clear" w:fill="CCC0DA"/>
           </w:tcPr>
           <w:p>
             <w:pPr>
@@ -3297,7 +4073,6 @@
             <w:r>
               <w:rPr>
                 <w:b/>
-                <w:color w:val="FFFFFF"/>
                 <w:sz w:val="15"/>
               </w:rPr>
               <w:t>Precautions</w:t>
@@ -3308,9 +4083,7 @@
           <w:tcPr>
             <w:tcW w:type="dxa" w:w="624"/>
             <w:gridSpan w:val="3"/>
-            <w:shd w:val="clear" w:fill="1F4E79"/>
-            <w:shd w:val="clear" w:fill="1F4E79"/>
-            <w:shd w:val="clear" w:fill="1F4E79"/>
+            <w:shd w:val="clear" w:fill="CCC0DA"/>
           </w:tcPr>
           <w:p>
             <w:pPr>
@@ -3319,7 +4092,6 @@
             <w:r>
               <w:rPr>
                 <w:b/>
-                <w:color w:val="FFFFFF"/>
                 <w:sz w:val="15"/>
               </w:rPr>
               <w:t>Assessment / Değerlendirme — High (H)</w:t>
@@ -3332,7 +4104,6 @@
             <w:r>
               <w:rPr>
                 <w:b/>
-                <w:color w:val="FFFFFF"/>
                 <w:sz w:val="15"/>
               </w:rPr>
             </w:r>
@@ -3344,7 +4115,6 @@
             <w:r>
               <w:rPr>
                 <w:b/>
-                <w:color w:val="FFFFFF"/>
                 <w:sz w:val="15"/>
               </w:rPr>
             </w:r>
@@ -3355,21 +4125,18 @@
         <w:tc>
           <w:tcPr>
             <w:tcW w:type="dxa" w:w="454"/>
-            <w:shd w:val="clear" w:fill="1F4E79"/>
           </w:tcPr>
           <w:p/>
         </w:tc>
         <w:tc>
           <w:tcPr>
             <w:tcW w:type="dxa" w:w="1928"/>
-            <w:shd w:val="clear" w:fill="1F4E79"/>
           </w:tcPr>
           <w:p/>
         </w:tc>
         <w:tc>
           <w:tcPr>
             <w:tcW w:type="dxa" w:w="567"/>
-            <w:shd w:val="clear" w:fill="1F4E79"/>
           </w:tcPr>
           <w:p>
             <w:pPr>
@@ -3378,7 +4145,6 @@
             <w:r>
               <w:rPr>
                 <w:b/>
-                <w:color w:val="FFFFFF"/>
                 <w:sz w:val="15"/>
               </w:rPr>
               <w:t>Likelihood (L)</w:t>
@@ -3388,7 +4154,6 @@
         <w:tc>
           <w:tcPr>
             <w:tcW w:type="dxa" w:w="567"/>
-            <w:shd w:val="clear" w:fill="1F4E79"/>
           </w:tcPr>
           <w:p>
             <w:pPr>
@@ -3397,7 +4162,6 @@
             <w:r>
               <w:rPr>
                 <w:b/>
-                <w:color w:val="FFFFFF"/>
                 <w:sz w:val="15"/>
               </w:rPr>
               <w:t>Severity (S)</w:t>
@@ -3407,7 +4171,6 @@
         <w:tc>
           <w:tcPr>
             <w:tcW w:type="dxa" w:w="624"/>
-            <w:shd w:val="clear" w:fill="1F4E79"/>
           </w:tcPr>
           <w:p>
             <w:pPr>
@@ -3416,7 +4179,6 @@
             <w:r>
               <w:rPr>
                 <w:b/>
-                <w:color w:val="FFFFFF"/>
                 <w:sz w:val="15"/>
               </w:rPr>
               <w:t>Risk Score (R)</w:t>
@@ -3426,14 +4188,12 @@
         <w:tc>
           <w:tcPr>
             <w:tcW w:type="dxa" w:w="4309"/>
-            <w:shd w:val="clear" w:fill="1F4E79"/>
           </w:tcPr>
           <w:p/>
         </w:tc>
         <w:tc>
           <w:tcPr>
             <w:tcW w:type="dxa" w:w="567"/>
-            <w:shd w:val="clear" w:fill="1F4E79"/>
           </w:tcPr>
           <w:p>
             <w:pPr>
@@ -3442,7 +4202,6 @@
             <w:r>
               <w:rPr>
                 <w:b/>
-                <w:color w:val="FFFFFF"/>
                 <w:sz w:val="15"/>
               </w:rPr>
               <w:t>Likelihood (L)</w:t>
@@ -3452,7 +4211,6 @@
         <w:tc>
           <w:tcPr>
             <w:tcW w:type="dxa" w:w="567"/>
-            <w:shd w:val="clear" w:fill="1F4E79"/>
           </w:tcPr>
           <w:p>
             <w:pPr>
@@ -3461,7 +4219,6 @@
             <w:r>
               <w:rPr>
                 <w:b/>
-                <w:color w:val="FFFFFF"/>
                 <w:sz w:val="15"/>
               </w:rPr>
               <w:t>Severity (S)</w:t>
@@ -3471,7 +4228,6 @@
         <w:tc>
           <w:tcPr>
             <w:tcW w:type="dxa" w:w="624"/>
-            <w:shd w:val="clear" w:fill="1F4E79"/>
           </w:tcPr>
           <w:p>
             <w:pPr>
@@ -3480,7 +4236,6 @@
             <w:r>
               <w:rPr>
                 <w:b/>
-                <w:color w:val="FFFFFF"/>
                 <w:sz w:val="15"/>
               </w:rPr>
               <w:t>Risk Score (R)</w:t>
@@ -3497,7 +4252,6 @@
             <w:pPr>
               <w:jc w:val="center"/>
             </w:pPr>
-            <w:r/>
             <w:r>
               <w:rPr>
                 <w:sz w:val="16"/>
@@ -3528,7 +4282,6 @@
             <w:pPr>
               <w:jc w:val="center"/>
             </w:pPr>
-            <w:r/>
             <w:r>
               <w:rPr>
                 <w:sz w:val="16"/>
@@ -3545,7 +4298,6 @@
             <w:pPr>
               <w:jc w:val="center"/>
             </w:pPr>
-            <w:r/>
             <w:r>
               <w:rPr>
                 <w:sz w:val="16"/>
@@ -3562,7 +4314,6 @@
             <w:pPr>
               <w:jc w:val="center"/>
             </w:pPr>
-            <w:r/>
             <w:r>
               <w:rPr>
                 <w:sz w:val="16"/>
@@ -3576,7 +4327,6 @@
             <w:tcW w:type="dxa" w:w="4309"/>
           </w:tcPr>
           <w:p>
-            <w:r/>
             <w:r>
               <w:rPr>
                 <w:sz w:val="14"/>
@@ -3675,7 +4425,6 @@
             <w:pPr>
               <w:jc w:val="center"/>
             </w:pPr>
-            <w:r/>
             <w:r>
               <w:rPr>
                 <w:sz w:val="16"/>
@@ -3692,7 +4441,6 @@
             <w:pPr>
               <w:jc w:val="center"/>
             </w:pPr>
-            <w:r/>
             <w:r>
               <w:rPr>
                 <w:sz w:val="16"/>
@@ -3709,7 +4457,6 @@
             <w:pPr>
               <w:jc w:val="center"/>
             </w:pPr>
-            <w:r/>
             <w:r>
               <w:rPr>
                 <w:sz w:val="16"/>
@@ -3728,7 +4475,6 @@
             <w:pPr>
               <w:jc w:val="center"/>
             </w:pPr>
-            <w:r/>
             <w:r>
               <w:rPr>
                 <w:sz w:val="16"/>
@@ -3759,7 +4505,6 @@
             <w:pPr>
               <w:jc w:val="center"/>
             </w:pPr>
-            <w:r/>
             <w:r>
               <w:rPr>
                 <w:sz w:val="16"/>
@@ -3776,7 +4521,6 @@
             <w:pPr>
               <w:jc w:val="center"/>
             </w:pPr>
-            <w:r/>
             <w:r>
               <w:rPr>
                 <w:sz w:val="16"/>
@@ -3793,7 +4537,6 @@
             <w:pPr>
               <w:jc w:val="center"/>
             </w:pPr>
-            <w:r/>
             <w:r>
               <w:rPr>
                 <w:sz w:val="16"/>
@@ -3807,7 +4550,6 @@
             <w:tcW w:type="dxa" w:w="4309"/>
           </w:tcPr>
           <w:p>
-            <w:r/>
             <w:r>
               <w:rPr>
                 <w:sz w:val="14"/>
@@ -3850,7 +4592,6 @@
             <w:pPr>
               <w:jc w:val="center"/>
             </w:pPr>
-            <w:r/>
             <w:r>
               <w:rPr>
                 <w:sz w:val="16"/>
@@ -3867,7 +4608,6 @@
             <w:pPr>
               <w:jc w:val="center"/>
             </w:pPr>
-            <w:r/>
             <w:r>
               <w:rPr>
                 <w:sz w:val="16"/>
@@ -3884,7 +4624,6 @@
             <w:pPr>
               <w:jc w:val="center"/>
             </w:pPr>
-            <w:r/>
             <w:r>
               <w:rPr>
                 <w:sz w:val="16"/>
@@ -3903,7 +4642,6 @@
             <w:pPr>
               <w:jc w:val="center"/>
             </w:pPr>
-            <w:r/>
             <w:r>
               <w:rPr>
                 <w:sz w:val="16"/>
@@ -3934,7 +4672,6 @@
             <w:pPr>
               <w:jc w:val="center"/>
             </w:pPr>
-            <w:r/>
             <w:r>
               <w:rPr>
                 <w:sz w:val="16"/>
@@ -3951,7 +4688,6 @@
             <w:pPr>
               <w:jc w:val="center"/>
             </w:pPr>
-            <w:r/>
             <w:r>
               <w:rPr>
                 <w:sz w:val="16"/>
@@ -3968,7 +4704,6 @@
             <w:pPr>
               <w:jc w:val="center"/>
             </w:pPr>
-            <w:r/>
             <w:r>
               <w:rPr>
                 <w:sz w:val="16"/>
@@ -3982,7 +4717,6 @@
             <w:tcW w:type="dxa" w:w="4309"/>
           </w:tcPr>
           <w:p>
-            <w:r/>
             <w:r>
               <w:rPr>
                 <w:sz w:val="14"/>
@@ -4113,7 +4847,6 @@
             <w:pPr>
               <w:jc w:val="center"/>
             </w:pPr>
-            <w:r/>
             <w:r>
               <w:rPr>
                 <w:sz w:val="16"/>
@@ -4130,7 +4863,6 @@
             <w:pPr>
               <w:jc w:val="center"/>
             </w:pPr>
-            <w:r/>
             <w:r>
               <w:rPr>
                 <w:sz w:val="16"/>
@@ -4147,7 +4879,6 @@
             <w:pPr>
               <w:jc w:val="center"/>
             </w:pPr>
-            <w:r/>
             <w:r>
               <w:rPr>
                 <w:sz w:val="16"/>
@@ -4166,7 +4897,6 @@
             <w:pPr>
               <w:jc w:val="center"/>
             </w:pPr>
-            <w:r/>
             <w:r>
               <w:rPr>
                 <w:sz w:val="16"/>
@@ -4197,7 +4927,6 @@
             <w:pPr>
               <w:jc w:val="center"/>
             </w:pPr>
-            <w:r/>
             <w:r>
               <w:rPr>
                 <w:sz w:val="16"/>
@@ -4214,7 +4943,6 @@
             <w:pPr>
               <w:jc w:val="center"/>
             </w:pPr>
-            <w:r/>
             <w:r>
               <w:rPr>
                 <w:sz w:val="16"/>
@@ -4231,7 +4959,6 @@
             <w:pPr>
               <w:jc w:val="center"/>
             </w:pPr>
-            <w:r/>
             <w:r>
               <w:rPr>
                 <w:sz w:val="16"/>
@@ -4245,7 +4972,6 @@
             <w:tcW w:type="dxa" w:w="4309"/>
           </w:tcPr>
           <w:p>
-            <w:r/>
             <w:r>
               <w:rPr>
                 <w:sz w:val="14"/>
@@ -4312,7 +5038,6 @@
             <w:pPr>
               <w:jc w:val="center"/>
             </w:pPr>
-            <w:r/>
             <w:r>
               <w:rPr>
                 <w:sz w:val="16"/>
@@ -4329,7 +5054,6 @@
             <w:pPr>
               <w:jc w:val="center"/>
             </w:pPr>
-            <w:r/>
             <w:r>
               <w:rPr>
                 <w:sz w:val="16"/>
@@ -4346,7 +5070,6 @@
             <w:pPr>
               <w:jc w:val="center"/>
             </w:pPr>
-            <w:r/>
             <w:r>
               <w:rPr>
                 <w:sz w:val="16"/>
@@ -4365,7 +5088,6 @@
             <w:pPr>
               <w:jc w:val="center"/>
             </w:pPr>
-            <w:r/>
             <w:r>
               <w:rPr>
                 <w:sz w:val="16"/>
@@ -4396,7 +5118,6 @@
             <w:pPr>
               <w:jc w:val="center"/>
             </w:pPr>
-            <w:r/>
             <w:r>
               <w:rPr>
                 <w:sz w:val="16"/>
@@ -4413,7 +5134,6 @@
             <w:pPr>
               <w:jc w:val="center"/>
             </w:pPr>
-            <w:r/>
             <w:r>
               <w:rPr>
                 <w:sz w:val="16"/>
@@ -4430,7 +5150,6 @@
             <w:pPr>
               <w:jc w:val="center"/>
             </w:pPr>
-            <w:r/>
             <w:r>
               <w:rPr>
                 <w:sz w:val="16"/>
@@ -4444,7 +5163,6 @@
             <w:tcW w:type="dxa" w:w="4309"/>
           </w:tcPr>
           <w:p>
-            <w:r/>
             <w:r>
               <w:rPr>
                 <w:sz w:val="14"/>
@@ -4519,7 +5237,6 @@
             <w:pPr>
               <w:jc w:val="center"/>
             </w:pPr>
-            <w:r/>
             <w:r>
               <w:rPr>
                 <w:sz w:val="16"/>
@@ -4536,7 +5253,6 @@
             <w:pPr>
               <w:jc w:val="center"/>
             </w:pPr>
-            <w:r/>
             <w:r>
               <w:rPr>
                 <w:sz w:val="16"/>
@@ -4553,7 +5269,6 @@
             <w:pPr>
               <w:jc w:val="center"/>
             </w:pPr>
-            <w:r/>
             <w:r>
               <w:rPr>
                 <w:sz w:val="16"/>
@@ -4572,7 +5287,6 @@
             <w:pPr>
               <w:jc w:val="center"/>
             </w:pPr>
-            <w:r/>
             <w:r>
               <w:rPr>
                 <w:sz w:val="16"/>
@@ -4603,7 +5317,6 @@
             <w:pPr>
               <w:jc w:val="center"/>
             </w:pPr>
-            <w:r/>
             <w:r>
               <w:rPr>
                 <w:sz w:val="16"/>
@@ -4620,7 +5333,6 @@
             <w:pPr>
               <w:jc w:val="center"/>
             </w:pPr>
-            <w:r/>
             <w:r>
               <w:rPr>
                 <w:sz w:val="16"/>
@@ -4637,7 +5349,6 @@
             <w:pPr>
               <w:jc w:val="center"/>
             </w:pPr>
-            <w:r/>
             <w:r>
               <w:rPr>
                 <w:sz w:val="16"/>
@@ -4651,7 +5362,6 @@
             <w:tcW w:type="dxa" w:w="4309"/>
           </w:tcPr>
           <w:p>
-            <w:r/>
             <w:r>
               <w:rPr>
                 <w:sz w:val="14"/>
@@ -4721,6 +5431,22 @@
                 <w:sz w:val="14"/>
               </w:rPr>
               <w:t>9-Manual lifting per OSHA standard limits: single-person lift maximum 23 kg (51 lb); team lift or mechanical aid required above that limit.</w:t>
+            </w:r>
+          </w:p>
+          <w:p>
+            <w:r>
+              <w:rPr>
+                <w:sz w:val="14"/>
+              </w:rPr>
+              <w:t>10-Heat Stress Protocol — ACTIVATED FOR SUMMER OPERATIONS (Basra, up to ~50°C): work/rest cycle per protocol (45/15 min); mandatory hydration points; shaded/air-conditioned rest areas; acclimatization program for new arrivals; medical screening; work in cool hours (night/early morning); heat index monitoring; first-aid response for heat stroke.</w:t>
+            </w:r>
+          </w:p>
+          <w:p>
+            <w:r>
+              <w:rPr>
+                <w:sz w:val="14"/>
+              </w:rPr>
+              <w:t>11-Noise exposure (turbine/compressor areas): noise survey + dosimetry; hearing protection EN 352 in designated zones; signage; limit exposure time; periodic hearing tests.</w:t>
             </w:r>
           </w:p>
           <w:p>
@@ -4730,7 +5456,7 @@
                 <w:color w:val="C00000"/>
                 <w:sz w:val="13"/>
               </w:rPr>
-              <w:t>Rev 1 note: S 3→2 (not an LTI by default); OSHA 23 kg limit added (verified)</w:t>
+              <w:t>Rev 1 note: S 3→2 (not an LTI by default); OSHA 23 kg limit added (verified) + merged risks: Heat Stress Protocol (summer), noise exposure</w:t>
             </w:r>
           </w:p>
         </w:tc>
@@ -4742,7 +5468,6 @@
             <w:pPr>
               <w:jc w:val="center"/>
             </w:pPr>
-            <w:r/>
             <w:r>
               <w:rPr>
                 <w:sz w:val="16"/>
@@ -4759,7 +5484,6 @@
             <w:pPr>
               <w:jc w:val="center"/>
             </w:pPr>
-            <w:r/>
             <w:r>
               <w:rPr>
                 <w:sz w:val="16"/>
@@ -4776,7 +5500,6 @@
             <w:pPr>
               <w:jc w:val="center"/>
             </w:pPr>
-            <w:r/>
             <w:r>
               <w:rPr>
                 <w:sz w:val="16"/>
@@ -4795,7 +5518,6 @@
             <w:pPr>
               <w:jc w:val="center"/>
             </w:pPr>
-            <w:r/>
             <w:r>
               <w:rPr>
                 <w:sz w:val="16"/>
@@ -4826,7 +5548,6 @@
             <w:pPr>
               <w:jc w:val="center"/>
             </w:pPr>
-            <w:r/>
             <w:r>
               <w:rPr>
                 <w:sz w:val="16"/>
@@ -4843,7 +5564,6 @@
             <w:pPr>
               <w:jc w:val="center"/>
             </w:pPr>
-            <w:r/>
             <w:r>
               <w:rPr>
                 <w:sz w:val="16"/>
@@ -4860,7 +5580,6 @@
             <w:pPr>
               <w:jc w:val="center"/>
             </w:pPr>
-            <w:r/>
             <w:r>
               <w:rPr>
                 <w:sz w:val="16"/>
@@ -4874,7 +5593,6 @@
             <w:tcW w:type="dxa" w:w="4309"/>
           </w:tcPr>
           <w:p>
-            <w:r/>
             <w:r>
               <w:rPr>
                 <w:sz w:val="14"/>
@@ -4973,7 +5691,6 @@
             <w:pPr>
               <w:jc w:val="center"/>
             </w:pPr>
-            <w:r/>
             <w:r>
               <w:rPr>
                 <w:sz w:val="16"/>
@@ -4990,7 +5707,6 @@
             <w:pPr>
               <w:jc w:val="center"/>
             </w:pPr>
-            <w:r/>
             <w:r>
               <w:rPr>
                 <w:sz w:val="16"/>
@@ -5007,7 +5723,6 @@
             <w:pPr>
               <w:jc w:val="center"/>
             </w:pPr>
-            <w:r/>
             <w:r>
               <w:rPr>
                 <w:sz w:val="16"/>
@@ -5026,7 +5741,6 @@
             <w:pPr>
               <w:jc w:val="center"/>
             </w:pPr>
-            <w:r/>
             <w:r>
               <w:rPr>
                 <w:sz w:val="16"/>
@@ -5057,7 +5771,6 @@
             <w:pPr>
               <w:jc w:val="center"/>
             </w:pPr>
-            <w:r/>
             <w:r>
               <w:rPr>
                 <w:sz w:val="16"/>
@@ -5074,7 +5787,6 @@
             <w:pPr>
               <w:jc w:val="center"/>
             </w:pPr>
-            <w:r/>
             <w:r>
               <w:rPr>
                 <w:sz w:val="16"/>
@@ -5091,7 +5803,6 @@
             <w:pPr>
               <w:jc w:val="center"/>
             </w:pPr>
-            <w:r/>
             <w:r>
               <w:rPr>
                 <w:sz w:val="16"/>
@@ -5105,7 +5816,6 @@
             <w:tcW w:type="dxa" w:w="4309"/>
           </w:tcPr>
           <w:p>
-            <w:r/>
             <w:r>
               <w:rPr>
                 <w:sz w:val="14"/>
@@ -5308,7 +6018,6 @@
             <w:pPr>
               <w:jc w:val="center"/>
             </w:pPr>
-            <w:r/>
             <w:r>
               <w:rPr>
                 <w:sz w:val="16"/>
@@ -5325,7 +6034,6 @@
             <w:pPr>
               <w:jc w:val="center"/>
             </w:pPr>
-            <w:r/>
             <w:r>
               <w:rPr>
                 <w:sz w:val="16"/>
@@ -5337,16 +6045,14 @@
         <w:tc>
           <w:tcPr>
             <w:tcW w:type="dxa" w:w="624"/>
-            <w:shd w:val="clear" w:fill="FFF8E1"/>
-          </w:tcPr>
-          <w:p>
-            <w:pPr>
-              <w:jc w:val="center"/>
-            </w:pPr>
-            <w:r/>
-            <w:r>
-              <w:rPr>
-                <w:color w:val="BF9000"/>
+            <w:shd w:val="clear" w:fill="FFCC00"/>
+          </w:tcPr>
+          <w:p>
+            <w:pPr>
+              <w:jc w:val="center"/>
+            </w:pPr>
+            <w:r>
+              <w:rPr>
                 <w:sz w:val="16"/>
               </w:rPr>
               <w:t>8</w:t>
@@ -5363,7 +6069,6 @@
             <w:pPr>
               <w:jc w:val="center"/>
             </w:pPr>
-            <w:r/>
             <w:r>
               <w:rPr>
                 <w:sz w:val="16"/>
@@ -5394,7 +6099,6 @@
             <w:pPr>
               <w:jc w:val="center"/>
             </w:pPr>
-            <w:r/>
             <w:r>
               <w:rPr>
                 <w:sz w:val="16"/>
@@ -5411,7 +6115,6 @@
             <w:pPr>
               <w:jc w:val="center"/>
             </w:pPr>
-            <w:r/>
             <w:r>
               <w:rPr>
                 <w:sz w:val="16"/>
@@ -5423,17 +6126,16 @@
         <w:tc>
           <w:tcPr>
             <w:tcW w:type="dxa" w:w="624"/>
-            <w:shd w:val="clear" w:fill="FCE4EC"/>
-          </w:tcPr>
-          <w:p>
-            <w:pPr>
-              <w:jc w:val="center"/>
-            </w:pPr>
-            <w:r/>
+            <w:shd w:val="clear" w:fill="FF0000"/>
+          </w:tcPr>
+          <w:p>
+            <w:pPr>
+              <w:jc w:val="center"/>
+            </w:pPr>
             <w:r>
               <w:rPr>
                 <w:b/>
-                <w:color w:val="C00000"/>
+                <w:color w:val="FFFFFF"/>
                 <w:sz w:val="16"/>
               </w:rPr>
               <w:t>15</w:t>
@@ -5445,7 +6147,6 @@
             <w:tcW w:type="dxa" w:w="4309"/>
           </w:tcPr>
           <w:p>
-            <w:r/>
             <w:r>
               <w:rPr>
                 <w:sz w:val="14"/>
@@ -5560,7 +6261,6 @@
             <w:pPr>
               <w:jc w:val="center"/>
             </w:pPr>
-            <w:r/>
             <w:r>
               <w:rPr>
                 <w:sz w:val="16"/>
@@ -5577,7 +6277,6 @@
             <w:pPr>
               <w:jc w:val="center"/>
             </w:pPr>
-            <w:r/>
             <w:r>
               <w:rPr>
                 <w:sz w:val="16"/>
@@ -5594,7 +6293,6 @@
             <w:pPr>
               <w:jc w:val="center"/>
             </w:pPr>
-            <w:r/>
             <w:r>
               <w:rPr>
                 <w:sz w:val="16"/>
@@ -5613,7 +6311,6 @@
             <w:pPr>
               <w:jc w:val="center"/>
             </w:pPr>
-            <w:r/>
             <w:r>
               <w:rPr>
                 <w:sz w:val="16"/>
@@ -5644,7 +6341,6 @@
             <w:pPr>
               <w:jc w:val="center"/>
             </w:pPr>
-            <w:r/>
             <w:r>
               <w:rPr>
                 <w:sz w:val="16"/>
@@ -5661,7 +6357,6 @@
             <w:pPr>
               <w:jc w:val="center"/>
             </w:pPr>
-            <w:r/>
             <w:r>
               <w:rPr>
                 <w:sz w:val="16"/>
@@ -5678,7 +6373,6 @@
             <w:pPr>
               <w:jc w:val="center"/>
             </w:pPr>
-            <w:r/>
             <w:r>
               <w:rPr>
                 <w:sz w:val="16"/>
@@ -5692,7 +6386,6 @@
             <w:tcW w:type="dxa" w:w="4309"/>
           </w:tcPr>
           <w:p>
-            <w:r/>
             <w:r>
               <w:rPr>
                 <w:sz w:val="14"/>
@@ -5775,7 +6468,6 @@
             <w:pPr>
               <w:jc w:val="center"/>
             </w:pPr>
-            <w:r/>
             <w:r>
               <w:rPr>
                 <w:sz w:val="16"/>
@@ -5792,7 +6484,6 @@
             <w:pPr>
               <w:jc w:val="center"/>
             </w:pPr>
-            <w:r/>
             <w:r>
               <w:rPr>
                 <w:sz w:val="16"/>
@@ -5809,7 +6500,6 @@
             <w:pPr>
               <w:jc w:val="center"/>
             </w:pPr>
-            <w:r/>
             <w:r>
               <w:rPr>
                 <w:sz w:val="16"/>
@@ -5828,7 +6518,6 @@
             <w:pPr>
               <w:jc w:val="center"/>
             </w:pPr>
-            <w:r/>
             <w:r>
               <w:rPr>
                 <w:sz w:val="16"/>
@@ -5859,7 +6548,6 @@
             <w:pPr>
               <w:jc w:val="center"/>
             </w:pPr>
-            <w:r/>
             <w:r>
               <w:rPr>
                 <w:sz w:val="16"/>
@@ -5876,7 +6564,6 @@
             <w:pPr>
               <w:jc w:val="center"/>
             </w:pPr>
-            <w:r/>
             <w:r>
               <w:rPr>
                 <w:sz w:val="16"/>
@@ -5893,7 +6580,6 @@
             <w:pPr>
               <w:jc w:val="center"/>
             </w:pPr>
-            <w:r/>
             <w:r>
               <w:rPr>
                 <w:sz w:val="16"/>
@@ -5907,7 +6593,6 @@
             <w:tcW w:type="dxa" w:w="4309"/>
           </w:tcPr>
           <w:p>
-            <w:r/>
             <w:r>
               <w:rPr>
                 <w:sz w:val="14"/>
@@ -5969,6 +6654,14 @@
                 <w:sz w:val="14"/>
               </w:rPr>
               <w:t>8-LEL monitoring in gas areas; gas-free certificate before work in/around gas systems.</w:t>
+            </w:r>
+          </w:p>
+          <w:p>
+            <w:r>
+              <w:rPr>
+                <w:sz w:val="14"/>
+              </w:rPr>
+              <w:t>9-Work in/near hazardous (ATEX) areas: area classification (Zone 0/1/2) per gas hazard assessment; Ex-rated tools, instruments and intrinsically safe equipment only; non-sparking tools; explosion-risk assessment for each hot-work job; no unapproved equipment in hazardous zones.</w:t>
             </w:r>
           </w:p>
           <w:p>
@@ -5978,7 +6671,7 @@
                 <w:color w:val="C00000"/>
                 <w:sz w:val="13"/>
               </w:rPr>
-              <w:t>Rev 1 note: Confirmed in scope (verified); S 3→5 (gas/fuel-plant potential is fatal); LEL item added</w:t>
+              <w:t>Rev 1 note: Confirmed in scope (verified); S 3→5 (gas/fuel-plant potential is fatal); LEL item added + merged risk: ATEX/hazardous-area hot work</w:t>
             </w:r>
           </w:p>
         </w:tc>
@@ -5990,7 +6683,6 @@
             <w:pPr>
               <w:jc w:val="center"/>
             </w:pPr>
-            <w:r/>
             <w:r>
               <w:rPr>
                 <w:sz w:val="16"/>
@@ -6007,7 +6699,6 @@
             <w:pPr>
               <w:jc w:val="center"/>
             </w:pPr>
-            <w:r/>
             <w:r>
               <w:rPr>
                 <w:sz w:val="16"/>
@@ -6024,7 +6715,6 @@
             <w:pPr>
               <w:jc w:val="center"/>
             </w:pPr>
-            <w:r/>
             <w:r>
               <w:rPr>
                 <w:sz w:val="16"/>
@@ -6043,7 +6733,6 @@
             <w:pPr>
               <w:jc w:val="center"/>
             </w:pPr>
-            <w:r/>
             <w:r>
               <w:rPr>
                 <w:sz w:val="16"/>
@@ -6074,7 +6763,6 @@
             <w:pPr>
               <w:jc w:val="center"/>
             </w:pPr>
-            <w:r/>
             <w:r>
               <w:rPr>
                 <w:sz w:val="16"/>
@@ -6091,7 +6779,6 @@
             <w:pPr>
               <w:jc w:val="center"/>
             </w:pPr>
-            <w:r/>
             <w:r>
               <w:rPr>
                 <w:sz w:val="16"/>
@@ -6108,7 +6795,6 @@
             <w:pPr>
               <w:jc w:val="center"/>
             </w:pPr>
-            <w:r/>
             <w:r>
               <w:rPr>
                 <w:sz w:val="16"/>
@@ -6122,7 +6808,6 @@
             <w:tcW w:type="dxa" w:w="4309"/>
           </w:tcPr>
           <w:p>
-            <w:r/>
             <w:r>
               <w:rPr>
                 <w:sz w:val="14"/>
@@ -6205,7 +6890,6 @@
             <w:pPr>
               <w:jc w:val="center"/>
             </w:pPr>
-            <w:r/>
             <w:r>
               <w:rPr>
                 <w:sz w:val="16"/>
@@ -6222,7 +6906,6 @@
             <w:pPr>
               <w:jc w:val="center"/>
             </w:pPr>
-            <w:r/>
             <w:r>
               <w:rPr>
                 <w:sz w:val="16"/>
@@ -6234,16 +6917,14 @@
         <w:tc>
           <w:tcPr>
             <w:tcW w:type="dxa" w:w="624"/>
-            <w:shd w:val="clear" w:fill="FFF8E1"/>
-          </w:tcPr>
-          <w:p>
-            <w:pPr>
-              <w:jc w:val="center"/>
-            </w:pPr>
-            <w:r/>
-            <w:r>
-              <w:rPr>
-                <w:color w:val="BF9000"/>
+            <w:shd w:val="clear" w:fill="FFCC00"/>
+          </w:tcPr>
+          <w:p>
+            <w:pPr>
+              <w:jc w:val="center"/>
+            </w:pPr>
+            <w:r>
+              <w:rPr>
                 <w:sz w:val="16"/>
               </w:rPr>
               <w:t>8</w:t>
@@ -6260,7 +6941,6 @@
             <w:pPr>
               <w:jc w:val="center"/>
             </w:pPr>
-            <w:r/>
             <w:r>
               <w:rPr>
                 <w:sz w:val="16"/>
@@ -6291,7 +6971,6 @@
             <w:pPr>
               <w:jc w:val="center"/>
             </w:pPr>
-            <w:r/>
             <w:r>
               <w:rPr>
                 <w:sz w:val="16"/>
@@ -6308,7 +6987,6 @@
             <w:pPr>
               <w:jc w:val="center"/>
             </w:pPr>
-            <w:r/>
             <w:r>
               <w:rPr>
                 <w:sz w:val="16"/>
@@ -6325,7 +7003,6 @@
             <w:pPr>
               <w:jc w:val="center"/>
             </w:pPr>
-            <w:r/>
             <w:r>
               <w:rPr>
                 <w:sz w:val="16"/>
@@ -6339,7 +7016,6 @@
             <w:tcW w:type="dxa" w:w="4309"/>
           </w:tcPr>
           <w:p>
-            <w:r/>
             <w:r>
               <w:rPr>
                 <w:sz w:val="14"/>
@@ -6414,7 +7090,6 @@
             <w:pPr>
               <w:jc w:val="center"/>
             </w:pPr>
-            <w:r/>
             <w:r>
               <w:rPr>
                 <w:sz w:val="16"/>
@@ -6431,7 +7106,6 @@
             <w:pPr>
               <w:jc w:val="center"/>
             </w:pPr>
-            <w:r/>
             <w:r>
               <w:rPr>
                 <w:sz w:val="16"/>
@@ -6448,7 +7122,6 @@
             <w:pPr>
               <w:jc w:val="center"/>
             </w:pPr>
-            <w:r/>
             <w:r>
               <w:rPr>
                 <w:sz w:val="16"/>
@@ -6467,7 +7140,6 @@
             <w:pPr>
               <w:jc w:val="center"/>
             </w:pPr>
-            <w:r/>
             <w:r>
               <w:rPr>
                 <w:sz w:val="16"/>
@@ -6498,7 +7170,6 @@
             <w:pPr>
               <w:jc w:val="center"/>
             </w:pPr>
-            <w:r/>
             <w:r>
               <w:rPr>
                 <w:sz w:val="16"/>
@@ -6515,7 +7186,6 @@
             <w:pPr>
               <w:jc w:val="center"/>
             </w:pPr>
-            <w:r/>
             <w:r>
               <w:rPr>
                 <w:sz w:val="16"/>
@@ -6532,7 +7202,6 @@
             <w:pPr>
               <w:jc w:val="center"/>
             </w:pPr>
-            <w:r/>
             <w:r>
               <w:rPr>
                 <w:sz w:val="16"/>
@@ -6546,7 +7215,6 @@
             <w:tcW w:type="dxa" w:w="4309"/>
           </w:tcPr>
           <w:p>
-            <w:r/>
             <w:r>
               <w:rPr>
                 <w:sz w:val="14"/>
@@ -6669,7 +7337,6 @@
             <w:pPr>
               <w:jc w:val="center"/>
             </w:pPr>
-            <w:r/>
             <w:r>
               <w:rPr>
                 <w:sz w:val="16"/>
@@ -6686,7 +7353,6 @@
             <w:pPr>
               <w:jc w:val="center"/>
             </w:pPr>
-            <w:r/>
             <w:r>
               <w:rPr>
                 <w:sz w:val="16"/>
@@ -6703,7 +7369,6 @@
             <w:pPr>
               <w:jc w:val="center"/>
             </w:pPr>
-            <w:r/>
             <w:r>
               <w:rPr>
                 <w:sz w:val="16"/>
@@ -6722,7 +7387,6 @@
             <w:pPr>
               <w:jc w:val="center"/>
             </w:pPr>
-            <w:r/>
             <w:r>
               <w:rPr>
                 <w:sz w:val="16"/>
@@ -6753,7 +7417,6 @@
             <w:pPr>
               <w:jc w:val="center"/>
             </w:pPr>
-            <w:r/>
             <w:r>
               <w:rPr>
                 <w:sz w:val="16"/>
@@ -6770,7 +7433,6 @@
             <w:pPr>
               <w:jc w:val="center"/>
             </w:pPr>
-            <w:r/>
             <w:r>
               <w:rPr>
                 <w:sz w:val="16"/>
@@ -6787,7 +7449,6 @@
             <w:pPr>
               <w:jc w:val="center"/>
             </w:pPr>
-            <w:r/>
             <w:r>
               <w:rPr>
                 <w:sz w:val="16"/>
@@ -6801,7 +7462,6 @@
             <w:tcW w:type="dxa" w:w="4309"/>
           </w:tcPr>
           <w:p>
-            <w:r/>
             <w:r>
               <w:rPr>
                 <w:sz w:val="14"/>
@@ -6903,6 +7563,14 @@
                 <w:sz w:val="14"/>
               </w:rPr>
               <w:t>13-Emergency exits must be kept open at all times.</w:t>
+            </w:r>
+          </w:p>
+          <w:p>
+            <w:r>
+              <w:rPr>
+                <w:sz w:val="14"/>
+              </w:rPr>
+              <w:t>14-Pressure vessels (confirmed in scope): treat as confined space — depressurize, isolate, blind/lock out per the 5 safety rules; gas-free certificate before entry; qualified inspectors only; hydrostatic/pneumatic tests with barricaded test zone.</w:t>
             </w:r>
           </w:p>
           <w:p>
@@ -6912,7 +7580,7 @@
                 <w:color w:val="C00000"/>
                 <w:sz w:val="13"/>
               </w:rPr>
-              <w:t>Rev 1 note: S 3→5 (asphyxiation/engulfment potential is fatal); continuous monitoring &amp; rescue equipment added</w:t>
+              <w:t>Rev 1 note: S 3→5 (asphyxiation/engulfment potential is fatal); continuous monitoring &amp; rescue equipment added + merged risk: pressure vessel operations</w:t>
             </w:r>
           </w:p>
         </w:tc>
@@ -6924,7 +7592,6 @@
             <w:pPr>
               <w:jc w:val="center"/>
             </w:pPr>
-            <w:r/>
             <w:r>
               <w:rPr>
                 <w:sz w:val="16"/>
@@ -6941,7 +7608,6 @@
             <w:pPr>
               <w:jc w:val="center"/>
             </w:pPr>
-            <w:r/>
             <w:r>
               <w:rPr>
                 <w:sz w:val="16"/>
@@ -6958,7 +7624,6 @@
             <w:pPr>
               <w:jc w:val="center"/>
             </w:pPr>
-            <w:r/>
             <w:r>
               <w:rPr>
                 <w:sz w:val="16"/>
@@ -6977,7 +7642,6 @@
             <w:pPr>
               <w:jc w:val="center"/>
             </w:pPr>
-            <w:r/>
             <w:r>
               <w:rPr>
                 <w:sz w:val="16"/>
@@ -7008,7 +7672,6 @@
             <w:pPr>
               <w:jc w:val="center"/>
             </w:pPr>
-            <w:r/>
             <w:r>
               <w:rPr>
                 <w:sz w:val="16"/>
@@ -7025,7 +7688,6 @@
             <w:pPr>
               <w:jc w:val="center"/>
             </w:pPr>
-            <w:r/>
             <w:r>
               <w:rPr>
                 <w:sz w:val="16"/>
@@ -7042,7 +7704,6 @@
             <w:pPr>
               <w:jc w:val="center"/>
             </w:pPr>
-            <w:r/>
             <w:r>
               <w:rPr>
                 <w:sz w:val="16"/>
@@ -7056,7 +7717,6 @@
             <w:tcW w:type="dxa" w:w="4309"/>
           </w:tcPr>
           <w:p>
-            <w:r/>
             <w:r>
               <w:rPr>
                 <w:sz w:val="14"/>
@@ -7147,7 +7807,6 @@
             <w:pPr>
               <w:jc w:val="center"/>
             </w:pPr>
-            <w:r/>
             <w:r>
               <w:rPr>
                 <w:sz w:val="16"/>
@@ -7164,7 +7823,6 @@
             <w:pPr>
               <w:jc w:val="center"/>
             </w:pPr>
-            <w:r/>
             <w:r>
               <w:rPr>
                 <w:sz w:val="16"/>
@@ -7181,7 +7839,6 @@
             <w:pPr>
               <w:jc w:val="center"/>
             </w:pPr>
-            <w:r/>
             <w:r>
               <w:rPr>
                 <w:sz w:val="16"/>
@@ -7200,7 +7857,6 @@
             <w:pPr>
               <w:jc w:val="center"/>
             </w:pPr>
-            <w:r/>
             <w:r>
               <w:rPr>
                 <w:sz w:val="16"/>
@@ -7231,7 +7887,6 @@
             <w:pPr>
               <w:jc w:val="center"/>
             </w:pPr>
-            <w:r/>
             <w:r>
               <w:rPr>
                 <w:sz w:val="16"/>
@@ -7248,7 +7903,6 @@
             <w:pPr>
               <w:jc w:val="center"/>
             </w:pPr>
-            <w:r/>
             <w:r>
               <w:rPr>
                 <w:sz w:val="16"/>
@@ -7265,7 +7919,6 @@
             <w:pPr>
               <w:jc w:val="center"/>
             </w:pPr>
-            <w:r/>
             <w:r>
               <w:rPr>
                 <w:sz w:val="16"/>
@@ -7279,7 +7932,6 @@
             <w:tcW w:type="dxa" w:w="4309"/>
           </w:tcPr>
           <w:p>
-            <w:r/>
             <w:r>
               <w:rPr>
                 <w:sz w:val="14"/>
@@ -7394,7 +8046,6 @@
             <w:pPr>
               <w:jc w:val="center"/>
             </w:pPr>
-            <w:r/>
             <w:r>
               <w:rPr>
                 <w:sz w:val="16"/>
@@ -7411,7 +8062,6 @@
             <w:pPr>
               <w:jc w:val="center"/>
             </w:pPr>
-            <w:r/>
             <w:r>
               <w:rPr>
                 <w:sz w:val="16"/>
@@ -7428,7 +8078,6 @@
             <w:pPr>
               <w:jc w:val="center"/>
             </w:pPr>
-            <w:r/>
             <w:r>
               <w:rPr>
                 <w:sz w:val="16"/>
@@ -7447,7 +8096,6 @@
             <w:pPr>
               <w:jc w:val="center"/>
             </w:pPr>
-            <w:r/>
             <w:r>
               <w:rPr>
                 <w:sz w:val="16"/>
@@ -7478,7 +8126,6 @@
             <w:pPr>
               <w:jc w:val="center"/>
             </w:pPr>
-            <w:r/>
             <w:r>
               <w:rPr>
                 <w:sz w:val="16"/>
@@ -7495,7 +8142,6 @@
             <w:pPr>
               <w:jc w:val="center"/>
             </w:pPr>
-            <w:r/>
             <w:r>
               <w:rPr>
                 <w:sz w:val="16"/>
@@ -7512,7 +8158,6 @@
             <w:pPr>
               <w:jc w:val="center"/>
             </w:pPr>
-            <w:r/>
             <w:r>
               <w:rPr>
                 <w:sz w:val="16"/>
@@ -7526,7 +8171,6 @@
             <w:tcW w:type="dxa" w:w="4309"/>
           </w:tcPr>
           <w:p>
-            <w:r/>
             <w:r>
               <w:rPr>
                 <w:sz w:val="14"/>
@@ -7577,7 +8221,6 @@
             <w:pPr>
               <w:jc w:val="center"/>
             </w:pPr>
-            <w:r/>
             <w:r>
               <w:rPr>
                 <w:sz w:val="16"/>
@@ -7594,7 +8237,6 @@
             <w:pPr>
               <w:jc w:val="center"/>
             </w:pPr>
-            <w:r/>
             <w:r>
               <w:rPr>
                 <w:sz w:val="16"/>
@@ -7611,7 +8253,6 @@
             <w:pPr>
               <w:jc w:val="center"/>
             </w:pPr>
-            <w:r/>
             <w:r>
               <w:rPr>
                 <w:sz w:val="16"/>
@@ -7630,7 +8271,6 @@
             <w:pPr>
               <w:jc w:val="center"/>
             </w:pPr>
-            <w:r/>
             <w:r>
               <w:rPr>
                 <w:sz w:val="16"/>
@@ -7661,7 +8301,6 @@
             <w:pPr>
               <w:jc w:val="center"/>
             </w:pPr>
-            <w:r/>
             <w:r>
               <w:rPr>
                 <w:sz w:val="16"/>
@@ -7678,7 +8317,6 @@
             <w:pPr>
               <w:jc w:val="center"/>
             </w:pPr>
-            <w:r/>
             <w:r>
               <w:rPr>
                 <w:sz w:val="16"/>
@@ -7695,7 +8333,6 @@
             <w:pPr>
               <w:jc w:val="center"/>
             </w:pPr>
-            <w:r/>
             <w:r>
               <w:rPr>
                 <w:sz w:val="16"/>
@@ -7709,7 +8346,6 @@
             <w:tcW w:type="dxa" w:w="4309"/>
           </w:tcPr>
           <w:p>
-            <w:r/>
             <w:r>
               <w:rPr>
                 <w:sz w:val="14"/>
@@ -7776,7 +8412,6 @@
             <w:pPr>
               <w:jc w:val="center"/>
             </w:pPr>
-            <w:r/>
             <w:r>
               <w:rPr>
                 <w:sz w:val="16"/>
@@ -7793,7 +8428,6 @@
             <w:pPr>
               <w:jc w:val="center"/>
             </w:pPr>
-            <w:r/>
             <w:r>
               <w:rPr>
                 <w:sz w:val="16"/>
@@ -7810,7 +8444,6 @@
             <w:pPr>
               <w:jc w:val="center"/>
             </w:pPr>
-            <w:r/>
             <w:r>
               <w:rPr>
                 <w:sz w:val="16"/>
@@ -7829,7 +8462,6 @@
             <w:pPr>
               <w:jc w:val="center"/>
             </w:pPr>
-            <w:r/>
             <w:r>
               <w:rPr>
                 <w:sz w:val="16"/>
@@ -7860,7 +8492,6 @@
             <w:pPr>
               <w:jc w:val="center"/>
             </w:pPr>
-            <w:r/>
             <w:r>
               <w:rPr>
                 <w:sz w:val="16"/>
@@ -7877,7 +8508,6 @@
             <w:pPr>
               <w:jc w:val="center"/>
             </w:pPr>
-            <w:r/>
             <w:r>
               <w:rPr>
                 <w:sz w:val="16"/>
@@ -7894,7 +8524,6 @@
             <w:pPr>
               <w:jc w:val="center"/>
             </w:pPr>
-            <w:r/>
             <w:r>
               <w:rPr>
                 <w:sz w:val="16"/>
@@ -7908,7 +8537,6 @@
             <w:tcW w:type="dxa" w:w="4309"/>
           </w:tcPr>
           <w:p>
-            <w:r/>
             <w:r>
               <w:rPr>
                 <w:sz w:val="14"/>
@@ -8095,7 +8723,6 @@
             <w:pPr>
               <w:jc w:val="center"/>
             </w:pPr>
-            <w:r/>
             <w:r>
               <w:rPr>
                 <w:sz w:val="16"/>
@@ -8112,7 +8739,6 @@
             <w:pPr>
               <w:jc w:val="center"/>
             </w:pPr>
-            <w:r/>
             <w:r>
               <w:rPr>
                 <w:sz w:val="16"/>
@@ -8124,16 +8750,14 @@
         <w:tc>
           <w:tcPr>
             <w:tcW w:type="dxa" w:w="624"/>
-            <w:shd w:val="clear" w:fill="FFF8E1"/>
-          </w:tcPr>
-          <w:p>
-            <w:pPr>
-              <w:jc w:val="center"/>
-            </w:pPr>
-            <w:r/>
-            <w:r>
-              <w:rPr>
-                <w:color w:val="BF9000"/>
+            <w:shd w:val="clear" w:fill="FFCC00"/>
+          </w:tcPr>
+          <w:p>
+            <w:pPr>
+              <w:jc w:val="center"/>
+            </w:pPr>
+            <w:r>
+              <w:rPr>
                 <w:sz w:val="16"/>
               </w:rPr>
               <w:t>8</w:t>
@@ -8150,7 +8774,6 @@
             <w:pPr>
               <w:jc w:val="center"/>
             </w:pPr>
-            <w:r/>
             <w:r>
               <w:rPr>
                 <w:sz w:val="16"/>
@@ -8181,7 +8804,6 @@
             <w:pPr>
               <w:jc w:val="center"/>
             </w:pPr>
-            <w:r/>
             <w:r>
               <w:rPr>
                 <w:sz w:val="16"/>
@@ -8198,7 +8820,6 @@
             <w:pPr>
               <w:jc w:val="center"/>
             </w:pPr>
-            <w:r/>
             <w:r>
               <w:rPr>
                 <w:sz w:val="16"/>
@@ -8215,7 +8836,6 @@
             <w:pPr>
               <w:jc w:val="center"/>
             </w:pPr>
-            <w:r/>
             <w:r>
               <w:rPr>
                 <w:sz w:val="16"/>
@@ -8229,7 +8849,6 @@
             <w:tcW w:type="dxa" w:w="4309"/>
           </w:tcPr>
           <w:p>
-            <w:r/>
             <w:r>
               <w:rPr>
                 <w:sz w:val="14"/>
@@ -8296,7 +8915,6 @@
             <w:pPr>
               <w:jc w:val="center"/>
             </w:pPr>
-            <w:r/>
             <w:r>
               <w:rPr>
                 <w:sz w:val="16"/>
@@ -8313,7 +8931,6 @@
             <w:pPr>
               <w:jc w:val="center"/>
             </w:pPr>
-            <w:r/>
             <w:r>
               <w:rPr>
                 <w:sz w:val="16"/>
@@ -8330,7 +8947,6 @@
             <w:pPr>
               <w:jc w:val="center"/>
             </w:pPr>
-            <w:r/>
             <w:r>
               <w:rPr>
                 <w:sz w:val="16"/>
@@ -8349,7 +8965,6 @@
             <w:pPr>
               <w:jc w:val="center"/>
             </w:pPr>
-            <w:r/>
             <w:r>
               <w:rPr>
                 <w:sz w:val="16"/>
@@ -8380,7 +8995,6 @@
             <w:pPr>
               <w:jc w:val="center"/>
             </w:pPr>
-            <w:r/>
             <w:r>
               <w:rPr>
                 <w:sz w:val="16"/>
@@ -8397,7 +9011,6 @@
             <w:pPr>
               <w:jc w:val="center"/>
             </w:pPr>
-            <w:r/>
             <w:r>
               <w:rPr>
                 <w:sz w:val="16"/>
@@ -8414,7 +9027,6 @@
             <w:pPr>
               <w:jc w:val="center"/>
             </w:pPr>
-            <w:r/>
             <w:r>
               <w:rPr>
                 <w:sz w:val="16"/>
@@ -8428,7 +9040,6 @@
             <w:tcW w:type="dxa" w:w="4309"/>
           </w:tcPr>
           <w:p>
-            <w:r/>
             <w:r>
               <w:rPr>
                 <w:sz w:val="14"/>
@@ -8479,7 +9090,6 @@
             <w:pPr>
               <w:jc w:val="center"/>
             </w:pPr>
-            <w:r/>
             <w:r>
               <w:rPr>
                 <w:sz w:val="16"/>
@@ -8496,7 +9106,6 @@
             <w:pPr>
               <w:jc w:val="center"/>
             </w:pPr>
-            <w:r/>
             <w:r>
               <w:rPr>
                 <w:sz w:val="16"/>
@@ -8513,7 +9122,6 @@
             <w:pPr>
               <w:jc w:val="center"/>
             </w:pPr>
-            <w:r/>
             <w:r>
               <w:rPr>
                 <w:sz w:val="16"/>
@@ -8532,7 +9140,6 @@
             <w:pPr>
               <w:jc w:val="center"/>
             </w:pPr>
-            <w:r/>
             <w:r>
               <w:rPr>
                 <w:sz w:val="16"/>
@@ -8563,7 +9170,6 @@
             <w:pPr>
               <w:jc w:val="center"/>
             </w:pPr>
-            <w:r/>
             <w:r>
               <w:rPr>
                 <w:sz w:val="16"/>
@@ -8580,7 +9186,6 @@
             <w:pPr>
               <w:jc w:val="center"/>
             </w:pPr>
-            <w:r/>
             <w:r>
               <w:rPr>
                 <w:sz w:val="16"/>
@@ -8597,7 +9202,6 @@
             <w:pPr>
               <w:jc w:val="center"/>
             </w:pPr>
-            <w:r/>
             <w:r>
               <w:rPr>
                 <w:sz w:val="16"/>
@@ -8611,7 +9215,6 @@
             <w:tcW w:type="dxa" w:w="4309"/>
           </w:tcPr>
           <w:p>
-            <w:r/>
             <w:r>
               <w:rPr>
                 <w:sz w:val="14"/>
@@ -8718,7 +9321,6 @@
             <w:pPr>
               <w:jc w:val="center"/>
             </w:pPr>
-            <w:r/>
             <w:r>
               <w:rPr>
                 <w:sz w:val="16"/>
@@ -8735,7 +9337,6 @@
             <w:pPr>
               <w:jc w:val="center"/>
             </w:pPr>
-            <w:r/>
             <w:r>
               <w:rPr>
                 <w:sz w:val="16"/>
@@ -8752,7 +9353,6 @@
             <w:pPr>
               <w:jc w:val="center"/>
             </w:pPr>
-            <w:r/>
             <w:r>
               <w:rPr>
                 <w:sz w:val="16"/>
@@ -8771,7 +9371,6 @@
             <w:pPr>
               <w:jc w:val="center"/>
             </w:pPr>
-            <w:r/>
             <w:r>
               <w:rPr>
                 <w:sz w:val="16"/>
@@ -8802,7 +9401,6 @@
             <w:pPr>
               <w:jc w:val="center"/>
             </w:pPr>
-            <w:r/>
             <w:r>
               <w:rPr>
                 <w:sz w:val="16"/>
@@ -8819,7 +9417,6 @@
             <w:pPr>
               <w:jc w:val="center"/>
             </w:pPr>
-            <w:r/>
             <w:r>
               <w:rPr>
                 <w:sz w:val="16"/>
@@ -8836,7 +9433,6 @@
             <w:pPr>
               <w:jc w:val="center"/>
             </w:pPr>
-            <w:r/>
             <w:r>
               <w:rPr>
                 <w:sz w:val="16"/>
@@ -8850,7 +9446,6 @@
             <w:tcW w:type="dxa" w:w="4309"/>
           </w:tcPr>
           <w:p>
-            <w:r/>
             <w:r>
               <w:rPr>
                 <w:sz w:val="14"/>
@@ -8893,7 +9488,6 @@
             <w:pPr>
               <w:jc w:val="center"/>
             </w:pPr>
-            <w:r/>
             <w:r>
               <w:rPr>
                 <w:sz w:val="16"/>
@@ -8910,7 +9504,6 @@
             <w:pPr>
               <w:jc w:val="center"/>
             </w:pPr>
-            <w:r/>
             <w:r>
               <w:rPr>
                 <w:sz w:val="16"/>
@@ -8927,7 +9520,6 @@
             <w:pPr>
               <w:jc w:val="center"/>
             </w:pPr>
-            <w:r/>
             <w:r>
               <w:rPr>
                 <w:sz w:val="16"/>
@@ -8946,7 +9538,6 @@
             <w:pPr>
               <w:jc w:val="center"/>
             </w:pPr>
-            <w:r/>
             <w:r>
               <w:rPr>
                 <w:sz w:val="16"/>
@@ -8977,7 +9568,6 @@
             <w:pPr>
               <w:jc w:val="center"/>
             </w:pPr>
-            <w:r/>
             <w:r>
               <w:rPr>
                 <w:sz w:val="16"/>
@@ -8994,7 +9584,6 @@
             <w:pPr>
               <w:jc w:val="center"/>
             </w:pPr>
-            <w:r/>
             <w:r>
               <w:rPr>
                 <w:sz w:val="16"/>
@@ -9011,7 +9600,6 @@
             <w:pPr>
               <w:jc w:val="center"/>
             </w:pPr>
-            <w:r/>
             <w:r>
               <w:rPr>
                 <w:sz w:val="16"/>
@@ -9025,7 +9613,6 @@
             <w:tcW w:type="dxa" w:w="4309"/>
           </w:tcPr>
           <w:p>
-            <w:r/>
             <w:r>
               <w:rPr>
                 <w:sz w:val="14"/>
@@ -9124,7 +9711,6 @@
             <w:pPr>
               <w:jc w:val="center"/>
             </w:pPr>
-            <w:r/>
             <w:r>
               <w:rPr>
                 <w:sz w:val="16"/>
@@ -9141,7 +9727,6 @@
             <w:pPr>
               <w:jc w:val="center"/>
             </w:pPr>
-            <w:r/>
             <w:r>
               <w:rPr>
                 <w:sz w:val="16"/>
@@ -9158,7 +9743,6 @@
             <w:pPr>
               <w:jc w:val="center"/>
             </w:pPr>
-            <w:r/>
             <w:r>
               <w:rPr>
                 <w:sz w:val="16"/>
@@ -9177,7 +9761,6 @@
             <w:pPr>
               <w:jc w:val="center"/>
             </w:pPr>
-            <w:r/>
             <w:r>
               <w:rPr>
                 <w:sz w:val="16"/>
@@ -9208,7 +9791,6 @@
             <w:pPr>
               <w:jc w:val="center"/>
             </w:pPr>
-            <w:r/>
             <w:r>
               <w:rPr>
                 <w:sz w:val="16"/>
@@ -9225,7 +9807,6 @@
             <w:pPr>
               <w:jc w:val="center"/>
             </w:pPr>
-            <w:r/>
             <w:r>
               <w:rPr>
                 <w:sz w:val="16"/>
@@ -9242,7 +9823,6 @@
             <w:pPr>
               <w:jc w:val="center"/>
             </w:pPr>
-            <w:r/>
             <w:r>
               <w:rPr>
                 <w:sz w:val="16"/>
@@ -9256,7 +9836,6 @@
             <w:tcW w:type="dxa" w:w="4309"/>
           </w:tcPr>
           <w:p>
-            <w:r/>
             <w:r>
               <w:rPr>
                 <w:sz w:val="14"/>
@@ -9315,7 +9894,6 @@
             <w:pPr>
               <w:jc w:val="center"/>
             </w:pPr>
-            <w:r/>
             <w:r>
               <w:rPr>
                 <w:sz w:val="16"/>
@@ -9332,7 +9910,6 @@
             <w:pPr>
               <w:jc w:val="center"/>
             </w:pPr>
-            <w:r/>
             <w:r>
               <w:rPr>
                 <w:sz w:val="16"/>
@@ -9349,7 +9926,6 @@
             <w:pPr>
               <w:jc w:val="center"/>
             </w:pPr>
-            <w:r/>
             <w:r>
               <w:rPr>
                 <w:sz w:val="16"/>
@@ -9368,7 +9944,6 @@
             <w:pPr>
               <w:jc w:val="center"/>
             </w:pPr>
-            <w:r/>
             <w:r>
               <w:rPr>
                 <w:sz w:val="16"/>
@@ -9399,7 +9974,6 @@
             <w:pPr>
               <w:jc w:val="center"/>
             </w:pPr>
-            <w:r/>
             <w:r>
               <w:rPr>
                 <w:sz w:val="16"/>
@@ -9416,7 +9990,6 @@
             <w:pPr>
               <w:jc w:val="center"/>
             </w:pPr>
-            <w:r/>
             <w:r>
               <w:rPr>
                 <w:sz w:val="16"/>
@@ -9433,7 +10006,6 @@
             <w:pPr>
               <w:jc w:val="center"/>
             </w:pPr>
-            <w:r/>
             <w:r>
               <w:rPr>
                 <w:sz w:val="16"/>
@@ -9447,7 +10019,6 @@
             <w:tcW w:type="dxa" w:w="4309"/>
           </w:tcPr>
           <w:p>
-            <w:r/>
             <w:r>
               <w:rPr>
                 <w:sz w:val="14"/>
@@ -9490,7 +10061,6 @@
             <w:pPr>
               <w:jc w:val="center"/>
             </w:pPr>
-            <w:r/>
             <w:r>
               <w:rPr>
                 <w:sz w:val="16"/>
@@ -9507,7 +10077,6 @@
             <w:pPr>
               <w:jc w:val="center"/>
             </w:pPr>
-            <w:r/>
             <w:r>
               <w:rPr>
                 <w:sz w:val="16"/>
@@ -9524,7 +10093,6 @@
             <w:pPr>
               <w:jc w:val="center"/>
             </w:pPr>
-            <w:r/>
             <w:r>
               <w:rPr>
                 <w:sz w:val="16"/>
@@ -9543,7 +10111,6 @@
             <w:pPr>
               <w:jc w:val="center"/>
             </w:pPr>
-            <w:r/>
             <w:r>
               <w:rPr>
                 <w:sz w:val="16"/>
@@ -9574,7 +10141,6 @@
             <w:pPr>
               <w:jc w:val="center"/>
             </w:pPr>
-            <w:r/>
             <w:r>
               <w:rPr>
                 <w:sz w:val="16"/>
@@ -9591,7 +10157,6 @@
             <w:pPr>
               <w:jc w:val="center"/>
             </w:pPr>
-            <w:r/>
             <w:r>
               <w:rPr>
                 <w:sz w:val="16"/>
@@ -9608,7 +10173,6 @@
             <w:pPr>
               <w:jc w:val="center"/>
             </w:pPr>
-            <w:r/>
             <w:r>
               <w:rPr>
                 <w:sz w:val="16"/>
@@ -9622,7 +10186,6 @@
             <w:tcW w:type="dxa" w:w="4309"/>
           </w:tcPr>
           <w:p>
-            <w:r/>
             <w:r>
               <w:rPr>
                 <w:sz w:val="14"/>
@@ -9665,7 +10228,6 @@
             <w:pPr>
               <w:jc w:val="center"/>
             </w:pPr>
-            <w:r/>
             <w:r>
               <w:rPr>
                 <w:sz w:val="16"/>
@@ -9682,7 +10244,6 @@
             <w:pPr>
               <w:jc w:val="center"/>
             </w:pPr>
-            <w:r/>
             <w:r>
               <w:rPr>
                 <w:sz w:val="16"/>
@@ -9699,7 +10260,6 @@
             <w:pPr>
               <w:jc w:val="center"/>
             </w:pPr>
-            <w:r/>
             <w:r>
               <w:rPr>
                 <w:sz w:val="16"/>
@@ -9718,7 +10278,6 @@
             <w:pPr>
               <w:jc w:val="center"/>
             </w:pPr>
-            <w:r/>
             <w:r>
               <w:rPr>
                 <w:sz w:val="16"/>
@@ -9749,7 +10308,6 @@
             <w:pPr>
               <w:jc w:val="center"/>
             </w:pPr>
-            <w:r/>
             <w:r>
               <w:rPr>
                 <w:sz w:val="16"/>
@@ -9766,7 +10324,6 @@
             <w:pPr>
               <w:jc w:val="center"/>
             </w:pPr>
-            <w:r/>
             <w:r>
               <w:rPr>
                 <w:sz w:val="16"/>
@@ -9783,7 +10340,6 @@
             <w:pPr>
               <w:jc w:val="center"/>
             </w:pPr>
-            <w:r/>
             <w:r>
               <w:rPr>
                 <w:sz w:val="16"/>
@@ -9797,7 +10353,6 @@
             <w:tcW w:type="dxa" w:w="4309"/>
           </w:tcPr>
           <w:p>
-            <w:r/>
             <w:r>
               <w:rPr>
                 <w:sz w:val="14"/>
@@ -9931,6 +10486,22 @@
                 <w:sz w:val="14"/>
               </w:rPr>
               <w:t>17- The slings used to lift the panels must be suitable for the weight of the panels, and deformed slings must absolutely not be used.</w:t>
+            </w:r>
+          </w:p>
+          <w:p>
+            <w:r>
+              <w:rPr>
+                <w:sz w:val="14"/>
+              </w:rPr>
+              <w:t>18-Critical/Heavy lifts (turbine module, generator, transformer): separate CRITICAL LIFT PLAN as per the approved Lifting Plan; lift engineer appointed; load test; crane capacity &amp; ground bearing verified; SE hold point before each critical lift.</w:t>
+            </w:r>
+          </w:p>
+          <w:p>
+            <w:r>
+              <w:rPr>
+                <w:sz w:val="14"/>
+              </w:rPr>
+              <w:t>19-Lifting in/near ATEX/hazardous areas: Ex-rated lifting equipment only; LEL monitoring; coordinate with hot-work controls where required.</w:t>
             </w:r>
           </w:p>
           <w:p>
@@ -9940,7 +10511,7 @@
                 <w:color w:val="C00000"/>
                 <w:sz w:val="13"/>
               </w:rPr>
-              <w:t>Rev 1 note: Wind limit corrected: 50 km/h → 9.5 m/s (verified per Lifting Plan); residual MEDIUM (8)</w:t>
+              <w:t>Rev 1 note: Wind limit corrected: 50 km/h → 9.5 m/s (verified per Lifting Plan); residual MEDIUM (8) + merged risks: critical/heavy lifting, ATEX-area lifting</w:t>
             </w:r>
           </w:p>
         </w:tc>
@@ -9952,7 +10523,6 @@
             <w:pPr>
               <w:jc w:val="center"/>
             </w:pPr>
-            <w:r/>
             <w:r>
               <w:rPr>
                 <w:sz w:val="16"/>
@@ -9969,7 +10539,6 @@
             <w:pPr>
               <w:jc w:val="center"/>
             </w:pPr>
-            <w:r/>
             <w:r>
               <w:rPr>
                 <w:sz w:val="16"/>
@@ -9981,16 +10550,14 @@
         <w:tc>
           <w:tcPr>
             <w:tcW w:type="dxa" w:w="624"/>
-            <w:shd w:val="clear" w:fill="FFF8E1"/>
-          </w:tcPr>
-          <w:p>
-            <w:pPr>
-              <w:jc w:val="center"/>
-            </w:pPr>
-            <w:r/>
-            <w:r>
-              <w:rPr>
-                <w:color w:val="BF9000"/>
+            <w:shd w:val="clear" w:fill="FFCC00"/>
+          </w:tcPr>
+          <w:p>
+            <w:pPr>
+              <w:jc w:val="center"/>
+            </w:pPr>
+            <w:r>
+              <w:rPr>
                 <w:sz w:val="16"/>
               </w:rPr>
               <w:t>8</w:t>
@@ -10007,7 +10574,6 @@
             <w:pPr>
               <w:jc w:val="center"/>
             </w:pPr>
-            <w:r/>
             <w:r>
               <w:rPr>
                 <w:sz w:val="16"/>
@@ -10038,7 +10604,6 @@
             <w:pPr>
               <w:jc w:val="center"/>
             </w:pPr>
-            <w:r/>
             <w:r>
               <w:rPr>
                 <w:sz w:val="16"/>
@@ -10055,7 +10620,6 @@
             <w:pPr>
               <w:jc w:val="center"/>
             </w:pPr>
-            <w:r/>
             <w:r>
               <w:rPr>
                 <w:sz w:val="16"/>
@@ -10072,7 +10636,6 @@
             <w:pPr>
               <w:jc w:val="center"/>
             </w:pPr>
-            <w:r/>
             <w:r>
               <w:rPr>
                 <w:sz w:val="16"/>
@@ -10086,7 +10649,6 @@
             <w:tcW w:type="dxa" w:w="4309"/>
           </w:tcPr>
           <w:p>
-            <w:r/>
             <w:r>
               <w:rPr>
                 <w:sz w:val="14"/>
@@ -10169,7 +10731,6 @@
             <w:pPr>
               <w:jc w:val="center"/>
             </w:pPr>
-            <w:r/>
             <w:r>
               <w:rPr>
                 <w:sz w:val="16"/>
@@ -10186,7 +10747,6 @@
             <w:pPr>
               <w:jc w:val="center"/>
             </w:pPr>
-            <w:r/>
             <w:r>
               <w:rPr>
                 <w:sz w:val="16"/>
@@ -10203,7 +10763,6 @@
             <w:pPr>
               <w:jc w:val="center"/>
             </w:pPr>
-            <w:r/>
             <w:r>
               <w:rPr>
                 <w:sz w:val="16"/>
@@ -10222,7 +10781,6 @@
             <w:pPr>
               <w:jc w:val="center"/>
             </w:pPr>
-            <w:r/>
             <w:r>
               <w:rPr>
                 <w:sz w:val="16"/>
@@ -10253,7 +10811,6 @@
             <w:pPr>
               <w:jc w:val="center"/>
             </w:pPr>
-            <w:r/>
             <w:r>
               <w:rPr>
                 <w:sz w:val="16"/>
@@ -10270,7 +10827,6 @@
             <w:pPr>
               <w:jc w:val="center"/>
             </w:pPr>
-            <w:r/>
             <w:r>
               <w:rPr>
                 <w:sz w:val="16"/>
@@ -10287,7 +10843,6 @@
             <w:pPr>
               <w:jc w:val="center"/>
             </w:pPr>
-            <w:r/>
             <w:r>
               <w:rPr>
                 <w:sz w:val="16"/>
@@ -10301,7 +10856,6 @@
             <w:tcW w:type="dxa" w:w="4309"/>
           </w:tcPr>
           <w:p>
-            <w:r/>
             <w:r>
               <w:rPr>
                 <w:sz w:val="14"/>
@@ -10360,7 +10914,6 @@
             <w:pPr>
               <w:jc w:val="center"/>
             </w:pPr>
-            <w:r/>
             <w:r>
               <w:rPr>
                 <w:sz w:val="16"/>
@@ -10377,7 +10930,6 @@
             <w:pPr>
               <w:jc w:val="center"/>
             </w:pPr>
-            <w:r/>
             <w:r>
               <w:rPr>
                 <w:sz w:val="16"/>
@@ -10394,7 +10946,6 @@
             <w:pPr>
               <w:jc w:val="center"/>
             </w:pPr>
-            <w:r/>
             <w:r>
               <w:rPr>
                 <w:sz w:val="16"/>
@@ -10413,7 +10964,6 @@
             <w:pPr>
               <w:jc w:val="center"/>
             </w:pPr>
-            <w:r/>
             <w:r>
               <w:rPr>
                 <w:sz w:val="16"/>
@@ -10444,7 +10994,6 @@
             <w:pPr>
               <w:jc w:val="center"/>
             </w:pPr>
-            <w:r/>
             <w:r>
               <w:rPr>
                 <w:sz w:val="16"/>
@@ -10461,7 +11010,6 @@
             <w:pPr>
               <w:jc w:val="center"/>
             </w:pPr>
-            <w:r/>
             <w:r>
               <w:rPr>
                 <w:sz w:val="16"/>
@@ -10478,7 +11026,6 @@
             <w:pPr>
               <w:jc w:val="center"/>
             </w:pPr>
-            <w:r/>
             <w:r>
               <w:rPr>
                 <w:sz w:val="16"/>
@@ -10492,7 +11039,6 @@
             <w:tcW w:type="dxa" w:w="4309"/>
           </w:tcPr>
           <w:p>
-            <w:r/>
             <w:r>
               <w:rPr>
                 <w:sz w:val="14"/>
@@ -10543,7 +11089,6 @@
             <w:pPr>
               <w:jc w:val="center"/>
             </w:pPr>
-            <w:r/>
             <w:r>
               <w:rPr>
                 <w:sz w:val="16"/>
@@ -10560,7 +11105,6 @@
             <w:pPr>
               <w:jc w:val="center"/>
             </w:pPr>
-            <w:r/>
             <w:r>
               <w:rPr>
                 <w:sz w:val="16"/>
@@ -10577,7 +11121,6 @@
             <w:pPr>
               <w:jc w:val="center"/>
             </w:pPr>
-            <w:r/>
             <w:r>
               <w:rPr>
                 <w:sz w:val="16"/>
@@ -10596,7 +11139,6 @@
             <w:pPr>
               <w:jc w:val="center"/>
             </w:pPr>
-            <w:r/>
             <w:r>
               <w:rPr>
                 <w:sz w:val="16"/>
@@ -10627,7 +11169,6 @@
             <w:pPr>
               <w:jc w:val="center"/>
             </w:pPr>
-            <w:r/>
             <w:r>
               <w:rPr>
                 <w:sz w:val="16"/>
@@ -10644,7 +11185,6 @@
             <w:pPr>
               <w:jc w:val="center"/>
             </w:pPr>
-            <w:r/>
             <w:r>
               <w:rPr>
                 <w:sz w:val="16"/>
@@ -10661,7 +11201,6 @@
             <w:pPr>
               <w:jc w:val="center"/>
             </w:pPr>
-            <w:r/>
             <w:r>
               <w:rPr>
                 <w:sz w:val="16"/>
@@ -10675,7 +11214,6 @@
             <w:tcW w:type="dxa" w:w="4309"/>
           </w:tcPr>
           <w:p>
-            <w:r/>
             <w:r>
               <w:rPr>
                 <w:sz w:val="14"/>
@@ -10718,7 +11256,6 @@
             <w:pPr>
               <w:jc w:val="center"/>
             </w:pPr>
-            <w:r/>
             <w:r>
               <w:rPr>
                 <w:sz w:val="16"/>
@@ -10735,7 +11272,6 @@
             <w:pPr>
               <w:jc w:val="center"/>
             </w:pPr>
-            <w:r/>
             <w:r>
               <w:rPr>
                 <w:sz w:val="16"/>
@@ -10752,7 +11288,6 @@
             <w:pPr>
               <w:jc w:val="center"/>
             </w:pPr>
-            <w:r/>
             <w:r>
               <w:rPr>
                 <w:sz w:val="16"/>
@@ -10771,7 +11306,6 @@
             <w:pPr>
               <w:jc w:val="center"/>
             </w:pPr>
-            <w:r/>
             <w:r>
               <w:rPr>
                 <w:sz w:val="16"/>
@@ -10802,7 +11336,6 @@
             <w:pPr>
               <w:jc w:val="center"/>
             </w:pPr>
-            <w:r/>
             <w:r>
               <w:rPr>
                 <w:sz w:val="16"/>
@@ -10819,7 +11352,6 @@
             <w:pPr>
               <w:jc w:val="center"/>
             </w:pPr>
-            <w:r/>
             <w:r>
               <w:rPr>
                 <w:sz w:val="16"/>
@@ -10836,7 +11368,6 @@
             <w:pPr>
               <w:jc w:val="center"/>
             </w:pPr>
-            <w:r/>
             <w:r>
               <w:rPr>
                 <w:sz w:val="16"/>
@@ -10850,7 +11381,6 @@
             <w:tcW w:type="dxa" w:w="4309"/>
           </w:tcPr>
           <w:p>
-            <w:r/>
             <w:r>
               <w:rPr>
                 <w:sz w:val="14"/>
@@ -10941,7 +11471,6 @@
             <w:pPr>
               <w:jc w:val="center"/>
             </w:pPr>
-            <w:r/>
             <w:r>
               <w:rPr>
                 <w:sz w:val="16"/>
@@ -10958,7 +11487,6 @@
             <w:pPr>
               <w:jc w:val="center"/>
             </w:pPr>
-            <w:r/>
             <w:r>
               <w:rPr>
                 <w:sz w:val="16"/>
@@ -10970,16 +11498,14 @@
         <w:tc>
           <w:tcPr>
             <w:tcW w:type="dxa" w:w="624"/>
-            <w:shd w:val="clear" w:fill="FFF8E1"/>
-          </w:tcPr>
-          <w:p>
-            <w:pPr>
-              <w:jc w:val="center"/>
-            </w:pPr>
-            <w:r/>
-            <w:r>
-              <w:rPr>
-                <w:color w:val="BF9000"/>
+            <w:shd w:val="clear" w:fill="FFCC00"/>
+          </w:tcPr>
+          <w:p>
+            <w:pPr>
+              <w:jc w:val="center"/>
+            </w:pPr>
+            <w:r>
+              <w:rPr>
                 <w:sz w:val="16"/>
               </w:rPr>
               <w:t>8</w:t>
@@ -10996,7 +11522,6 @@
             <w:pPr>
               <w:jc w:val="center"/>
             </w:pPr>
-            <w:r/>
             <w:r>
               <w:rPr>
                 <w:sz w:val="16"/>
@@ -11027,7 +11552,6 @@
             <w:pPr>
               <w:jc w:val="center"/>
             </w:pPr>
-            <w:r/>
             <w:r>
               <w:rPr>
                 <w:sz w:val="16"/>
@@ -11044,7 +11568,6 @@
             <w:pPr>
               <w:jc w:val="center"/>
             </w:pPr>
-            <w:r/>
             <w:r>
               <w:rPr>
                 <w:sz w:val="16"/>
@@ -11061,7 +11584,6 @@
             <w:pPr>
               <w:jc w:val="center"/>
             </w:pPr>
-            <w:r/>
             <w:r>
               <w:rPr>
                 <w:sz w:val="16"/>
@@ -11075,7 +11597,6 @@
             <w:tcW w:type="dxa" w:w="4309"/>
           </w:tcPr>
           <w:p>
-            <w:r/>
             <w:r>
               <w:rPr>
                 <w:sz w:val="14"/>
@@ -11113,6 +11634,22 @@
                 <w:sz w:val="14"/>
               </w:rPr>
               <w:t>5- Lifting of CT/VT/surge arrester units per approved Lifting Plan (9.5 m/s wind limit).</w:t>
+            </w:r>
+          </w:p>
+          <w:p>
+            <w:r>
+              <w:rPr>
+                <w:sz w:val="14"/>
+              </w:rPr>
+              <w:t>6-Falling objects: tool lanyards; exclusion zone below support work; no loose tools at height.</w:t>
+            </w:r>
+          </w:p>
+          <w:p>
+            <w:r>
+              <w:rPr>
+                <w:sz w:val="14"/>
+              </w:rPr>
+              <w:t>7-Welding/torch work on supports: Hot Work Permit (SE-issued) + fire watch; ATEX zone awareness; gas-free where required.</w:t>
             </w:r>
           </w:p>
           <w:p>
@@ -11122,7 +11659,7 @@
                 <w:color w:val="C00000"/>
                 <w:sz w:val="13"/>
               </w:rPr>
-              <w:t>Rev 1 note: L 4→3, S 3→4; lifting-plan item added</w:t>
+              <w:t>Rev 1 note: L 4→3, S 3→4; lifting-plan item added + merged risks: falling objects, hot work on supports</w:t>
             </w:r>
           </w:p>
         </w:tc>
@@ -11134,7 +11671,6 @@
             <w:pPr>
               <w:jc w:val="center"/>
             </w:pPr>
-            <w:r/>
             <w:r>
               <w:rPr>
                 <w:sz w:val="16"/>
@@ -11151,7 +11687,6 @@
             <w:pPr>
               <w:jc w:val="center"/>
             </w:pPr>
-            <w:r/>
             <w:r>
               <w:rPr>
                 <w:sz w:val="16"/>
@@ -11168,7 +11703,6 @@
             <w:pPr>
               <w:jc w:val="center"/>
             </w:pPr>
-            <w:r/>
             <w:r>
               <w:rPr>
                 <w:sz w:val="16"/>
@@ -11187,7 +11721,6 @@
             <w:pPr>
               <w:jc w:val="center"/>
             </w:pPr>
-            <w:r/>
             <w:r>
               <w:rPr>
                 <w:sz w:val="16"/>
@@ -11218,7 +11751,6 @@
             <w:pPr>
               <w:jc w:val="center"/>
             </w:pPr>
-            <w:r/>
             <w:r>
               <w:rPr>
                 <w:sz w:val="16"/>
@@ -11235,7 +11767,6 @@
             <w:pPr>
               <w:jc w:val="center"/>
             </w:pPr>
-            <w:r/>
             <w:r>
               <w:rPr>
                 <w:sz w:val="16"/>
@@ -11252,7 +11783,6 @@
             <w:pPr>
               <w:jc w:val="center"/>
             </w:pPr>
-            <w:r/>
             <w:r>
               <w:rPr>
                 <w:sz w:val="16"/>
@@ -11266,7 +11796,6 @@
             <w:tcW w:type="dxa" w:w="4309"/>
           </w:tcPr>
           <w:p>
-            <w:r/>
             <w:r>
               <w:rPr>
                 <w:sz w:val="14"/>
@@ -11349,7 +11878,6 @@
             <w:pPr>
               <w:jc w:val="center"/>
             </w:pPr>
-            <w:r/>
             <w:r>
               <w:rPr>
                 <w:sz w:val="16"/>
@@ -11366,7 +11894,6 @@
             <w:pPr>
               <w:jc w:val="center"/>
             </w:pPr>
-            <w:r/>
             <w:r>
               <w:rPr>
                 <w:sz w:val="16"/>
@@ -11383,7 +11910,6 @@
             <w:pPr>
               <w:jc w:val="center"/>
             </w:pPr>
-            <w:r/>
             <w:r>
               <w:rPr>
                 <w:sz w:val="16"/>
@@ -11402,7 +11928,6 @@
             <w:pPr>
               <w:jc w:val="center"/>
             </w:pPr>
-            <w:r/>
             <w:r>
               <w:rPr>
                 <w:sz w:val="16"/>
@@ -11433,7 +11958,6 @@
             <w:pPr>
               <w:jc w:val="center"/>
             </w:pPr>
-            <w:r/>
             <w:r>
               <w:rPr>
                 <w:sz w:val="16"/>
@@ -11450,7 +11974,6 @@
             <w:pPr>
               <w:jc w:val="center"/>
             </w:pPr>
-            <w:r/>
             <w:r>
               <w:rPr>
                 <w:sz w:val="16"/>
@@ -11467,7 +11990,6 @@
             <w:pPr>
               <w:jc w:val="center"/>
             </w:pPr>
-            <w:r/>
             <w:r>
               <w:rPr>
                 <w:sz w:val="16"/>
@@ -11481,7 +12003,6 @@
             <w:tcW w:type="dxa" w:w="4309"/>
           </w:tcPr>
           <w:p>
-            <w:r/>
             <w:r>
               <w:rPr>
                 <w:sz w:val="14"/>
@@ -11580,7 +12101,6 @@
             <w:pPr>
               <w:jc w:val="center"/>
             </w:pPr>
-            <w:r/>
             <w:r>
               <w:rPr>
                 <w:sz w:val="16"/>
@@ -11597,7 +12117,6 @@
             <w:pPr>
               <w:jc w:val="center"/>
             </w:pPr>
-            <w:r/>
             <w:r>
               <w:rPr>
                 <w:sz w:val="16"/>
@@ -11614,7 +12133,6 @@
             <w:pPr>
               <w:jc w:val="center"/>
             </w:pPr>
-            <w:r/>
             <w:r>
               <w:rPr>
                 <w:sz w:val="16"/>
@@ -11633,7 +12151,6 @@
             <w:pPr>
               <w:jc w:val="center"/>
             </w:pPr>
-            <w:r/>
             <w:r>
               <w:rPr>
                 <w:sz w:val="16"/>
@@ -11664,7 +12181,6 @@
             <w:pPr>
               <w:jc w:val="center"/>
             </w:pPr>
-            <w:r/>
             <w:r>
               <w:rPr>
                 <w:sz w:val="16"/>
@@ -11681,7 +12197,6 @@
             <w:pPr>
               <w:jc w:val="center"/>
             </w:pPr>
-            <w:r/>
             <w:r>
               <w:rPr>
                 <w:sz w:val="16"/>
@@ -11698,7 +12213,6 @@
             <w:pPr>
               <w:jc w:val="center"/>
             </w:pPr>
-            <w:r/>
             <w:r>
               <w:rPr>
                 <w:sz w:val="16"/>
@@ -11712,7 +12226,6 @@
             <w:tcW w:type="dxa" w:w="4309"/>
           </w:tcPr>
           <w:p>
-            <w:r/>
             <w:r>
               <w:rPr>
                 <w:sz w:val="14"/>
@@ -11779,7 +12292,6 @@
             <w:pPr>
               <w:jc w:val="center"/>
             </w:pPr>
-            <w:r/>
             <w:r>
               <w:rPr>
                 <w:sz w:val="16"/>
@@ -11796,7 +12308,6 @@
             <w:pPr>
               <w:jc w:val="center"/>
             </w:pPr>
-            <w:r/>
             <w:r>
               <w:rPr>
                 <w:sz w:val="16"/>
@@ -11813,7 +12324,6 @@
             <w:pPr>
               <w:jc w:val="center"/>
             </w:pPr>
-            <w:r/>
             <w:r>
               <w:rPr>
                 <w:sz w:val="16"/>
@@ -11832,7 +12342,6 @@
             <w:pPr>
               <w:jc w:val="center"/>
             </w:pPr>
-            <w:r/>
             <w:r>
               <w:rPr>
                 <w:sz w:val="16"/>
@@ -11863,7 +12372,6 @@
             <w:pPr>
               <w:jc w:val="center"/>
             </w:pPr>
-            <w:r/>
             <w:r>
               <w:rPr>
                 <w:sz w:val="16"/>
@@ -11880,7 +12388,6 @@
             <w:pPr>
               <w:jc w:val="center"/>
             </w:pPr>
-            <w:r/>
             <w:r>
               <w:rPr>
                 <w:sz w:val="16"/>
@@ -11897,7 +12404,6 @@
             <w:pPr>
               <w:jc w:val="center"/>
             </w:pPr>
-            <w:r/>
             <w:r>
               <w:rPr>
                 <w:sz w:val="16"/>
@@ -11911,7 +12417,6 @@
             <w:tcW w:type="dxa" w:w="4309"/>
           </w:tcPr>
           <w:p>
-            <w:r/>
             <w:r>
               <w:rPr>
                 <w:sz w:val="14"/>
@@ -12002,7 +12507,6 @@
             <w:pPr>
               <w:jc w:val="center"/>
             </w:pPr>
-            <w:r/>
             <w:r>
               <w:rPr>
                 <w:sz w:val="16"/>
@@ -12019,7 +12523,6 @@
             <w:pPr>
               <w:jc w:val="center"/>
             </w:pPr>
-            <w:r/>
             <w:r>
               <w:rPr>
                 <w:sz w:val="16"/>
@@ -12036,7 +12539,6 @@
             <w:pPr>
               <w:jc w:val="center"/>
             </w:pPr>
-            <w:r/>
             <w:r>
               <w:rPr>
                 <w:sz w:val="16"/>
@@ -12055,7 +12557,6 @@
             <w:pPr>
               <w:jc w:val="center"/>
             </w:pPr>
-            <w:r/>
             <w:r>
               <w:rPr>
                 <w:sz w:val="16"/>
@@ -12086,7 +12587,6 @@
             <w:pPr>
               <w:jc w:val="center"/>
             </w:pPr>
-            <w:r/>
             <w:r>
               <w:rPr>
                 <w:sz w:val="16"/>
@@ -12103,7 +12603,6 @@
             <w:pPr>
               <w:jc w:val="center"/>
             </w:pPr>
-            <w:r/>
             <w:r>
               <w:rPr>
                 <w:sz w:val="16"/>
@@ -12115,17 +12614,16 @@
         <w:tc>
           <w:tcPr>
             <w:tcW w:type="dxa" w:w="624"/>
-            <w:shd w:val="clear" w:fill="FCE4EC"/>
-          </w:tcPr>
-          <w:p>
-            <w:pPr>
-              <w:jc w:val="center"/>
-            </w:pPr>
-            <w:r/>
+            <w:shd w:val="clear" w:fill="FF0000"/>
+          </w:tcPr>
+          <w:p>
+            <w:pPr>
+              <w:jc w:val="center"/>
+            </w:pPr>
             <w:r>
               <w:rPr>
                 <w:b/>
-                <w:color w:val="C00000"/>
+                <w:color w:val="FFFFFF"/>
                 <w:sz w:val="16"/>
               </w:rPr>
               <w:t>15</w:t>
@@ -12137,7 +12635,6 @@
             <w:tcW w:type="dxa" w:w="4309"/>
           </w:tcPr>
           <w:p>
-            <w:r/>
             <w:r>
               <w:rPr>
                 <w:sz w:val="14"/>
@@ -12183,6 +12680,14 @@
                 <w:sz w:val="14"/>
               </w:rPr>
               <w:t>6-Live-area map agreed with plant operators (BGC/MOE); Energized Work Permit (Siemens Energy-issued) where shutdown is not possible.</w:t>
+            </w:r>
+          </w:p>
+          <w:p>
+            <w:r>
+              <w:rPr>
+                <w:sz w:val="14"/>
+              </w:rPr>
+              <w:t>7-Live plant interface (BGC/MOE): agreed outage/blackout windows; daily interface meeting; joint coordination for any work in the live zone.</w:t>
             </w:r>
           </w:p>
           <w:p>
@@ -12192,7 +12697,7 @@
                 <w:color w:val="C00000"/>
                 <w:sz w:val="13"/>
               </w:rPr>
-              <w:t>Rev 1 note: S 3→5 (arc/flash in a live plant is fatal); residual MEDIUM (8) - live-plant proximity cannot be reduced to Low without verified isolation</w:t>
+              <w:t>Rev 1 note: S 3→5 (arc/flash in a live plant is fatal); residual MEDIUM (8) - live-plant proximity cannot be reduced to Low without verified isolation + merged risk: live-plant interface with operations</w:t>
             </w:r>
           </w:p>
         </w:tc>
@@ -12204,7 +12709,6 @@
             <w:pPr>
               <w:jc w:val="center"/>
             </w:pPr>
-            <w:r/>
             <w:r>
               <w:rPr>
                 <w:sz w:val="16"/>
@@ -12221,7 +12725,6 @@
             <w:pPr>
               <w:jc w:val="center"/>
             </w:pPr>
-            <w:r/>
             <w:r>
               <w:rPr>
                 <w:sz w:val="16"/>
@@ -12233,16 +12736,14 @@
         <w:tc>
           <w:tcPr>
             <w:tcW w:type="dxa" w:w="624"/>
-            <w:shd w:val="clear" w:fill="FFF8E1"/>
-          </w:tcPr>
-          <w:p>
-            <w:pPr>
-              <w:jc w:val="center"/>
-            </w:pPr>
-            <w:r/>
-            <w:r>
-              <w:rPr>
-                <w:color w:val="BF9000"/>
+            <w:shd w:val="clear" w:fill="FFCC00"/>
+          </w:tcPr>
+          <w:p>
+            <w:pPr>
+              <w:jc w:val="center"/>
+            </w:pPr>
+            <w:r>
+              <w:rPr>
                 <w:sz w:val="16"/>
               </w:rPr>
               <w:t>8</w:t>
@@ -12259,7 +12760,6 @@
             <w:pPr>
               <w:jc w:val="center"/>
             </w:pPr>
-            <w:r/>
             <w:r>
               <w:rPr>
                 <w:sz w:val="16"/>
@@ -12290,7 +12790,6 @@
             <w:pPr>
               <w:jc w:val="center"/>
             </w:pPr>
-            <w:r/>
             <w:r>
               <w:rPr>
                 <w:sz w:val="16"/>
@@ -12307,7 +12806,6 @@
             <w:pPr>
               <w:jc w:val="center"/>
             </w:pPr>
-            <w:r/>
             <w:r>
               <w:rPr>
                 <w:sz w:val="16"/>
@@ -12324,7 +12822,6 @@
             <w:pPr>
               <w:jc w:val="center"/>
             </w:pPr>
-            <w:r/>
             <w:r>
               <w:rPr>
                 <w:sz w:val="16"/>
@@ -12338,7 +12835,6 @@
             <w:tcW w:type="dxa" w:w="4309"/>
           </w:tcPr>
           <w:p>
-            <w:r/>
             <w:r>
               <w:rPr>
                 <w:sz w:val="14"/>
@@ -12376,6 +12872,22 @@
                 <w:sz w:val="14"/>
               </w:rPr>
               <w:t>5-Every worker on the construction site should be given an ID card. The back of the ID card should contain the project emergency numbers (104 / 115 / 122 / 911 / first aider), and the front should contain the employee's identity information and the training they have received.</w:t>
+            </w:r>
+          </w:p>
+          <w:p>
+            <w:r>
+              <w:rPr>
+                <w:sz w:val="14"/>
+              </w:rPr>
+              <w:t>6-Medical evacuation: dedicated transport vehicle on site; first-aid kits in all vehicles; nearest hospital Al-Zubair General Hospital (~45 min) — pre-notify before transfer; medevac plan agreed with SE/BGC/MOE.</w:t>
+            </w:r>
+          </w:p>
+          <w:p>
+            <w:r>
+              <w:rPr>
+                <w:sz w:val="14"/>
+              </w:rPr>
+              <w:t>7-Security (Basra): site access control &amp; perimeter; patrols; safe room; redundant communications; travel control &amp; escort; insurance; regional situation monitoring.</w:t>
             </w:r>
           </w:p>
           <w:p>
@@ -12385,7 +12897,7 @@
                 <w:color w:val="C00000"/>
                 <w:sz w:val="13"/>
               </w:rPr>
-              <w:t>Rev 1 note: Verified local emergency data inserted (replaces empty/112-only)</w:t>
+              <w:t>Rev 1 note: Verified local emergency data inserted (replaces empty/112-only) + merged risks: medical evacuation, site security</w:t>
             </w:r>
           </w:p>
         </w:tc>
@@ -12397,7 +12909,6 @@
             <w:pPr>
               <w:jc w:val="center"/>
             </w:pPr>
-            <w:r/>
             <w:r>
               <w:rPr>
                 <w:sz w:val="16"/>
@@ -12414,7 +12925,6 @@
             <w:pPr>
               <w:jc w:val="center"/>
             </w:pPr>
-            <w:r/>
             <w:r>
               <w:rPr>
                 <w:sz w:val="16"/>
@@ -12431,7 +12941,6 @@
             <w:pPr>
               <w:jc w:val="center"/>
             </w:pPr>
-            <w:r/>
             <w:r>
               <w:rPr>
                 <w:sz w:val="16"/>
@@ -12450,7 +12959,6 @@
             <w:pPr>
               <w:jc w:val="center"/>
             </w:pPr>
-            <w:r/>
             <w:r>
               <w:rPr>
                 <w:sz w:val="16"/>
@@ -12481,7 +12989,6 @@
             <w:pPr>
               <w:jc w:val="center"/>
             </w:pPr>
-            <w:r/>
             <w:r>
               <w:rPr>
                 <w:sz w:val="16"/>
@@ -12498,7 +13005,6 @@
             <w:pPr>
               <w:jc w:val="center"/>
             </w:pPr>
-            <w:r/>
             <w:r>
               <w:rPr>
                 <w:sz w:val="16"/>
@@ -12515,7 +13021,6 @@
             <w:pPr>
               <w:jc w:val="center"/>
             </w:pPr>
-            <w:r/>
             <w:r>
               <w:rPr>
                 <w:sz w:val="16"/>
@@ -12529,7 +13034,6 @@
             <w:tcW w:type="dxa" w:w="4309"/>
           </w:tcPr>
           <w:p>
-            <w:r/>
             <w:r>
               <w:rPr>
                 <w:sz w:val="14"/>
@@ -12559,6 +13063,14 @@
                 <w:sz w:val="14"/>
               </w:rPr>
               <w:t>4-Commissioning procedure per OEM with hold points; gas-free &amp; LEL monitoring for gas systems; barricaded test zone for pressure tests.</w:t>
+            </w:r>
+          </w:p>
+          <w:p>
+            <w:r>
+              <w:rPr>
+                <w:sz w:val="14"/>
+              </w:rPr>
+              <w:t>5-Hot surfaces (turbine/piping/steam during commissioning): surface temperature check before work; “HOT SURFACE” signage; temporary insulation; EN 407 PPE; no work near surfaces &gt;60°C without treatment.</w:t>
             </w:r>
           </w:p>
           <w:p>
@@ -12568,7 +13080,7 @@
                 <w:color w:val="C00000"/>
                 <w:sz w:val="13"/>
               </w:rPr>
-              <w:t>Rev 1 note: PTW corrected: Siemens Energy (was “from customer”); OEM/hold-point item added; residual MEDIUM (8)</w:t>
+              <w:t>Rev 1 note: PTW corrected: Siemens Energy (was “from customer”); OEM/hold-point item added; residual MEDIUM (8) + merged risk: hot surfaces during commissioning</w:t>
             </w:r>
           </w:p>
         </w:tc>
@@ -12580,7 +13092,6 @@
             <w:pPr>
               <w:jc w:val="center"/>
             </w:pPr>
-            <w:r/>
             <w:r>
               <w:rPr>
                 <w:sz w:val="16"/>
@@ -12597,7 +13108,6 @@
             <w:pPr>
               <w:jc w:val="center"/>
             </w:pPr>
-            <w:r/>
             <w:r>
               <w:rPr>
                 <w:sz w:val="16"/>
@@ -12609,16 +13119,14 @@
         <w:tc>
           <w:tcPr>
             <w:tcW w:type="dxa" w:w="624"/>
-            <w:shd w:val="clear" w:fill="FFF8E1"/>
-          </w:tcPr>
-          <w:p>
-            <w:pPr>
-              <w:jc w:val="center"/>
-            </w:pPr>
-            <w:r/>
-            <w:r>
-              <w:rPr>
-                <w:color w:val="BF9000"/>
+            <w:shd w:val="clear" w:fill="FFCC00"/>
+          </w:tcPr>
+          <w:p>
+            <w:pPr>
+              <w:jc w:val="center"/>
+            </w:pPr>
+            <w:r>
+              <w:rPr>
                 <w:sz w:val="16"/>
               </w:rPr>
               <w:t>8</w:t>
@@ -12635,7 +13143,6 @@
             <w:pPr>
               <w:jc w:val="center"/>
             </w:pPr>
-            <w:r/>
             <w:r>
               <w:rPr>
                 <w:sz w:val="16"/>
@@ -12666,7 +13173,6 @@
             <w:pPr>
               <w:jc w:val="center"/>
             </w:pPr>
-            <w:r/>
             <w:r>
               <w:rPr>
                 <w:sz w:val="16"/>
@@ -12683,7 +13189,6 @@
             <w:pPr>
               <w:jc w:val="center"/>
             </w:pPr>
-            <w:r/>
             <w:r>
               <w:rPr>
                 <w:sz w:val="16"/>
@@ -12700,7 +13205,6 @@
             <w:pPr>
               <w:jc w:val="center"/>
             </w:pPr>
-            <w:r/>
             <w:r>
               <w:rPr>
                 <w:sz w:val="16"/>
@@ -12714,7 +13218,6 @@
             <w:tcW w:type="dxa" w:w="4309"/>
           </w:tcPr>
           <w:p>
-            <w:r/>
             <w:r>
               <w:rPr>
                 <w:sz w:val="14"/>
@@ -12784,6 +13287,22 @@
                 <w:sz w:val="14"/>
               </w:rPr>
               <w:t>9-If chemicals spill or leak into an environment, they should be cleaned with absorbent kits.</w:t>
+            </w:r>
+          </w:p>
+          <w:p>
+            <w:r>
+              <w:rPr>
+                <w:sz w:val="14"/>
+              </w:rPr>
+              <w:t>10-Oil &amp; hazardous material spill response: spill kits at turbine-oil &amp; hydraulic points; containment bunds; trained spill response; report to SE EHS (Ahmed Mansour) &amp; BGC/MOE site EHS.</w:t>
+            </w:r>
+          </w:p>
+          <w:p>
+            <w:r>
+              <w:rPr>
+                <w:sz w:val="14"/>
+              </w:rPr>
+              <w:t>11-Dust/fume control (cutting, grinding, welding fumes): wet cutting where possible; FFP3 (EN 149); local exhaust ventilation; periodic air monitoring (silica).</w:t>
             </w:r>
           </w:p>
           <w:p>
@@ -12793,7 +13312,7 @@
                 <w:color w:val="C00000"/>
                 <w:sz w:val="13"/>
               </w:rPr>
-              <w:t>Rev 1 note: Pre over-stated (4×3=12 → 2×3=6); “MGBF”→MSDS/SDS; post corrected (2×3=6 → 1×2=2)</w:t>
+              <w:t>Rev 1 note: Pre over-stated (4×3=12 → 2×3=6); “MGBF”→MSDS/SDS; post corrected (2×3=6 → 1×2=2) + merged risks: oil/chemical spill, dust &amp; fumes</w:t>
             </w:r>
           </w:p>
         </w:tc>
@@ -12805,7 +13324,6 @@
             <w:pPr>
               <w:jc w:val="center"/>
             </w:pPr>
-            <w:r/>
             <w:r>
               <w:rPr>
                 <w:sz w:val="16"/>
@@ -12822,7 +13340,6 @@
             <w:pPr>
               <w:jc w:val="center"/>
             </w:pPr>
-            <w:r/>
             <w:r>
               <w:rPr>
                 <w:sz w:val="16"/>
@@ -12839,7 +13356,6 @@
             <w:pPr>
               <w:jc w:val="center"/>
             </w:pPr>
-            <w:r/>
             <w:r>
               <w:rPr>
                 <w:sz w:val="16"/>
@@ -12895,7 +13411,7 @@
         <w:tc>
           <w:tcPr>
             <w:tcW w:type="dxa" w:w="480"/>
-            <w:shd w:val="clear" w:fill="1F4E79"/>
+            <w:shd w:val="clear" w:fill="CCC0DA"/>
           </w:tcPr>
           <w:p>
             <w:pPr>
@@ -12904,7 +13420,6 @@
             <w:r>
               <w:rPr>
                 <w:b/>
-                <w:color w:val="FFFFFF"/>
                 <w:sz w:val="13"/>
               </w:rPr>
             </w:r>
@@ -12913,7 +13428,7 @@
         <w:tc>
           <w:tcPr>
             <w:tcW w:type="dxa" w:w="480"/>
-            <w:shd w:val="clear" w:fill="1F4E79"/>
+            <w:shd w:val="clear" w:fill="CCC0DA"/>
           </w:tcPr>
           <w:p>
             <w:pPr>
@@ -12922,7 +13437,6 @@
             <w:r>
               <w:rPr>
                 <w:b/>
-                <w:color w:val="FFFFFF"/>
                 <w:sz w:val="13"/>
               </w:rPr>
               <w:t>LOTO</w:t>
@@ -12932,7 +13446,7 @@
         <w:tc>
           <w:tcPr>
             <w:tcW w:type="dxa" w:w="480"/>
-            <w:shd w:val="clear" w:fill="1F4E79"/>
+            <w:shd w:val="clear" w:fill="CCC0DA"/>
           </w:tcPr>
           <w:p>
             <w:pPr>
@@ -12941,7 +13455,6 @@
             <w:r>
               <w:rPr>
                 <w:b/>
-                <w:color w:val="FFFFFF"/>
                 <w:sz w:val="13"/>
               </w:rPr>
               <w:t>EN 397 Helmets</w:t>
@@ -12951,7 +13464,7 @@
         <w:tc>
           <w:tcPr>
             <w:tcW w:type="dxa" w:w="480"/>
-            <w:shd w:val="clear" w:fill="1F4E79"/>
+            <w:shd w:val="clear" w:fill="CCC0DA"/>
           </w:tcPr>
           <w:p>
             <w:pPr>
@@ -12960,7 +13473,6 @@
             <w:r>
               <w:rPr>
                 <w:b/>
-                <w:color w:val="FFFFFF"/>
                 <w:sz w:val="13"/>
               </w:rPr>
               <w:t>EN 352 Ear Plug</w:t>
@@ -12970,7 +13482,7 @@
         <w:tc>
           <w:tcPr>
             <w:tcW w:type="dxa" w:w="480"/>
-            <w:shd w:val="clear" w:fill="1F4E79"/>
+            <w:shd w:val="clear" w:fill="CCC0DA"/>
           </w:tcPr>
           <w:p>
             <w:pPr>
@@ -12979,7 +13491,6 @@
             <w:r>
               <w:rPr>
                 <w:b/>
-                <w:color w:val="FFFFFF"/>
                 <w:sz w:val="13"/>
               </w:rPr>
               <w:t>EN 345 S3 Safety Shoes</w:t>
@@ -12989,7 +13500,7 @@
         <w:tc>
           <w:tcPr>
             <w:tcW w:type="dxa" w:w="480"/>
-            <w:shd w:val="clear" w:fill="1F4E79"/>
+            <w:shd w:val="clear" w:fill="CCC0DA"/>
           </w:tcPr>
           <w:p>
             <w:pPr>
@@ -12998,7 +13509,6 @@
             <w:r>
               <w:rPr>
                 <w:b/>
-                <w:color w:val="FFFFFF"/>
                 <w:sz w:val="13"/>
               </w:rPr>
               <w:t>EN 388 Mechanical</w:t>
@@ -13008,7 +13518,7 @@
         <w:tc>
           <w:tcPr>
             <w:tcW w:type="dxa" w:w="480"/>
-            <w:shd w:val="clear" w:fill="1F4E79"/>
+            <w:shd w:val="clear" w:fill="CCC0DA"/>
           </w:tcPr>
           <w:p>
             <w:pPr>
@@ -13017,7 +13527,6 @@
             <w:r>
               <w:rPr>
                 <w:b/>
-                <w:color w:val="FFFFFF"/>
                 <w:sz w:val="13"/>
               </w:rPr>
               <w:t>EN 407 Heat-Tolerant Glove</w:t>
@@ -13027,7 +13536,7 @@
         <w:tc>
           <w:tcPr>
             <w:tcW w:type="dxa" w:w="480"/>
-            <w:shd w:val="clear" w:fill="1F4E79"/>
+            <w:shd w:val="clear" w:fill="CCC0DA"/>
           </w:tcPr>
           <w:p>
             <w:pPr>
@@ -13036,7 +13545,6 @@
             <w:r>
               <w:rPr>
                 <w:b/>
-                <w:color w:val="FFFFFF"/>
                 <w:sz w:val="13"/>
               </w:rPr>
               <w:t>Protective Clothing</w:t>
@@ -13046,7 +13554,7 @@
         <w:tc>
           <w:tcPr>
             <w:tcW w:type="dxa" w:w="480"/>
-            <w:shd w:val="clear" w:fill="1F4E79"/>
+            <w:shd w:val="clear" w:fill="CCC0DA"/>
           </w:tcPr>
           <w:p>
             <w:pPr>
@@ -13055,7 +13563,6 @@
             <w:r>
               <w:rPr>
                 <w:b/>
-                <w:color w:val="FFFFFF"/>
                 <w:sz w:val="13"/>
               </w:rPr>
               <w:t>EN 166 Eyewear</w:t>
@@ -13065,7 +13572,7 @@
         <w:tc>
           <w:tcPr>
             <w:tcW w:type="dxa" w:w="480"/>
-            <w:shd w:val="clear" w:fill="1F4E79"/>
+            <w:shd w:val="clear" w:fill="CCC0DA"/>
           </w:tcPr>
           <w:p>
             <w:pPr>
@@ -13074,7 +13581,6 @@
             <w:r>
               <w:rPr>
                 <w:b/>
-                <w:color w:val="FFFFFF"/>
                 <w:sz w:val="13"/>
               </w:rPr>
               <w:t>EN 166 Face Shield</w:t>
@@ -13084,7 +13590,7 @@
         <w:tc>
           <w:tcPr>
             <w:tcW w:type="dxa" w:w="480"/>
-            <w:shd w:val="clear" w:fill="1F4E79"/>
+            <w:shd w:val="clear" w:fill="CCC0DA"/>
           </w:tcPr>
           <w:p>
             <w:pPr>
@@ -13093,7 +13599,6 @@
             <w:r>
               <w:rPr>
                 <w:b/>
-                <w:color w:val="FFFFFF"/>
                 <w:sz w:val="13"/>
               </w:rPr>
               <w:t>EN 407 Thermo Safety Glove</w:t>
@@ -13103,7 +13608,7 @@
         <w:tc>
           <w:tcPr>
             <w:tcW w:type="dxa" w:w="480"/>
-            <w:shd w:val="clear" w:fill="1F4E79"/>
+            <w:shd w:val="clear" w:fill="CCC0DA"/>
           </w:tcPr>
           <w:p>
             <w:pPr>
@@ -13112,7 +13617,6 @@
             <w:r>
               <w:rPr>
                 <w:b/>
-                <w:color w:val="FFFFFF"/>
                 <w:sz w:val="13"/>
               </w:rPr>
               <w:t>EN 361 Full Body Harness</w:t>
@@ -13122,7 +13626,7 @@
         <w:tc>
           <w:tcPr>
             <w:tcW w:type="dxa" w:w="480"/>
-            <w:shd w:val="clear" w:fill="1F4E79"/>
+            <w:shd w:val="clear" w:fill="CCC0DA"/>
           </w:tcPr>
           <w:p>
             <w:pPr>
@@ -13131,7 +13635,6 @@
             <w:r>
               <w:rPr>
                 <w:b/>
-                <w:color w:val="FFFFFF"/>
                 <w:sz w:val="13"/>
               </w:rPr>
               <w:t>Electric Arc Protective Clothing</w:t>
@@ -13141,7 +13644,7 @@
         <w:tc>
           <w:tcPr>
             <w:tcW w:type="dxa" w:w="480"/>
-            <w:shd w:val="clear" w:fill="1F4E79"/>
+            <w:shd w:val="clear" w:fill="CCC0DA"/>
           </w:tcPr>
           <w:p>
             <w:pPr>
@@ -13150,7 +13653,6 @@
             <w:r>
               <w:rPr>
                 <w:b/>
-                <w:color w:val="FFFFFF"/>
                 <w:sz w:val="13"/>
               </w:rPr>
               <w:t>Electrical Safety Gloves</w:t>
@@ -13160,7 +13662,7 @@
         <w:tc>
           <w:tcPr>
             <w:tcW w:type="dxa" w:w="480"/>
-            <w:shd w:val="clear" w:fill="1F4E79"/>
+            <w:shd w:val="clear" w:fill="CCC0DA"/>
           </w:tcPr>
           <w:p>
             <w:pPr>
@@ -13169,7 +13671,6 @@
             <w:r>
               <w:rPr>
                 <w:b/>
-                <w:color w:val="FFFFFF"/>
                 <w:sz w:val="13"/>
               </w:rPr>
               <w:t>EN 136 Dust Mask</w:t>
@@ -13179,7 +13680,7 @@
         <w:tc>
           <w:tcPr>
             <w:tcW w:type="dxa" w:w="480"/>
-            <w:shd w:val="clear" w:fill="1F4E79"/>
+            <w:shd w:val="clear" w:fill="CCC0DA"/>
           </w:tcPr>
           <w:p>
             <w:pPr>
@@ -13188,7 +13689,6 @@
             <w:r>
               <w:rPr>
                 <w:b/>
-                <w:color w:val="FFFFFF"/>
                 <w:sz w:val="13"/>
               </w:rPr>
               <w:t>Reflective Vest</w:t>
@@ -13198,7 +13698,7 @@
         <w:tc>
           <w:tcPr>
             <w:tcW w:type="dxa" w:w="480"/>
-            <w:shd w:val="clear" w:fill="1F4E79"/>
+            <w:shd w:val="clear" w:fill="CCC0DA"/>
           </w:tcPr>
           <w:p>
             <w:pPr>
@@ -13207,7 +13707,6 @@
             <w:r>
               <w:rPr>
                 <w:b/>
-                <w:color w:val="FFFFFF"/>
                 <w:sz w:val="13"/>
               </w:rPr>
               <w:t>Fire Extinguisher</w:t>
@@ -13217,7 +13716,7 @@
         <w:tc>
           <w:tcPr>
             <w:tcW w:type="dxa" w:w="480"/>
-            <w:shd w:val="clear" w:fill="1F4E79"/>
+            <w:shd w:val="clear" w:fill="CCC0DA"/>
           </w:tcPr>
           <w:p>
             <w:pPr>
@@ -13226,7 +13725,6 @@
             <w:r>
               <w:rPr>
                 <w:b/>
-                <w:color w:val="FFFFFF"/>
                 <w:sz w:val="13"/>
               </w:rPr>
               <w:t>Other</w:t>
@@ -13559,7 +14057,7 @@
         <w:tc>
           <w:tcPr>
             <w:tcW w:type="dxa" w:w="3969"/>
-            <w:shd w:val="clear" w:fill="1F4E79"/>
+            <w:shd w:val="clear" w:fill="CCC0DA"/>
           </w:tcPr>
           <w:p>
             <w:pPr>
@@ -13568,7 +14066,6 @@
             <w:r>
               <w:rPr>
                 <w:b/>
-                <w:color w:val="FFFFFF"/>
                 <w:sz w:val="18"/>
               </w:rPr>
               <w:t>Name</w:t>
@@ -13578,7 +14075,7 @@
         <w:tc>
           <w:tcPr>
             <w:tcW w:type="dxa" w:w="3402"/>
-            <w:shd w:val="clear" w:fill="1F4E79"/>
+            <w:shd w:val="clear" w:fill="CCC0DA"/>
           </w:tcPr>
           <w:p>
             <w:pPr>
@@ -13587,7 +14084,6 @@
             <w:r>
               <w:rPr>
                 <w:b/>
-                <w:color w:val="FFFFFF"/>
                 <w:sz w:val="18"/>
               </w:rPr>
               <w:t>Position</w:t>
@@ -13597,7 +14093,7 @@
         <w:tc>
           <w:tcPr>
             <w:tcW w:type="dxa" w:w="3175"/>
-            <w:shd w:val="clear" w:fill="1F4E79"/>
+            <w:shd w:val="clear" w:fill="CCC0DA"/>
           </w:tcPr>
           <w:p>
             <w:pPr>
@@ -13606,7 +14102,6 @@
             <w:r>
               <w:rPr>
                 <w:b/>
-                <w:color w:val="FFFFFF"/>
                 <w:sz w:val="18"/>
               </w:rPr>
               <w:t>Signature</w:t>
@@ -14172,7 +14667,7 @@
         <w:tc>
           <w:tcPr>
             <w:tcW w:type="dxa" w:w="2160"/>
-            <w:shd w:val="clear" w:fill="1F4E79"/>
+            <w:shd w:val="clear" w:fill="CCC0DA"/>
           </w:tcPr>
           <w:p>
             <w:pPr>
@@ -14181,7 +14676,6 @@
             <w:r>
               <w:rPr>
                 <w:b/>
-                <w:color w:val="FFFFFF"/>
                 <w:sz w:val="16"/>
               </w:rPr>
               <w:t>SITE MANAGER</w:t>
@@ -14191,7 +14685,7 @@
         <w:tc>
           <w:tcPr>
             <w:tcW w:type="dxa" w:w="2160"/>
-            <w:shd w:val="clear" w:fill="1F4E79"/>
+            <w:shd w:val="clear" w:fill="CCC0DA"/>
           </w:tcPr>
           <w:p>
             <w:pPr>
@@ -14200,7 +14694,6 @@
             <w:r>
               <w:rPr>
                 <w:b/>
-                <w:color w:val="FFFFFF"/>
                 <w:sz w:val="16"/>
               </w:rPr>
               <w:t>PROJECT MANAGER</w:t>
@@ -14210,7 +14703,7 @@
         <w:tc>
           <w:tcPr>
             <w:tcW w:type="dxa" w:w="2160"/>
-            <w:shd w:val="clear" w:fill="1F4E79"/>
+            <w:shd w:val="clear" w:fill="CCC0DA"/>
           </w:tcPr>
           <w:p>
             <w:pPr>
@@ -14219,7 +14712,6 @@
             <w:r>
               <w:rPr>
                 <w:b/>
-                <w:color w:val="FFFFFF"/>
                 <w:sz w:val="16"/>
               </w:rPr>
               <w:t>EHS MANAGER</w:t>
@@ -14229,7 +14721,7 @@
         <w:tc>
           <w:tcPr>
             <w:tcW w:type="dxa" w:w="2160"/>
-            <w:shd w:val="clear" w:fill="1F4E79"/>
+            <w:shd w:val="clear" w:fill="CCC0DA"/>
           </w:tcPr>
           <w:p>
             <w:pPr>
@@ -14238,7 +14730,6 @@
             <w:r>
               <w:rPr>
                 <w:b/>
-                <w:color w:val="FFFFFF"/>
                 <w:sz w:val="16"/>
               </w:rPr>
               <w:t>EHS DIRECTOR</w:t>
@@ -14499,13 +14990,15 @@
         <w:tc>
           <w:tcPr>
             <w:tcW w:type="dxa" w:w="2880"/>
-            <w:shd w:val="clear" w:fill="1F4E79"/>
-          </w:tcPr>
-          <w:p>
+            <w:shd w:val="clear" w:fill="CCC0DA"/>
+          </w:tcPr>
+          <w:p>
+            <w:pPr>
+              <w:jc w:val="center"/>
+            </w:pPr>
             <w:r>
               <w:rPr>
                 <w:b/>
-                <w:color w:val="FFFFFF"/>
                 <w:sz w:val="16"/>
               </w:rPr>
               <w:t>TRAINER/SIGN</w:t>
@@ -14515,13 +15008,15 @@
         <w:tc>
           <w:tcPr>
             <w:tcW w:type="dxa" w:w="2880"/>
-            <w:shd w:val="clear" w:fill="1F4E79"/>
-          </w:tcPr>
-          <w:p>
+            <w:shd w:val="clear" w:fill="CCC0DA"/>
+          </w:tcPr>
+          <w:p>
+            <w:pPr>
+              <w:jc w:val="center"/>
+            </w:pPr>
             <w:r>
               <w:rPr>
                 <w:b/>
-                <w:color w:val="FFFFFF"/>
                 <w:sz w:val="16"/>
               </w:rPr>
               <w:t>TRAINING AREA</w:t>
@@ -14531,13 +15026,15 @@
         <w:tc>
           <w:tcPr>
             <w:tcW w:type="dxa" w:w="2880"/>
-            <w:shd w:val="clear" w:fill="1F4E79"/>
-          </w:tcPr>
-          <w:p>
+            <w:shd w:val="clear" w:fill="CCC0DA"/>
+          </w:tcPr>
+          <w:p>
+            <w:pPr>
+              <w:jc w:val="center"/>
+            </w:pPr>
             <w:r>
               <w:rPr>
                 <w:b/>
-                <w:color w:val="FFFFFF"/>
                 <w:sz w:val="16"/>
               </w:rPr>
               <w:t>TRAINING DATE</w:t>
@@ -14605,13 +15102,15 @@
         <w:tc>
           <w:tcPr>
             <w:tcW w:type="dxa" w:w="510"/>
-            <w:shd w:val="clear" w:fill="1F4E79"/>
-          </w:tcPr>
-          <w:p>
+            <w:shd w:val="clear" w:fill="CCC0DA"/>
+          </w:tcPr>
+          <w:p>
+            <w:pPr>
+              <w:jc w:val="center"/>
+            </w:pPr>
             <w:r>
               <w:rPr>
                 <w:b/>
-                <w:color w:val="FFFFFF"/>
                 <w:sz w:val="14"/>
               </w:rPr>
               <w:t>No</w:t>
@@ -14621,13 +15120,15 @@
         <w:tc>
           <w:tcPr>
             <w:tcW w:type="dxa" w:w="2835"/>
-            <w:shd w:val="clear" w:fill="1F4E79"/>
-          </w:tcPr>
-          <w:p>
+            <w:shd w:val="clear" w:fill="CCC0DA"/>
+          </w:tcPr>
+          <w:p>
+            <w:pPr>
+              <w:jc w:val="center"/>
+            </w:pPr>
             <w:r>
               <w:rPr>
                 <w:b/>
-                <w:color w:val="FFFFFF"/>
                 <w:sz w:val="14"/>
               </w:rPr>
               <w:t>Name Surname</w:t>
@@ -14637,13 +15138,15 @@
         <w:tc>
           <w:tcPr>
             <w:tcW w:type="dxa" w:w="1814"/>
-            <w:shd w:val="clear" w:fill="1F4E79"/>
-          </w:tcPr>
-          <w:p>
+            <w:shd w:val="clear" w:fill="CCC0DA"/>
+          </w:tcPr>
+          <w:p>
+            <w:pPr>
+              <w:jc w:val="center"/>
+            </w:pPr>
             <w:r>
               <w:rPr>
                 <w:b/>
-                <w:color w:val="FFFFFF"/>
                 <w:sz w:val="14"/>
               </w:rPr>
               <w:t>Signature</w:t>
@@ -14653,13 +15156,15 @@
         <w:tc>
           <w:tcPr>
             <w:tcW w:type="dxa" w:w="510"/>
-            <w:shd w:val="clear" w:fill="1F4E79"/>
-          </w:tcPr>
-          <w:p>
+            <w:shd w:val="clear" w:fill="CCC0DA"/>
+          </w:tcPr>
+          <w:p>
+            <w:pPr>
+              <w:jc w:val="center"/>
+            </w:pPr>
             <w:r>
               <w:rPr>
                 <w:b/>
-                <w:color w:val="FFFFFF"/>
                 <w:sz w:val="14"/>
               </w:rPr>
               <w:t>No</w:t>
@@ -14669,13 +15174,15 @@
         <w:tc>
           <w:tcPr>
             <w:tcW w:type="dxa" w:w="2835"/>
-            <w:shd w:val="clear" w:fill="1F4E79"/>
-          </w:tcPr>
-          <w:p>
+            <w:shd w:val="clear" w:fill="CCC0DA"/>
+          </w:tcPr>
+          <w:p>
+            <w:pPr>
+              <w:jc w:val="center"/>
+            </w:pPr>
             <w:r>
               <w:rPr>
                 <w:b/>
-                <w:color w:val="FFFFFF"/>
                 <w:sz w:val="14"/>
               </w:rPr>
               <w:t>Name Surname</w:t>
@@ -14685,13 +15192,15 @@
         <w:tc>
           <w:tcPr>
             <w:tcW w:type="dxa" w:w="1814"/>
-            <w:shd w:val="clear" w:fill="1F4E79"/>
-          </w:tcPr>
-          <w:p>
+            <w:shd w:val="clear" w:fill="CCC0DA"/>
+          </w:tcPr>
+          <w:p>
+            <w:pPr>
+              <w:jc w:val="center"/>
+            </w:pPr>
             <w:r>
               <w:rPr>
                 <w:b/>
-                <w:color w:val="FFFFFF"/>
                 <w:sz w:val="14"/>
               </w:rPr>
               <w:t>Signature</w:t>
@@ -17475,7 +17984,7 @@
           <w:i w:val="0"/>
           <w:sz w:val="16"/>
         </w:rPr>
-        <w:t>DOCUMENT STATUS: ISSUED FOR FORMAL REVIEW &amp; APPROVAL — Doc No: 1, Rev: 1, 14.09.2026. Form design (SE-FO-0023) preserved; information updated with verified project data. Work starts only after Step 5 is completed by all assigned personnel.</w:t>
+        <w:t>DOCUMENT STATUS: ISSUED FOR FORMAL REVIEW &amp; APPROVAL — Doc No: 1, Rev: 1, 14.09.2026. Original SE-FO-0023 form design, colors and layout preserved; information updated with verified project data; missing risks merged into existing rows (see change summary). Work starts only after Step 5 is completed by all assigned personnel.</w:t>
       </w:r>
     </w:p>
     <w:sectPr>
@@ -17499,7 +18008,7 @@
       <w:rPr>
         <w:sz w:val="14"/>
       </w:rPr>
-      <w:t>SE-FO-0023    Rev: 1    |    Geçerli doküman elektronik ortamda bulunmaktadır. Basılı dokümanlar bilgi amaçlıdır.    |    Copyright  Siemens Enerji San ve Tic. A.Ş. Her Hakkı Saklıdır. Firmaya Özel</w:t>
+      <w:t>SE-FO-0023    Rev: 1    |    ortamda bulunmaktadır. Her Hakkı Saklıdır .Firmaya Özel    |    Siemens Energy, Siemens AG tarafından lisanslanmış tescilli bir ticari markadır</w:t>
     </w:r>
   </w:p>
 </w:ftr>
